--- a/_Documentazione_Aggiornata/Documentazione_completa.docx
+++ b/_Documentazione_Aggiornata/Documentazione_completa.docx
@@ -356,9 +356,15 @@
       <w:pPr>
         <w:pStyle w:val="Titolo1"/>
         <w:jc w:val="center"/>
+        <w:rPr>
+          <w:rFonts w:ascii="Century Gothic" w:hAnsi="Century Gothic"/>
+        </w:rPr>
       </w:pPr>
       <w:bookmarkStart w:id="0" w:name="_Toc222712554"/>
       <w:r>
+        <w:rPr>
+          <w:rFonts w:ascii="Century Gothic" w:hAnsi="Century Gothic"/>
+        </w:rPr>
         <w:lastRenderedPageBreak/>
         <w:t>INDICE</w:t>
       </w:r>
@@ -366,6 +372,15 @@
     </w:p>
     <w:sdt>
       <w:sdtPr>
+        <w:rPr>
+          <w:rFonts w:ascii="Century Gothic" w:eastAsiaTheme="minorHAnsi" w:hAnsi="Century Gothic" w:cstheme="minorBidi"/>
+          <w:color w:val="auto"/>
+          <w:kern w:val="2"/>
+          <w:sz w:val="22"/>
+          <w:szCs w:val="22"/>
+          <w:lang w:eastAsia="en-US"/>
+          <w14:ligatures w14:val="standardContextual"/>
+        </w:rPr>
         <w:id w:val="1526752759"/>
         <w:docPartObj>
           <w:docPartGallery w:val="Table of Contents"/>
@@ -374,23 +389,22 @@
       </w:sdtPr>
       <w:sdtEndPr>
         <w:rPr>
-          <w:rFonts w:asciiTheme="minorHAnsi" w:eastAsiaTheme="minorHAnsi" w:hAnsiTheme="minorHAnsi" w:cstheme="minorBidi"/>
           <w:b/>
           <w:bCs/>
-          <w:color w:val="auto"/>
-          <w:kern w:val="2"/>
-          <w:sz w:val="22"/>
-          <w:szCs w:val="22"/>
-          <w:lang w:eastAsia="en-US"/>
-          <w14:ligatures w14:val="standardContextual"/>
         </w:rPr>
       </w:sdtEndPr>
       <w:sdtContent>
         <w:p>
           <w:pPr>
             <w:pStyle w:val="Titolosommario"/>
+            <w:rPr>
+              <w:rFonts w:ascii="Century Gothic" w:hAnsi="Century Gothic"/>
+            </w:rPr>
           </w:pPr>
           <w:r>
+            <w:rPr>
+              <w:rFonts w:ascii="Century Gothic" w:hAnsi="Century Gothic"/>
+            </w:rPr>
             <w:t>Sommario</w:t>
           </w:r>
         </w:p>
@@ -401,7 +415,7 @@
               <w:tab w:val="right" w:leader="dot" w:pos="9628"/>
             </w:tabs>
             <w:rPr>
-              <w:rFonts w:eastAsiaTheme="minorEastAsia"/>
+              <w:rFonts w:ascii="Century Gothic" w:eastAsiaTheme="minorEastAsia" w:hAnsi="Century Gothic"/>
               <w:noProof/>
               <w:sz w:val="24"/>
               <w:szCs w:val="24"/>
@@ -409,24 +423,35 @@
             </w:rPr>
           </w:pPr>
           <w:r>
+            <w:rPr>
+              <w:rFonts w:ascii="Century Gothic" w:hAnsi="Century Gothic"/>
+            </w:rPr>
             <w:fldChar w:fldCharType="begin"/>
           </w:r>
           <w:r>
+            <w:rPr>
+              <w:rFonts w:ascii="Century Gothic" w:hAnsi="Century Gothic"/>
+            </w:rPr>
             <w:instrText xml:space="preserve"> TOC \o "1-3" \h \z \u </w:instrText>
           </w:r>
           <w:r>
+            <w:rPr>
+              <w:rFonts w:ascii="Century Gothic" w:hAnsi="Century Gothic"/>
+            </w:rPr>
             <w:fldChar w:fldCharType="separate"/>
           </w:r>
           <w:hyperlink w:anchor="_Toc222712554" w:history="1">
             <w:r>
               <w:rPr>
                 <w:rStyle w:val="Collegamentoipertestuale"/>
+                <w:rFonts w:ascii="Century Gothic" w:hAnsi="Century Gothic"/>
                 <w:noProof/>
               </w:rPr>
               <w:t>INDICE</w:t>
             </w:r>
             <w:r>
               <w:rPr>
+                <w:rFonts w:ascii="Century Gothic" w:hAnsi="Century Gothic"/>
                 <w:noProof/>
                 <w:webHidden/>
               </w:rPr>
@@ -434,6 +459,7 @@
             </w:r>
             <w:r>
               <w:rPr>
+                <w:rFonts w:ascii="Century Gothic" w:hAnsi="Century Gothic"/>
                 <w:noProof/>
                 <w:webHidden/>
               </w:rPr>
@@ -441,6 +467,7 @@
             </w:r>
             <w:r>
               <w:rPr>
+                <w:rFonts w:ascii="Century Gothic" w:hAnsi="Century Gothic"/>
                 <w:noProof/>
                 <w:webHidden/>
               </w:rPr>
@@ -448,12 +475,14 @@
             </w:r>
             <w:r>
               <w:rPr>
+                <w:rFonts w:ascii="Century Gothic" w:hAnsi="Century Gothic"/>
                 <w:noProof/>
                 <w:webHidden/>
               </w:rPr>
             </w:r>
             <w:r>
               <w:rPr>
+                <w:rFonts w:ascii="Century Gothic" w:hAnsi="Century Gothic"/>
                 <w:noProof/>
                 <w:webHidden/>
               </w:rPr>
@@ -461,6 +490,7 @@
             </w:r>
             <w:r>
               <w:rPr>
+                <w:rFonts w:ascii="Century Gothic" w:hAnsi="Century Gothic"/>
                 <w:noProof/>
                 <w:webHidden/>
               </w:rPr>
@@ -468,6 +498,7 @@
             </w:r>
             <w:r>
               <w:rPr>
+                <w:rFonts w:ascii="Century Gothic" w:hAnsi="Century Gothic"/>
                 <w:noProof/>
                 <w:webHidden/>
               </w:rPr>
@@ -482,7 +513,7 @@
               <w:tab w:val="right" w:leader="dot" w:pos="9628"/>
             </w:tabs>
             <w:rPr>
-              <w:rFonts w:eastAsiaTheme="minorEastAsia"/>
+              <w:rFonts w:ascii="Century Gothic" w:eastAsiaTheme="minorEastAsia" w:hAnsi="Century Gothic"/>
               <w:noProof/>
               <w:sz w:val="24"/>
               <w:szCs w:val="24"/>
@@ -493,12 +524,14 @@
             <w:r>
               <w:rPr>
                 <w:rStyle w:val="Collegamentoipertestuale"/>
+                <w:rFonts w:ascii="Century Gothic" w:hAnsi="Century Gothic"/>
                 <w:noProof/>
               </w:rPr>
               <w:t>PREFAZIONE</w:t>
             </w:r>
             <w:r>
               <w:rPr>
+                <w:rFonts w:ascii="Century Gothic" w:hAnsi="Century Gothic"/>
                 <w:noProof/>
                 <w:webHidden/>
               </w:rPr>
@@ -506,6 +539,7 @@
             </w:r>
             <w:r>
               <w:rPr>
+                <w:rFonts w:ascii="Century Gothic" w:hAnsi="Century Gothic"/>
                 <w:noProof/>
                 <w:webHidden/>
               </w:rPr>
@@ -513,6 +547,7 @@
             </w:r>
             <w:r>
               <w:rPr>
+                <w:rFonts w:ascii="Century Gothic" w:hAnsi="Century Gothic"/>
                 <w:noProof/>
                 <w:webHidden/>
               </w:rPr>
@@ -520,12 +555,14 @@
             </w:r>
             <w:r>
               <w:rPr>
+                <w:rFonts w:ascii="Century Gothic" w:hAnsi="Century Gothic"/>
                 <w:noProof/>
                 <w:webHidden/>
               </w:rPr>
             </w:r>
             <w:r>
               <w:rPr>
+                <w:rFonts w:ascii="Century Gothic" w:hAnsi="Century Gothic"/>
                 <w:noProof/>
                 <w:webHidden/>
               </w:rPr>
@@ -533,6 +570,7 @@
             </w:r>
             <w:r>
               <w:rPr>
+                <w:rFonts w:ascii="Century Gothic" w:hAnsi="Century Gothic"/>
                 <w:noProof/>
                 <w:webHidden/>
               </w:rPr>
@@ -540,6 +578,7 @@
             </w:r>
             <w:r>
               <w:rPr>
+                <w:rFonts w:ascii="Century Gothic" w:hAnsi="Century Gothic"/>
                 <w:noProof/>
                 <w:webHidden/>
               </w:rPr>
@@ -554,7 +593,7 @@
               <w:tab w:val="right" w:leader="dot" w:pos="9628"/>
             </w:tabs>
             <w:rPr>
-              <w:rFonts w:eastAsiaTheme="minorEastAsia"/>
+              <w:rFonts w:ascii="Century Gothic" w:eastAsiaTheme="minorEastAsia" w:hAnsi="Century Gothic"/>
               <w:noProof/>
               <w:sz w:val="24"/>
               <w:szCs w:val="24"/>
@@ -565,12 +604,14 @@
             <w:r>
               <w:rPr>
                 <w:rStyle w:val="Collegamentoipertestuale"/>
+                <w:rFonts w:ascii="Century Gothic" w:hAnsi="Century Gothic"/>
                 <w:noProof/>
               </w:rPr>
               <w:t>FASE DI IDEAZIONE E ANALISI DEI REQUISITI</w:t>
             </w:r>
             <w:r>
               <w:rPr>
+                <w:rFonts w:ascii="Century Gothic" w:hAnsi="Century Gothic"/>
                 <w:noProof/>
                 <w:webHidden/>
               </w:rPr>
@@ -578,6 +619,7 @@
             </w:r>
             <w:r>
               <w:rPr>
+                <w:rFonts w:ascii="Century Gothic" w:hAnsi="Century Gothic"/>
                 <w:noProof/>
                 <w:webHidden/>
               </w:rPr>
@@ -585,6 +627,7 @@
             </w:r>
             <w:r>
               <w:rPr>
+                <w:rFonts w:ascii="Century Gothic" w:hAnsi="Century Gothic"/>
                 <w:noProof/>
                 <w:webHidden/>
               </w:rPr>
@@ -592,12 +635,14 @@
             </w:r>
             <w:r>
               <w:rPr>
+                <w:rFonts w:ascii="Century Gothic" w:hAnsi="Century Gothic"/>
                 <w:noProof/>
                 <w:webHidden/>
               </w:rPr>
             </w:r>
             <w:r>
               <w:rPr>
+                <w:rFonts w:ascii="Century Gothic" w:hAnsi="Century Gothic"/>
                 <w:noProof/>
                 <w:webHidden/>
               </w:rPr>
@@ -605,6 +650,7 @@
             </w:r>
             <w:r>
               <w:rPr>
+                <w:rFonts w:ascii="Century Gothic" w:hAnsi="Century Gothic"/>
                 <w:noProof/>
                 <w:webHidden/>
               </w:rPr>
@@ -612,6 +658,7 @@
             </w:r>
             <w:r>
               <w:rPr>
+                <w:rFonts w:ascii="Century Gothic" w:hAnsi="Century Gothic"/>
                 <w:noProof/>
                 <w:webHidden/>
               </w:rPr>
@@ -626,7 +673,7 @@
               <w:tab w:val="right" w:leader="dot" w:pos="9628"/>
             </w:tabs>
             <w:rPr>
-              <w:rFonts w:eastAsiaTheme="minorEastAsia"/>
+              <w:rFonts w:ascii="Century Gothic" w:eastAsiaTheme="minorEastAsia" w:hAnsi="Century Gothic"/>
               <w:noProof/>
               <w:sz w:val="24"/>
               <w:szCs w:val="24"/>
@@ -637,12 +684,14 @@
             <w:r>
               <w:rPr>
                 <w:rStyle w:val="Collegamentoipertestuale"/>
+                <w:rFonts w:ascii="Century Gothic" w:hAnsi="Century Gothic"/>
                 <w:noProof/>
               </w:rPr>
               <w:t>MODELLO DEI CASI D’USO</w:t>
             </w:r>
             <w:r>
               <w:rPr>
+                <w:rFonts w:ascii="Century Gothic" w:hAnsi="Century Gothic"/>
                 <w:noProof/>
                 <w:webHidden/>
               </w:rPr>
@@ -650,6 +699,7 @@
             </w:r>
             <w:r>
               <w:rPr>
+                <w:rFonts w:ascii="Century Gothic" w:hAnsi="Century Gothic"/>
                 <w:noProof/>
                 <w:webHidden/>
               </w:rPr>
@@ -657,6 +707,7 @@
             </w:r>
             <w:r>
               <w:rPr>
+                <w:rFonts w:ascii="Century Gothic" w:hAnsi="Century Gothic"/>
                 <w:noProof/>
                 <w:webHidden/>
               </w:rPr>
@@ -664,12 +715,14 @@
             </w:r>
             <w:r>
               <w:rPr>
+                <w:rFonts w:ascii="Century Gothic" w:hAnsi="Century Gothic"/>
                 <w:noProof/>
                 <w:webHidden/>
               </w:rPr>
             </w:r>
             <w:r>
               <w:rPr>
+                <w:rFonts w:ascii="Century Gothic" w:hAnsi="Century Gothic"/>
                 <w:noProof/>
                 <w:webHidden/>
               </w:rPr>
@@ -677,6 +730,7 @@
             </w:r>
             <w:r>
               <w:rPr>
+                <w:rFonts w:ascii="Century Gothic" w:hAnsi="Century Gothic"/>
                 <w:noProof/>
                 <w:webHidden/>
               </w:rPr>
@@ -684,6 +738,7 @@
             </w:r>
             <w:r>
               <w:rPr>
+                <w:rFonts w:ascii="Century Gothic" w:hAnsi="Century Gothic"/>
                 <w:noProof/>
                 <w:webHidden/>
               </w:rPr>
@@ -698,7 +753,7 @@
               <w:tab w:val="right" w:leader="dot" w:pos="9628"/>
             </w:tabs>
             <w:rPr>
-              <w:rFonts w:eastAsiaTheme="minorEastAsia"/>
+              <w:rFonts w:ascii="Century Gothic" w:eastAsiaTheme="minorEastAsia" w:hAnsi="Century Gothic"/>
               <w:noProof/>
               <w:sz w:val="24"/>
               <w:szCs w:val="24"/>
@@ -716,6 +771,7 @@
             </w:r>
             <w:r>
               <w:rPr>
+                <w:rFonts w:ascii="Century Gothic" w:hAnsi="Century Gothic"/>
                 <w:noProof/>
                 <w:webHidden/>
               </w:rPr>
@@ -723,6 +779,7 @@
             </w:r>
             <w:r>
               <w:rPr>
+                <w:rFonts w:ascii="Century Gothic" w:hAnsi="Century Gothic"/>
                 <w:noProof/>
                 <w:webHidden/>
               </w:rPr>
@@ -730,6 +787,7 @@
             </w:r>
             <w:r>
               <w:rPr>
+                <w:rFonts w:ascii="Century Gothic" w:hAnsi="Century Gothic"/>
                 <w:noProof/>
                 <w:webHidden/>
               </w:rPr>
@@ -737,12 +795,14 @@
             </w:r>
             <w:r>
               <w:rPr>
+                <w:rFonts w:ascii="Century Gothic" w:hAnsi="Century Gothic"/>
                 <w:noProof/>
                 <w:webHidden/>
               </w:rPr>
             </w:r>
             <w:r>
               <w:rPr>
+                <w:rFonts w:ascii="Century Gothic" w:hAnsi="Century Gothic"/>
                 <w:noProof/>
                 <w:webHidden/>
               </w:rPr>
@@ -750,6 +810,7 @@
             </w:r>
             <w:r>
               <w:rPr>
+                <w:rFonts w:ascii="Century Gothic" w:hAnsi="Century Gothic"/>
                 <w:noProof/>
                 <w:webHidden/>
               </w:rPr>
@@ -757,6 +818,7 @@
             </w:r>
             <w:r>
               <w:rPr>
+                <w:rFonts w:ascii="Century Gothic" w:hAnsi="Century Gothic"/>
                 <w:noProof/>
                 <w:webHidden/>
               </w:rPr>
@@ -771,7 +833,7 @@
               <w:tab w:val="right" w:leader="dot" w:pos="9628"/>
             </w:tabs>
             <w:rPr>
-              <w:rFonts w:eastAsiaTheme="minorEastAsia"/>
+              <w:rFonts w:ascii="Century Gothic" w:eastAsiaTheme="minorEastAsia" w:hAnsi="Century Gothic"/>
               <w:noProof/>
               <w:sz w:val="24"/>
               <w:szCs w:val="24"/>
@@ -782,12 +844,14 @@
             <w:r>
               <w:rPr>
                 <w:rStyle w:val="Collegamentoipertestuale"/>
+                <w:rFonts w:ascii="Century Gothic" w:hAnsi="Century Gothic"/>
                 <w:noProof/>
               </w:rPr>
               <w:t>LOGICA DI BUSINESS E REGOLE DI DOMINIO</w:t>
             </w:r>
             <w:r>
               <w:rPr>
+                <w:rFonts w:ascii="Century Gothic" w:hAnsi="Century Gothic"/>
                 <w:noProof/>
                 <w:webHidden/>
               </w:rPr>
@@ -795,6 +859,7 @@
             </w:r>
             <w:r>
               <w:rPr>
+                <w:rFonts w:ascii="Century Gothic" w:hAnsi="Century Gothic"/>
                 <w:noProof/>
                 <w:webHidden/>
               </w:rPr>
@@ -802,6 +867,7 @@
             </w:r>
             <w:r>
               <w:rPr>
+                <w:rFonts w:ascii="Century Gothic" w:hAnsi="Century Gothic"/>
                 <w:noProof/>
                 <w:webHidden/>
               </w:rPr>
@@ -809,12 +875,14 @@
             </w:r>
             <w:r>
               <w:rPr>
+                <w:rFonts w:ascii="Century Gothic" w:hAnsi="Century Gothic"/>
                 <w:noProof/>
                 <w:webHidden/>
               </w:rPr>
             </w:r>
             <w:r>
               <w:rPr>
+                <w:rFonts w:ascii="Century Gothic" w:hAnsi="Century Gothic"/>
                 <w:noProof/>
                 <w:webHidden/>
               </w:rPr>
@@ -822,6 +890,7 @@
             </w:r>
             <w:r>
               <w:rPr>
+                <w:rFonts w:ascii="Century Gothic" w:hAnsi="Century Gothic"/>
                 <w:noProof/>
                 <w:webHidden/>
               </w:rPr>
@@ -829,6 +898,7 @@
             </w:r>
             <w:r>
               <w:rPr>
+                <w:rFonts w:ascii="Century Gothic" w:hAnsi="Century Gothic"/>
                 <w:noProof/>
                 <w:webHidden/>
               </w:rPr>
@@ -843,7 +913,7 @@
               <w:tab w:val="right" w:leader="dot" w:pos="9628"/>
             </w:tabs>
             <w:rPr>
-              <w:rFonts w:eastAsiaTheme="minorEastAsia"/>
+              <w:rFonts w:ascii="Century Gothic" w:eastAsiaTheme="minorEastAsia" w:hAnsi="Century Gothic"/>
               <w:noProof/>
               <w:sz w:val="24"/>
               <w:szCs w:val="24"/>
@@ -854,12 +924,14 @@
             <w:r>
               <w:rPr>
                 <w:rStyle w:val="Collegamentoipertestuale"/>
+                <w:rFonts w:ascii="Century Gothic" w:hAnsi="Century Gothic"/>
                 <w:noProof/>
               </w:rPr>
               <w:t>ANALISI ORIENTATA AGLI OGGETTI</w:t>
             </w:r>
             <w:r>
               <w:rPr>
+                <w:rFonts w:ascii="Century Gothic" w:hAnsi="Century Gothic"/>
                 <w:noProof/>
                 <w:webHidden/>
               </w:rPr>
@@ -867,6 +939,7 @@
             </w:r>
             <w:r>
               <w:rPr>
+                <w:rFonts w:ascii="Century Gothic" w:hAnsi="Century Gothic"/>
                 <w:noProof/>
                 <w:webHidden/>
               </w:rPr>
@@ -874,6 +947,7 @@
             </w:r>
             <w:r>
               <w:rPr>
+                <w:rFonts w:ascii="Century Gothic" w:hAnsi="Century Gothic"/>
                 <w:noProof/>
                 <w:webHidden/>
               </w:rPr>
@@ -881,12 +955,14 @@
             </w:r>
             <w:r>
               <w:rPr>
+                <w:rFonts w:ascii="Century Gothic" w:hAnsi="Century Gothic"/>
                 <w:noProof/>
                 <w:webHidden/>
               </w:rPr>
             </w:r>
             <w:r>
               <w:rPr>
+                <w:rFonts w:ascii="Century Gothic" w:hAnsi="Century Gothic"/>
                 <w:noProof/>
                 <w:webHidden/>
               </w:rPr>
@@ -894,6 +970,7 @@
             </w:r>
             <w:r>
               <w:rPr>
+                <w:rFonts w:ascii="Century Gothic" w:hAnsi="Century Gothic"/>
                 <w:noProof/>
                 <w:webHidden/>
               </w:rPr>
@@ -901,6 +978,7 @@
             </w:r>
             <w:r>
               <w:rPr>
+                <w:rFonts w:ascii="Century Gothic" w:hAnsi="Century Gothic"/>
                 <w:noProof/>
                 <w:webHidden/>
               </w:rPr>
@@ -915,7 +993,7 @@
               <w:tab w:val="right" w:leader="dot" w:pos="9628"/>
             </w:tabs>
             <w:rPr>
-              <w:rFonts w:eastAsiaTheme="minorEastAsia"/>
+              <w:rFonts w:ascii="Century Gothic" w:eastAsiaTheme="minorEastAsia" w:hAnsi="Century Gothic"/>
               <w:noProof/>
               <w:sz w:val="24"/>
               <w:szCs w:val="24"/>
@@ -933,6 +1011,7 @@
             </w:r>
             <w:r>
               <w:rPr>
+                <w:rFonts w:ascii="Century Gothic" w:hAnsi="Century Gothic"/>
                 <w:noProof/>
                 <w:webHidden/>
               </w:rPr>
@@ -940,6 +1019,7 @@
             </w:r>
             <w:r>
               <w:rPr>
+                <w:rFonts w:ascii="Century Gothic" w:hAnsi="Century Gothic"/>
                 <w:noProof/>
                 <w:webHidden/>
               </w:rPr>
@@ -947,6 +1027,7 @@
             </w:r>
             <w:r>
               <w:rPr>
+                <w:rFonts w:ascii="Century Gothic" w:hAnsi="Century Gothic"/>
                 <w:noProof/>
                 <w:webHidden/>
               </w:rPr>
@@ -954,12 +1035,14 @@
             </w:r>
             <w:r>
               <w:rPr>
+                <w:rFonts w:ascii="Century Gothic" w:hAnsi="Century Gothic"/>
                 <w:noProof/>
                 <w:webHidden/>
               </w:rPr>
             </w:r>
             <w:r>
               <w:rPr>
+                <w:rFonts w:ascii="Century Gothic" w:hAnsi="Century Gothic"/>
                 <w:noProof/>
                 <w:webHidden/>
               </w:rPr>
@@ -967,6 +1050,7 @@
             </w:r>
             <w:r>
               <w:rPr>
+                <w:rFonts w:ascii="Century Gothic" w:hAnsi="Century Gothic"/>
                 <w:noProof/>
                 <w:webHidden/>
               </w:rPr>
@@ -974,6 +1058,7 @@
             </w:r>
             <w:r>
               <w:rPr>
+                <w:rFonts w:ascii="Century Gothic" w:hAnsi="Century Gothic"/>
                 <w:noProof/>
                 <w:webHidden/>
               </w:rPr>
@@ -988,7 +1073,7 @@
               <w:tab w:val="right" w:leader="dot" w:pos="9628"/>
             </w:tabs>
             <w:rPr>
-              <w:rFonts w:eastAsiaTheme="minorEastAsia"/>
+              <w:rFonts w:ascii="Century Gothic" w:eastAsiaTheme="minorEastAsia" w:hAnsi="Century Gothic"/>
               <w:noProof/>
               <w:sz w:val="24"/>
               <w:szCs w:val="24"/>
@@ -1006,6 +1091,7 @@
             </w:r>
             <w:r>
               <w:rPr>
+                <w:rFonts w:ascii="Century Gothic" w:hAnsi="Century Gothic"/>
                 <w:noProof/>
                 <w:webHidden/>
               </w:rPr>
@@ -1013,6 +1099,7 @@
             </w:r>
             <w:r>
               <w:rPr>
+                <w:rFonts w:ascii="Century Gothic" w:hAnsi="Century Gothic"/>
                 <w:noProof/>
                 <w:webHidden/>
               </w:rPr>
@@ -1020,6 +1107,7 @@
             </w:r>
             <w:r>
               <w:rPr>
+                <w:rFonts w:ascii="Century Gothic" w:hAnsi="Century Gothic"/>
                 <w:noProof/>
                 <w:webHidden/>
               </w:rPr>
@@ -1027,12 +1115,14 @@
             </w:r>
             <w:r>
               <w:rPr>
+                <w:rFonts w:ascii="Century Gothic" w:hAnsi="Century Gothic"/>
                 <w:noProof/>
                 <w:webHidden/>
               </w:rPr>
             </w:r>
             <w:r>
               <w:rPr>
+                <w:rFonts w:ascii="Century Gothic" w:hAnsi="Century Gothic"/>
                 <w:noProof/>
                 <w:webHidden/>
               </w:rPr>
@@ -1040,6 +1130,7 @@
             </w:r>
             <w:r>
               <w:rPr>
+                <w:rFonts w:ascii="Century Gothic" w:hAnsi="Century Gothic"/>
                 <w:noProof/>
                 <w:webHidden/>
               </w:rPr>
@@ -1047,6 +1138,7 @@
             </w:r>
             <w:r>
               <w:rPr>
+                <w:rFonts w:ascii="Century Gothic" w:hAnsi="Century Gothic"/>
                 <w:noProof/>
                 <w:webHidden/>
               </w:rPr>
@@ -1061,7 +1153,7 @@
               <w:tab w:val="right" w:leader="dot" w:pos="9628"/>
             </w:tabs>
             <w:rPr>
-              <w:rFonts w:eastAsiaTheme="minorEastAsia"/>
+              <w:rFonts w:ascii="Century Gothic" w:eastAsiaTheme="minorEastAsia" w:hAnsi="Century Gothic"/>
               <w:noProof/>
               <w:sz w:val="24"/>
               <w:szCs w:val="24"/>
@@ -1079,6 +1171,7 @@
             </w:r>
             <w:r>
               <w:rPr>
+                <w:rFonts w:ascii="Century Gothic" w:hAnsi="Century Gothic"/>
                 <w:noProof/>
                 <w:webHidden/>
               </w:rPr>
@@ -1086,6 +1179,7 @@
             </w:r>
             <w:r>
               <w:rPr>
+                <w:rFonts w:ascii="Century Gothic" w:hAnsi="Century Gothic"/>
                 <w:noProof/>
                 <w:webHidden/>
               </w:rPr>
@@ -1093,6 +1187,7 @@
             </w:r>
             <w:r>
               <w:rPr>
+                <w:rFonts w:ascii="Century Gothic" w:hAnsi="Century Gothic"/>
                 <w:noProof/>
                 <w:webHidden/>
               </w:rPr>
@@ -1100,12 +1195,14 @@
             </w:r>
             <w:r>
               <w:rPr>
+                <w:rFonts w:ascii="Century Gothic" w:hAnsi="Century Gothic"/>
                 <w:noProof/>
                 <w:webHidden/>
               </w:rPr>
             </w:r>
             <w:r>
               <w:rPr>
+                <w:rFonts w:ascii="Century Gothic" w:hAnsi="Century Gothic"/>
                 <w:noProof/>
                 <w:webHidden/>
               </w:rPr>
@@ -1113,6 +1210,7 @@
             </w:r>
             <w:r>
               <w:rPr>
+                <w:rFonts w:ascii="Century Gothic" w:hAnsi="Century Gothic"/>
                 <w:noProof/>
                 <w:webHidden/>
               </w:rPr>
@@ -1120,6 +1218,7 @@
             </w:r>
             <w:r>
               <w:rPr>
+                <w:rFonts w:ascii="Century Gothic" w:hAnsi="Century Gothic"/>
                 <w:noProof/>
                 <w:webHidden/>
               </w:rPr>
@@ -1134,7 +1233,7 @@
               <w:tab w:val="right" w:leader="dot" w:pos="9628"/>
             </w:tabs>
             <w:rPr>
-              <w:rFonts w:eastAsiaTheme="minorEastAsia"/>
+              <w:rFonts w:ascii="Century Gothic" w:eastAsiaTheme="minorEastAsia" w:hAnsi="Century Gothic"/>
               <w:noProof/>
               <w:sz w:val="24"/>
               <w:szCs w:val="24"/>
@@ -1152,6 +1251,7 @@
             </w:r>
             <w:r>
               <w:rPr>
+                <w:rFonts w:ascii="Century Gothic" w:hAnsi="Century Gothic"/>
                 <w:noProof/>
                 <w:webHidden/>
               </w:rPr>
@@ -1159,6 +1259,7 @@
             </w:r>
             <w:r>
               <w:rPr>
+                <w:rFonts w:ascii="Century Gothic" w:hAnsi="Century Gothic"/>
                 <w:noProof/>
                 <w:webHidden/>
               </w:rPr>
@@ -1166,6 +1267,7 @@
             </w:r>
             <w:r>
               <w:rPr>
+                <w:rFonts w:ascii="Century Gothic" w:hAnsi="Century Gothic"/>
                 <w:noProof/>
                 <w:webHidden/>
               </w:rPr>
@@ -1173,12 +1275,14 @@
             </w:r>
             <w:r>
               <w:rPr>
+                <w:rFonts w:ascii="Century Gothic" w:hAnsi="Century Gothic"/>
                 <w:noProof/>
                 <w:webHidden/>
               </w:rPr>
             </w:r>
             <w:r>
               <w:rPr>
+                <w:rFonts w:ascii="Century Gothic" w:hAnsi="Century Gothic"/>
                 <w:noProof/>
                 <w:webHidden/>
               </w:rPr>
@@ -1186,6 +1290,7 @@
             </w:r>
             <w:r>
               <w:rPr>
+                <w:rFonts w:ascii="Century Gothic" w:hAnsi="Century Gothic"/>
                 <w:noProof/>
                 <w:webHidden/>
               </w:rPr>
@@ -1193,6 +1298,7 @@
             </w:r>
             <w:r>
               <w:rPr>
+                <w:rFonts w:ascii="Century Gothic" w:hAnsi="Century Gothic"/>
                 <w:noProof/>
                 <w:webHidden/>
               </w:rPr>
@@ -1207,7 +1313,7 @@
               <w:tab w:val="right" w:leader="dot" w:pos="9628"/>
             </w:tabs>
             <w:rPr>
-              <w:rFonts w:eastAsiaTheme="minorEastAsia"/>
+              <w:rFonts w:ascii="Century Gothic" w:eastAsiaTheme="minorEastAsia" w:hAnsi="Century Gothic"/>
               <w:noProof/>
               <w:sz w:val="24"/>
               <w:szCs w:val="24"/>
@@ -1225,6 +1331,7 @@
             </w:r>
             <w:r>
               <w:rPr>
+                <w:rFonts w:ascii="Century Gothic" w:hAnsi="Century Gothic"/>
                 <w:noProof/>
                 <w:webHidden/>
               </w:rPr>
@@ -1232,6 +1339,7 @@
             </w:r>
             <w:r>
               <w:rPr>
+                <w:rFonts w:ascii="Century Gothic" w:hAnsi="Century Gothic"/>
                 <w:noProof/>
                 <w:webHidden/>
               </w:rPr>
@@ -1239,6 +1347,7 @@
             </w:r>
             <w:r>
               <w:rPr>
+                <w:rFonts w:ascii="Century Gothic" w:hAnsi="Century Gothic"/>
                 <w:noProof/>
                 <w:webHidden/>
               </w:rPr>
@@ -1246,12 +1355,14 @@
             </w:r>
             <w:r>
               <w:rPr>
+                <w:rFonts w:ascii="Century Gothic" w:hAnsi="Century Gothic"/>
                 <w:noProof/>
                 <w:webHidden/>
               </w:rPr>
             </w:r>
             <w:r>
               <w:rPr>
+                <w:rFonts w:ascii="Century Gothic" w:hAnsi="Century Gothic"/>
                 <w:noProof/>
                 <w:webHidden/>
               </w:rPr>
@@ -1259,6 +1370,7 @@
             </w:r>
             <w:r>
               <w:rPr>
+                <w:rFonts w:ascii="Century Gothic" w:hAnsi="Century Gothic"/>
                 <w:noProof/>
                 <w:webHidden/>
               </w:rPr>
@@ -1266,6 +1378,7 @@
             </w:r>
             <w:r>
               <w:rPr>
+                <w:rFonts w:ascii="Century Gothic" w:hAnsi="Century Gothic"/>
                 <w:noProof/>
                 <w:webHidden/>
               </w:rPr>
@@ -1280,7 +1393,7 @@
               <w:tab w:val="right" w:leader="dot" w:pos="9628"/>
             </w:tabs>
             <w:rPr>
-              <w:rFonts w:eastAsiaTheme="minorEastAsia"/>
+              <w:rFonts w:ascii="Century Gothic" w:eastAsiaTheme="minorEastAsia" w:hAnsi="Century Gothic"/>
               <w:noProof/>
               <w:sz w:val="24"/>
               <w:szCs w:val="24"/>
@@ -1298,6 +1411,7 @@
             </w:r>
             <w:r>
               <w:rPr>
+                <w:rFonts w:ascii="Century Gothic" w:hAnsi="Century Gothic"/>
                 <w:noProof/>
                 <w:webHidden/>
               </w:rPr>
@@ -1305,6 +1419,7 @@
             </w:r>
             <w:r>
               <w:rPr>
+                <w:rFonts w:ascii="Century Gothic" w:hAnsi="Century Gothic"/>
                 <w:noProof/>
                 <w:webHidden/>
               </w:rPr>
@@ -1312,6 +1427,7 @@
             </w:r>
             <w:r>
               <w:rPr>
+                <w:rFonts w:ascii="Century Gothic" w:hAnsi="Century Gothic"/>
                 <w:noProof/>
                 <w:webHidden/>
               </w:rPr>
@@ -1319,12 +1435,14 @@
             </w:r>
             <w:r>
               <w:rPr>
+                <w:rFonts w:ascii="Century Gothic" w:hAnsi="Century Gothic"/>
                 <w:noProof/>
                 <w:webHidden/>
               </w:rPr>
             </w:r>
             <w:r>
               <w:rPr>
+                <w:rFonts w:ascii="Century Gothic" w:hAnsi="Century Gothic"/>
                 <w:noProof/>
                 <w:webHidden/>
               </w:rPr>
@@ -1332,6 +1450,7 @@
             </w:r>
             <w:r>
               <w:rPr>
+                <w:rFonts w:ascii="Century Gothic" w:hAnsi="Century Gothic"/>
                 <w:noProof/>
                 <w:webHidden/>
               </w:rPr>
@@ -1339,6 +1458,7 @@
             </w:r>
             <w:r>
               <w:rPr>
+                <w:rFonts w:ascii="Century Gothic" w:hAnsi="Century Gothic"/>
                 <w:noProof/>
                 <w:webHidden/>
               </w:rPr>
@@ -1353,7 +1473,7 @@
               <w:tab w:val="right" w:leader="dot" w:pos="9628"/>
             </w:tabs>
             <w:rPr>
-              <w:rFonts w:eastAsiaTheme="minorEastAsia"/>
+              <w:rFonts w:ascii="Century Gothic" w:eastAsiaTheme="minorEastAsia" w:hAnsi="Century Gothic"/>
               <w:noProof/>
               <w:sz w:val="24"/>
               <w:szCs w:val="24"/>
@@ -1371,6 +1491,7 @@
             </w:r>
             <w:r>
               <w:rPr>
+                <w:rFonts w:ascii="Century Gothic" w:hAnsi="Century Gothic"/>
                 <w:noProof/>
                 <w:webHidden/>
               </w:rPr>
@@ -1378,6 +1499,7 @@
             </w:r>
             <w:r>
               <w:rPr>
+                <w:rFonts w:ascii="Century Gothic" w:hAnsi="Century Gothic"/>
                 <w:noProof/>
                 <w:webHidden/>
               </w:rPr>
@@ -1385,6 +1507,7 @@
             </w:r>
             <w:r>
               <w:rPr>
+                <w:rFonts w:ascii="Century Gothic" w:hAnsi="Century Gothic"/>
                 <w:noProof/>
                 <w:webHidden/>
               </w:rPr>
@@ -1392,12 +1515,14 @@
             </w:r>
             <w:r>
               <w:rPr>
+                <w:rFonts w:ascii="Century Gothic" w:hAnsi="Century Gothic"/>
                 <w:noProof/>
                 <w:webHidden/>
               </w:rPr>
             </w:r>
             <w:r>
               <w:rPr>
+                <w:rFonts w:ascii="Century Gothic" w:hAnsi="Century Gothic"/>
                 <w:noProof/>
                 <w:webHidden/>
               </w:rPr>
@@ -1405,6 +1530,7 @@
             </w:r>
             <w:r>
               <w:rPr>
+                <w:rFonts w:ascii="Century Gothic" w:hAnsi="Century Gothic"/>
                 <w:noProof/>
                 <w:webHidden/>
               </w:rPr>
@@ -1412,6 +1538,7 @@
             </w:r>
             <w:r>
               <w:rPr>
+                <w:rFonts w:ascii="Century Gothic" w:hAnsi="Century Gothic"/>
                 <w:noProof/>
                 <w:webHidden/>
               </w:rPr>
@@ -1426,7 +1553,7 @@
               <w:tab w:val="right" w:leader="dot" w:pos="9628"/>
             </w:tabs>
             <w:rPr>
-              <w:rFonts w:eastAsiaTheme="minorEastAsia"/>
+              <w:rFonts w:ascii="Century Gothic" w:eastAsiaTheme="minorEastAsia" w:hAnsi="Century Gothic"/>
               <w:noProof/>
               <w:sz w:val="24"/>
               <w:szCs w:val="24"/>
@@ -1444,6 +1571,7 @@
             </w:r>
             <w:r>
               <w:rPr>
+                <w:rFonts w:ascii="Century Gothic" w:hAnsi="Century Gothic"/>
                 <w:noProof/>
                 <w:webHidden/>
               </w:rPr>
@@ -1451,6 +1579,7 @@
             </w:r>
             <w:r>
               <w:rPr>
+                <w:rFonts w:ascii="Century Gothic" w:hAnsi="Century Gothic"/>
                 <w:noProof/>
                 <w:webHidden/>
               </w:rPr>
@@ -1458,6 +1587,7 @@
             </w:r>
             <w:r>
               <w:rPr>
+                <w:rFonts w:ascii="Century Gothic" w:hAnsi="Century Gothic"/>
                 <w:noProof/>
                 <w:webHidden/>
               </w:rPr>
@@ -1465,12 +1595,14 @@
             </w:r>
             <w:r>
               <w:rPr>
+                <w:rFonts w:ascii="Century Gothic" w:hAnsi="Century Gothic"/>
                 <w:noProof/>
                 <w:webHidden/>
               </w:rPr>
             </w:r>
             <w:r>
               <w:rPr>
+                <w:rFonts w:ascii="Century Gothic" w:hAnsi="Century Gothic"/>
                 <w:noProof/>
                 <w:webHidden/>
               </w:rPr>
@@ -1478,6 +1610,7 @@
             </w:r>
             <w:r>
               <w:rPr>
+                <w:rFonts w:ascii="Century Gothic" w:hAnsi="Century Gothic"/>
                 <w:noProof/>
                 <w:webHidden/>
               </w:rPr>
@@ -1485,6 +1618,7 @@
             </w:r>
             <w:r>
               <w:rPr>
+                <w:rFonts w:ascii="Century Gothic" w:hAnsi="Century Gothic"/>
                 <w:noProof/>
                 <w:webHidden/>
               </w:rPr>
@@ -1499,7 +1633,7 @@
               <w:tab w:val="right" w:leader="dot" w:pos="9628"/>
             </w:tabs>
             <w:rPr>
-              <w:rFonts w:eastAsiaTheme="minorEastAsia"/>
+              <w:rFonts w:ascii="Century Gothic" w:eastAsiaTheme="minorEastAsia" w:hAnsi="Century Gothic"/>
               <w:noProof/>
               <w:sz w:val="24"/>
               <w:szCs w:val="24"/>
@@ -1517,6 +1651,7 @@
             </w:r>
             <w:r>
               <w:rPr>
+                <w:rFonts w:ascii="Century Gothic" w:hAnsi="Century Gothic"/>
                 <w:noProof/>
                 <w:webHidden/>
               </w:rPr>
@@ -1524,6 +1659,7 @@
             </w:r>
             <w:r>
               <w:rPr>
+                <w:rFonts w:ascii="Century Gothic" w:hAnsi="Century Gothic"/>
                 <w:noProof/>
                 <w:webHidden/>
               </w:rPr>
@@ -1531,6 +1667,7 @@
             </w:r>
             <w:r>
               <w:rPr>
+                <w:rFonts w:ascii="Century Gothic" w:hAnsi="Century Gothic"/>
                 <w:noProof/>
                 <w:webHidden/>
               </w:rPr>
@@ -1538,12 +1675,14 @@
             </w:r>
             <w:r>
               <w:rPr>
+                <w:rFonts w:ascii="Century Gothic" w:hAnsi="Century Gothic"/>
                 <w:noProof/>
                 <w:webHidden/>
               </w:rPr>
             </w:r>
             <w:r>
               <w:rPr>
+                <w:rFonts w:ascii="Century Gothic" w:hAnsi="Century Gothic"/>
                 <w:noProof/>
                 <w:webHidden/>
               </w:rPr>
@@ -1551,6 +1690,7 @@
             </w:r>
             <w:r>
               <w:rPr>
+                <w:rFonts w:ascii="Century Gothic" w:hAnsi="Century Gothic"/>
                 <w:noProof/>
                 <w:webHidden/>
               </w:rPr>
@@ -1558,6 +1698,7 @@
             </w:r>
             <w:r>
               <w:rPr>
+                <w:rFonts w:ascii="Century Gothic" w:hAnsi="Century Gothic"/>
                 <w:noProof/>
                 <w:webHidden/>
               </w:rPr>
@@ -1572,7 +1713,7 @@
               <w:tab w:val="right" w:leader="dot" w:pos="9628"/>
             </w:tabs>
             <w:rPr>
-              <w:rFonts w:eastAsiaTheme="minorEastAsia"/>
+              <w:rFonts w:ascii="Century Gothic" w:eastAsiaTheme="minorEastAsia" w:hAnsi="Century Gothic"/>
               <w:noProof/>
               <w:sz w:val="24"/>
               <w:szCs w:val="24"/>
@@ -1590,6 +1731,7 @@
             </w:r>
             <w:r>
               <w:rPr>
+                <w:rFonts w:ascii="Century Gothic" w:hAnsi="Century Gothic"/>
                 <w:noProof/>
                 <w:webHidden/>
               </w:rPr>
@@ -1597,6 +1739,7 @@
             </w:r>
             <w:r>
               <w:rPr>
+                <w:rFonts w:ascii="Century Gothic" w:hAnsi="Century Gothic"/>
                 <w:noProof/>
                 <w:webHidden/>
               </w:rPr>
@@ -1604,6 +1747,7 @@
             </w:r>
             <w:r>
               <w:rPr>
+                <w:rFonts w:ascii="Century Gothic" w:hAnsi="Century Gothic"/>
                 <w:noProof/>
                 <w:webHidden/>
               </w:rPr>
@@ -1611,12 +1755,14 @@
             </w:r>
             <w:r>
               <w:rPr>
+                <w:rFonts w:ascii="Century Gothic" w:hAnsi="Century Gothic"/>
                 <w:noProof/>
                 <w:webHidden/>
               </w:rPr>
             </w:r>
             <w:r>
               <w:rPr>
+                <w:rFonts w:ascii="Century Gothic" w:hAnsi="Century Gothic"/>
                 <w:noProof/>
                 <w:webHidden/>
               </w:rPr>
@@ -1624,6 +1770,7 @@
             </w:r>
             <w:r>
               <w:rPr>
+                <w:rFonts w:ascii="Century Gothic" w:hAnsi="Century Gothic"/>
                 <w:noProof/>
                 <w:webHidden/>
               </w:rPr>
@@ -1631,6 +1778,7 @@
             </w:r>
             <w:r>
               <w:rPr>
+                <w:rFonts w:ascii="Century Gothic" w:hAnsi="Century Gothic"/>
                 <w:noProof/>
                 <w:webHidden/>
               </w:rPr>
@@ -1645,7 +1793,7 @@
               <w:tab w:val="right" w:leader="dot" w:pos="9628"/>
             </w:tabs>
             <w:rPr>
-              <w:rFonts w:eastAsiaTheme="minorEastAsia"/>
+              <w:rFonts w:ascii="Century Gothic" w:eastAsiaTheme="minorEastAsia" w:hAnsi="Century Gothic"/>
               <w:noProof/>
               <w:sz w:val="24"/>
               <w:szCs w:val="24"/>
@@ -1656,12 +1804,14 @@
             <w:r>
               <w:rPr>
                 <w:rStyle w:val="Collegamentoipertestuale"/>
+                <w:rFonts w:ascii="Century Gothic" w:hAnsi="Century Gothic"/>
                 <w:noProof/>
               </w:rPr>
               <w:t>DESIGN PATTERN UTILIZZATI</w:t>
             </w:r>
             <w:r>
               <w:rPr>
+                <w:rFonts w:ascii="Century Gothic" w:hAnsi="Century Gothic"/>
                 <w:noProof/>
                 <w:webHidden/>
               </w:rPr>
@@ -1669,6 +1819,7 @@
             </w:r>
             <w:r>
               <w:rPr>
+                <w:rFonts w:ascii="Century Gothic" w:hAnsi="Century Gothic"/>
                 <w:noProof/>
                 <w:webHidden/>
               </w:rPr>
@@ -1676,6 +1827,7 @@
             </w:r>
             <w:r>
               <w:rPr>
+                <w:rFonts w:ascii="Century Gothic" w:hAnsi="Century Gothic"/>
                 <w:noProof/>
                 <w:webHidden/>
               </w:rPr>
@@ -1683,12 +1835,14 @@
             </w:r>
             <w:r>
               <w:rPr>
+                <w:rFonts w:ascii="Century Gothic" w:hAnsi="Century Gothic"/>
                 <w:noProof/>
                 <w:webHidden/>
               </w:rPr>
             </w:r>
             <w:r>
               <w:rPr>
+                <w:rFonts w:ascii="Century Gothic" w:hAnsi="Century Gothic"/>
                 <w:noProof/>
                 <w:webHidden/>
               </w:rPr>
@@ -1696,6 +1850,7 @@
             </w:r>
             <w:r>
               <w:rPr>
+                <w:rFonts w:ascii="Century Gothic" w:hAnsi="Century Gothic"/>
                 <w:noProof/>
                 <w:webHidden/>
               </w:rPr>
@@ -1703,6 +1858,7 @@
             </w:r>
             <w:r>
               <w:rPr>
+                <w:rFonts w:ascii="Century Gothic" w:hAnsi="Century Gothic"/>
                 <w:noProof/>
                 <w:webHidden/>
               </w:rPr>
@@ -1717,7 +1873,7 @@
               <w:tab w:val="right" w:leader="dot" w:pos="9628"/>
             </w:tabs>
             <w:rPr>
-              <w:rFonts w:eastAsiaTheme="minorEastAsia"/>
+              <w:rFonts w:ascii="Century Gothic" w:eastAsiaTheme="minorEastAsia" w:hAnsi="Century Gothic"/>
               <w:noProof/>
               <w:sz w:val="24"/>
               <w:szCs w:val="24"/>
@@ -1728,7 +1884,7 @@
             <w:r>
               <w:rPr>
                 <w:rStyle w:val="Collegamentoipertestuale"/>
-                <w:rFonts w:eastAsia="Times New Roman"/>
+                <w:rFonts w:ascii="Century Gothic" w:eastAsia="Times New Roman" w:hAnsi="Century Gothic"/>
                 <w:noProof/>
                 <w:lang w:eastAsia="it-IT"/>
               </w:rPr>
@@ -1736,6 +1892,7 @@
             </w:r>
             <w:r>
               <w:rPr>
+                <w:rFonts w:ascii="Century Gothic" w:hAnsi="Century Gothic"/>
                 <w:noProof/>
                 <w:webHidden/>
               </w:rPr>
@@ -1743,6 +1900,7 @@
             </w:r>
             <w:r>
               <w:rPr>
+                <w:rFonts w:ascii="Century Gothic" w:hAnsi="Century Gothic"/>
                 <w:noProof/>
                 <w:webHidden/>
               </w:rPr>
@@ -1750,6 +1908,7 @@
             </w:r>
             <w:r>
               <w:rPr>
+                <w:rFonts w:ascii="Century Gothic" w:hAnsi="Century Gothic"/>
                 <w:noProof/>
                 <w:webHidden/>
               </w:rPr>
@@ -1757,12 +1916,14 @@
             </w:r>
             <w:r>
               <w:rPr>
+                <w:rFonts w:ascii="Century Gothic" w:hAnsi="Century Gothic"/>
                 <w:noProof/>
                 <w:webHidden/>
               </w:rPr>
             </w:r>
             <w:r>
               <w:rPr>
+                <w:rFonts w:ascii="Century Gothic" w:hAnsi="Century Gothic"/>
                 <w:noProof/>
                 <w:webHidden/>
               </w:rPr>
@@ -1770,6 +1931,7 @@
             </w:r>
             <w:r>
               <w:rPr>
+                <w:rFonts w:ascii="Century Gothic" w:hAnsi="Century Gothic"/>
                 <w:noProof/>
                 <w:webHidden/>
               </w:rPr>
@@ -1777,6 +1939,7 @@
             </w:r>
             <w:r>
               <w:rPr>
+                <w:rFonts w:ascii="Century Gothic" w:hAnsi="Century Gothic"/>
                 <w:noProof/>
                 <w:webHidden/>
               </w:rPr>
@@ -1787,6 +1950,7 @@
         <w:p>
           <w:r>
             <w:rPr>
+              <w:rFonts w:ascii="Century Gothic" w:hAnsi="Century Gothic"/>
               <w:b/>
               <w:bCs/>
             </w:rPr>
@@ -1888,9 +2052,15 @@
     <w:p>
       <w:pPr>
         <w:pStyle w:val="Titolo1"/>
+        <w:rPr>
+          <w:rFonts w:ascii="Century Gothic" w:hAnsi="Century Gothic"/>
+        </w:rPr>
       </w:pPr>
       <w:bookmarkStart w:id="1" w:name="_Toc222712555"/>
       <w:r>
+        <w:rPr>
+          <w:rFonts w:ascii="Century Gothic" w:hAnsi="Century Gothic"/>
+        </w:rPr>
         <w:lastRenderedPageBreak/>
         <w:t>PREFAZIONE</w:t>
       </w:r>
@@ -1981,9 +2151,15 @@
     <w:p>
       <w:pPr>
         <w:pStyle w:val="Titolo1"/>
+        <w:rPr>
+          <w:rFonts w:ascii="Century Gothic" w:hAnsi="Century Gothic"/>
+        </w:rPr>
       </w:pPr>
       <w:bookmarkStart w:id="2" w:name="_Toc222712556"/>
       <w:r>
+        <w:rPr>
+          <w:rFonts w:ascii="Century Gothic" w:hAnsi="Century Gothic"/>
+        </w:rPr>
         <w:t>FASE DI IDEAZIONE E ANALISI DEI REQUISITI</w:t>
       </w:r>
       <w:bookmarkEnd w:id="2"/>
@@ -2212,9 +2388,15 @@
     <w:p>
       <w:pPr>
         <w:pStyle w:val="Titolo1"/>
+        <w:rPr>
+          <w:rFonts w:ascii="Century Gothic" w:hAnsi="Century Gothic"/>
+        </w:rPr>
       </w:pPr>
       <w:bookmarkStart w:id="3" w:name="_Toc222712557"/>
       <w:r>
+        <w:rPr>
+          <w:rFonts w:ascii="Century Gothic" w:hAnsi="Century Gothic"/>
+        </w:rPr>
         <w:t>MODELLO DEI CASI D’USO</w:t>
       </w:r>
       <w:bookmarkEnd w:id="3"/>
@@ -2222,20 +2404,14 @@
     <w:p>
       <w:pPr>
         <w:rPr>
+          <w:rFonts w:ascii="Century Gothic" w:hAnsi="Century Gothic"/>
           <w:b/>
           <w:bCs/>
         </w:rPr>
       </w:pPr>
-    </w:p>
-    <w:p>
-      <w:pPr>
-        <w:rPr>
-          <w:b/>
-          <w:bCs/>
-        </w:rPr>
-      </w:pPr>
-      <w:r>
-        <w:rPr>
+      <w:r>
+        <w:rPr>
+          <w:rFonts w:ascii="Century Gothic" w:hAnsi="Century Gothic"/>
           <w:b/>
           <w:bCs/>
         </w:rPr>
@@ -2272,6 +2448,7 @@
             <w:pPr>
               <w:jc w:val="center"/>
               <w:rPr>
+                <w:rFonts w:ascii="Century Gothic" w:hAnsi="Century Gothic"/>
                 <w:b/>
                 <w:bCs/>
               </w:rPr>
@@ -2281,6 +2458,7 @@
             <w:pPr>
               <w:jc w:val="center"/>
               <w:rPr>
+                <w:rFonts w:ascii="Century Gothic" w:hAnsi="Century Gothic"/>
                 <w:b/>
                 <w:bCs/>
                 <w:sz w:val="32"/>
@@ -2289,27 +2467,20 @@
             </w:pPr>
             <w:r>
               <w:rPr>
+                <w:rFonts w:ascii="Century Gothic" w:hAnsi="Century Gothic"/>
                 <w:b/>
                 <w:bCs/>
                 <w:sz w:val="32"/>
                 <w:szCs w:val="32"/>
               </w:rPr>
-              <w:t>UC</w:t>
-            </w:r>
-            <w:r>
-              <w:rPr>
-                <w:b/>
-                <w:bCs/>
-                <w:sz w:val="32"/>
-                <w:szCs w:val="32"/>
-              </w:rPr>
-              <w:t>1</w:t>
+              <w:t>UC1</w:t>
             </w:r>
           </w:p>
           <w:p>
             <w:pPr>
               <w:jc w:val="center"/>
               <w:rPr>
+                <w:rFonts w:ascii="Century Gothic" w:hAnsi="Century Gothic"/>
                 <w:b/>
                 <w:bCs/>
               </w:rPr>
@@ -2324,6 +2495,7 @@
             <w:pPr>
               <w:jc w:val="center"/>
               <w:rPr>
+                <w:rFonts w:ascii="Century Gothic" w:hAnsi="Century Gothic"/>
                 <w:b/>
                 <w:bCs/>
                 <w:sz w:val="24"/>
@@ -2335,6 +2507,7 @@
             <w:pPr>
               <w:jc w:val="center"/>
               <w:rPr>
+                <w:rFonts w:ascii="Century Gothic" w:hAnsi="Century Gothic"/>
                 <w:b/>
                 <w:bCs/>
                 <w:sz w:val="24"/>
@@ -2343,6 +2516,7 @@
             </w:pPr>
             <w:r>
               <w:rPr>
+                <w:rFonts w:ascii="Century Gothic" w:hAnsi="Century Gothic"/>
                 <w:b/>
                 <w:bCs/>
                 <w:sz w:val="32"/>
@@ -2352,6 +2526,7 @@
             </w:r>
             <w:r>
               <w:rPr>
+                <w:rFonts w:ascii="Century Gothic" w:hAnsi="Century Gothic"/>
                 <w:b/>
                 <w:bCs/>
                 <w:sz w:val="24"/>
@@ -2373,12 +2548,14 @@
           <w:p>
             <w:pPr>
               <w:rPr>
+                <w:rFonts w:ascii="Century Gothic" w:hAnsi="Century Gothic"/>
                 <w:b/>
                 <w:bCs/>
               </w:rPr>
             </w:pPr>
             <w:r>
               <w:rPr>
+                <w:rFonts w:ascii="Century Gothic" w:hAnsi="Century Gothic"/>
                 <w:b/>
                 <w:bCs/>
               </w:rPr>
@@ -2391,11 +2568,25 @@
             <w:tcW w:w="7790" w:type="dxa"/>
           </w:tcPr>
           <w:p>
-            <w:r>
+            <w:pPr>
+              <w:rPr>
+                <w:rFonts w:ascii="Century Gothic" w:hAnsi="Century Gothic"/>
+              </w:rPr>
+            </w:pPr>
+            <w:r>
+              <w:rPr>
+                <w:rFonts w:ascii="Century Gothic" w:hAnsi="Century Gothic"/>
+              </w:rPr>
               <w:t>-Cassiere</w:t>
             </w:r>
           </w:p>
-          <w:p/>
+          <w:p>
+            <w:pPr>
+              <w:rPr>
+                <w:rFonts w:ascii="Century Gothic" w:hAnsi="Century Gothic"/>
+              </w:rPr>
+            </w:pPr>
+          </w:p>
         </w:tc>
       </w:tr>
       <w:tr>
@@ -2409,12 +2600,14 @@
           <w:p>
             <w:pPr>
               <w:rPr>
+                <w:rFonts w:ascii="Century Gothic" w:hAnsi="Century Gothic"/>
                 <w:b/>
                 <w:bCs/>
               </w:rPr>
             </w:pPr>
             <w:r>
               <w:rPr>
+                <w:rFonts w:ascii="Century Gothic" w:hAnsi="Century Gothic"/>
                 <w:b/>
                 <w:bCs/>
               </w:rPr>
@@ -2427,11 +2620,25 @@
             <w:tcW w:w="7790" w:type="dxa"/>
           </w:tcPr>
           <w:p>
-            <w:r>
+            <w:pPr>
+              <w:rPr>
+                <w:rFonts w:ascii="Century Gothic" w:hAnsi="Century Gothic"/>
+              </w:rPr>
+            </w:pPr>
+            <w:r>
+              <w:rPr>
+                <w:rFonts w:ascii="Century Gothic" w:hAnsi="Century Gothic"/>
+              </w:rPr>
               <w:t>Il sistema è attivo e raggiungibile. Il Cassiere è in possesso delle credenziali di accesso (ID/Username e Password).</w:t>
             </w:r>
           </w:p>
-          <w:p/>
+          <w:p>
+            <w:pPr>
+              <w:rPr>
+                <w:rFonts w:ascii="Century Gothic" w:hAnsi="Century Gothic"/>
+              </w:rPr>
+            </w:pPr>
+          </w:p>
         </w:tc>
       </w:tr>
       <w:tr>
@@ -2445,12 +2652,14 @@
           <w:p>
             <w:pPr>
               <w:rPr>
+                <w:rFonts w:ascii="Century Gothic" w:hAnsi="Century Gothic"/>
                 <w:b/>
                 <w:bCs/>
               </w:rPr>
             </w:pPr>
             <w:r>
               <w:rPr>
+                <w:rFonts w:ascii="Century Gothic" w:hAnsi="Century Gothic"/>
                 <w:b/>
                 <w:bCs/>
               </w:rPr>
@@ -2463,11 +2672,25 @@
             <w:tcW w:w="7790" w:type="dxa"/>
           </w:tcPr>
           <w:p>
-            <w:r>
+            <w:pPr>
+              <w:rPr>
+                <w:rFonts w:ascii="Century Gothic" w:hAnsi="Century Gothic"/>
+              </w:rPr>
+            </w:pPr>
+            <w:r>
+              <w:rPr>
+                <w:rFonts w:ascii="Century Gothic" w:hAnsi="Century Gothic"/>
+              </w:rPr>
               <w:t>Il Cassiere è autenticato nel sistema. La sessione di lavoro è associata all'identificativo del Cassiere corrente. Viene mostrata la dashboard operativa.</w:t>
             </w:r>
           </w:p>
-          <w:p/>
+          <w:p>
+            <w:pPr>
+              <w:rPr>
+                <w:rFonts w:ascii="Century Gothic" w:hAnsi="Century Gothic"/>
+              </w:rPr>
+            </w:pPr>
+          </w:p>
         </w:tc>
       </w:tr>
       <w:tr>
@@ -2478,12 +2701,14 @@
           <w:p>
             <w:pPr>
               <w:rPr>
+                <w:rFonts w:ascii="Century Gothic" w:hAnsi="Century Gothic"/>
                 <w:b/>
                 <w:bCs/>
               </w:rPr>
             </w:pPr>
             <w:r>
               <w:rPr>
+                <w:rFonts w:ascii="Century Gothic" w:hAnsi="Century Gothic"/>
                 <w:b/>
                 <w:bCs/>
               </w:rPr>
@@ -2503,8 +2728,14 @@
                 <w:numId w:val="18"/>
               </w:numPr>
               <w:spacing w:line="278" w:lineRule="auto"/>
+              <w:rPr>
+                <w:rFonts w:ascii="Century Gothic" w:hAnsi="Century Gothic"/>
+              </w:rPr>
             </w:pPr>
             <w:r>
+              <w:rPr>
+                <w:rFonts w:ascii="Century Gothic" w:hAnsi="Century Gothic"/>
+              </w:rPr>
               <w:t>Il Cassiere avvia l'applicazione o accede alla schermata di login.</w:t>
             </w:r>
           </w:p>
@@ -2516,8 +2747,14 @@
                 <w:numId w:val="18"/>
               </w:numPr>
               <w:spacing w:line="278" w:lineRule="auto"/>
+              <w:rPr>
+                <w:rFonts w:ascii="Century Gothic" w:hAnsi="Century Gothic"/>
+              </w:rPr>
             </w:pPr>
             <w:r>
+              <w:rPr>
+                <w:rFonts w:ascii="Century Gothic" w:hAnsi="Century Gothic"/>
+              </w:rPr>
               <w:t>Il Sistema mostra il modulo di autenticazione.</w:t>
             </w:r>
           </w:p>
@@ -2529,8 +2766,14 @@
                 <w:numId w:val="18"/>
               </w:numPr>
               <w:spacing w:line="278" w:lineRule="auto"/>
+              <w:rPr>
+                <w:rFonts w:ascii="Century Gothic" w:hAnsi="Century Gothic"/>
+              </w:rPr>
             </w:pPr>
             <w:r>
+              <w:rPr>
+                <w:rFonts w:ascii="Century Gothic" w:hAnsi="Century Gothic"/>
+              </w:rPr>
               <w:t>Il Cassiere inserisce le proprie credenziali (Username e Password).</w:t>
             </w:r>
           </w:p>
@@ -2542,8 +2785,14 @@
                 <w:numId w:val="18"/>
               </w:numPr>
               <w:spacing w:line="278" w:lineRule="auto"/>
+              <w:rPr>
+                <w:rFonts w:ascii="Century Gothic" w:hAnsi="Century Gothic"/>
+              </w:rPr>
             </w:pPr>
             <w:r>
+              <w:rPr>
+                <w:rFonts w:ascii="Century Gothic" w:hAnsi="Century Gothic"/>
+              </w:rPr>
               <w:t>Il Sistema valida la correttezza delle credenziali verificandole nel database.</w:t>
             </w:r>
           </w:p>
@@ -2551,6 +2800,9 @@
             <w:pPr>
               <w:pStyle w:val="Paragrafoelenco"/>
               <w:spacing w:line="278" w:lineRule="auto"/>
+              <w:rPr>
+                <w:rFonts w:ascii="Century Gothic" w:hAnsi="Century Gothic"/>
+              </w:rPr>
             </w:pPr>
           </w:p>
         </w:tc>
@@ -2563,12 +2815,14 @@
           <w:p>
             <w:pPr>
               <w:rPr>
+                <w:rFonts w:ascii="Century Gothic" w:hAnsi="Century Gothic"/>
                 <w:b/>
                 <w:bCs/>
               </w:rPr>
             </w:pPr>
             <w:r>
               <w:rPr>
+                <w:rFonts w:ascii="Century Gothic" w:hAnsi="Century Gothic"/>
                 <w:b/>
                 <w:bCs/>
               </w:rPr>
@@ -2583,30 +2837,26 @@
           <w:p>
             <w:pPr>
               <w:rPr>
+                <w:rFonts w:ascii="Century Gothic" w:hAnsi="Century Gothic"/>
                 <w:b/>
                 <w:bCs/>
               </w:rPr>
             </w:pPr>
             <w:r>
               <w:rPr>
+                <w:rFonts w:ascii="Century Gothic" w:hAnsi="Century Gothic"/>
                 <w:b/>
                 <w:bCs/>
               </w:rPr>
               <w:t>4a. Credenziali non valide:</w:t>
             </w:r>
           </w:p>
-          <w:p/>
           <w:p>
             <w:pPr>
-              <w:pStyle w:val="Paragrafoelenco"/>
-              <w:numPr>
-                <w:ilvl w:val="0"/>
-                <w:numId w:val="16"/>
-              </w:numPr>
+              <w:rPr>
+                <w:rFonts w:ascii="Century Gothic" w:hAnsi="Century Gothic"/>
+              </w:rPr>
             </w:pPr>
-            <w:r>
-              <w:t>Il Sistema rileva che l'username non esiste o la password è errata.</w:t>
-            </w:r>
           </w:p>
           <w:p>
             <w:pPr>
@@ -2615,9 +2865,16 @@
                 <w:ilvl w:val="0"/>
                 <w:numId w:val="16"/>
               </w:numPr>
+              <w:rPr>
+                <w:rFonts w:ascii="Century Gothic" w:hAnsi="Century Gothic"/>
+              </w:rPr>
             </w:pPr>
             <w:r>
-              <w:t xml:space="preserve"> Il Sistema mostra un messaggio di errore ("Credenziali errate").</w:t>
+              <w:rPr>
+                <w:rFonts w:ascii="Century Gothic" w:hAnsi="Century Gothic"/>
+              </w:rPr>
+              <w:lastRenderedPageBreak/>
+              <w:t>Il Sistema rileva che l'username non esiste o la password è errata.</w:t>
             </w:r>
           </w:p>
           <w:p>
@@ -2627,35 +2884,69 @@
                 <w:ilvl w:val="0"/>
                 <w:numId w:val="16"/>
               </w:numPr>
+              <w:rPr>
+                <w:rFonts w:ascii="Century Gothic" w:hAnsi="Century Gothic"/>
+              </w:rPr>
             </w:pPr>
             <w:r>
-              <w:lastRenderedPageBreak/>
+              <w:rPr>
+                <w:rFonts w:ascii="Century Gothic" w:hAnsi="Century Gothic"/>
+              </w:rPr>
+              <w:t xml:space="preserve"> Il Sistema mostra un messaggio di errore ("Credenziali errate").</w:t>
+            </w:r>
+          </w:p>
+          <w:p>
+            <w:pPr>
+              <w:pStyle w:val="Paragrafoelenco"/>
+              <w:numPr>
+                <w:ilvl w:val="0"/>
+                <w:numId w:val="16"/>
+              </w:numPr>
+              <w:rPr>
+                <w:rFonts w:ascii="Century Gothic" w:hAnsi="Century Gothic"/>
+              </w:rPr>
+            </w:pPr>
+            <w:r>
+              <w:rPr>
+                <w:rFonts w:ascii="Century Gothic" w:hAnsi="Century Gothic"/>
+              </w:rPr>
               <w:t>Il Sistema richiede di inserire nuovamente le credenziali (ritorno al passo 3)</w:t>
             </w:r>
             <w:r>
+              <w:rPr>
+                <w:rFonts w:ascii="Century Gothic" w:hAnsi="Century Gothic"/>
+              </w:rPr>
               <w:t>.</w:t>
             </w:r>
           </w:p>
           <w:p>
             <w:pPr>
               <w:spacing w:after="160" w:line="278" w:lineRule="auto"/>
+              <w:rPr>
+                <w:rFonts w:ascii="Century Gothic" w:hAnsi="Century Gothic"/>
+              </w:rPr>
             </w:pPr>
           </w:p>
           <w:p>
             <w:pPr>
               <w:spacing w:after="160" w:line="278" w:lineRule="auto"/>
+              <w:rPr>
+                <w:rFonts w:ascii="Century Gothic" w:hAnsi="Century Gothic"/>
+              </w:rPr>
             </w:pPr>
           </w:p>
           <w:p>
             <w:pPr>
               <w:spacing w:after="160" w:line="278" w:lineRule="auto"/>
               <w:rPr>
+                <w:rFonts w:ascii="Century Gothic" w:hAnsi="Century Gothic"/>
                 <w:b/>
                 <w:bCs/>
               </w:rPr>
             </w:pPr>
             <w:r>
               <w:rPr>
+                <w:rFonts w:ascii="Century Gothic" w:hAnsi="Century Gothic"/>
                 <w:b/>
                 <w:bCs/>
               </w:rPr>
@@ -2669,8 +2960,14 @@
                 <w:ilvl w:val="0"/>
                 <w:numId w:val="17"/>
               </w:numPr>
+              <w:rPr>
+                <w:rFonts w:ascii="Century Gothic" w:hAnsi="Century Gothic"/>
+              </w:rPr>
             </w:pPr>
             <w:r>
+              <w:rPr>
+                <w:rFonts w:ascii="Century Gothic" w:hAnsi="Century Gothic"/>
+              </w:rPr>
               <w:t>Il Sistema rileva che le credenziali sono corrette ma l'account del Cassiere è stato disabilitato (es. licenziamento o sospensione).</w:t>
             </w:r>
           </w:p>
@@ -2681,14 +2978,23 @@
                 <w:ilvl w:val="0"/>
                 <w:numId w:val="17"/>
               </w:numPr>
+              <w:rPr>
+                <w:rFonts w:ascii="Century Gothic" w:hAnsi="Century Gothic"/>
+              </w:rPr>
             </w:pPr>
             <w:r>
+              <w:rPr>
+                <w:rFonts w:ascii="Century Gothic" w:hAnsi="Century Gothic"/>
+              </w:rPr>
               <w:t>Il Sistema nega l'accesso e mostra un messaggio di contatto amministrativo.</w:t>
             </w:r>
           </w:p>
           <w:p>
             <w:pPr>
               <w:pStyle w:val="NormaleWeb"/>
+              <w:rPr>
+                <w:rFonts w:ascii="Century Gothic" w:hAnsi="Century Gothic"/>
+              </w:rPr>
             </w:pPr>
           </w:p>
         </w:tc>
@@ -2697,46 +3003,7 @@
     <w:p>
       <w:pPr>
         <w:rPr>
-          <w:b/>
-          <w:bCs/>
-        </w:rPr>
-      </w:pPr>
-    </w:p>
-    <w:p>
-      <w:pPr>
-        <w:rPr>
-          <w:b/>
-          <w:bCs/>
-        </w:rPr>
-      </w:pPr>
-    </w:p>
-    <w:p>
-      <w:pPr>
-        <w:rPr>
-          <w:b/>
-          <w:bCs/>
-        </w:rPr>
-      </w:pPr>
-    </w:p>
-    <w:p>
-      <w:pPr>
-        <w:rPr>
-          <w:b/>
-          <w:bCs/>
-        </w:rPr>
-      </w:pPr>
-    </w:p>
-    <w:p>
-      <w:pPr>
-        <w:rPr>
-          <w:b/>
-          <w:bCs/>
-        </w:rPr>
-      </w:pPr>
-    </w:p>
-    <w:p>
-      <w:pPr>
-        <w:rPr>
+          <w:rFonts w:ascii="Century Gothic" w:hAnsi="Century Gothic"/>
           <w:b/>
           <w:bCs/>
         </w:rPr>
@@ -2764,6 +3031,7 @@
             <w:pPr>
               <w:jc w:val="center"/>
               <w:rPr>
+                <w:rFonts w:ascii="Century Gothic" w:hAnsi="Century Gothic"/>
                 <w:b/>
                 <w:bCs/>
               </w:rPr>
@@ -2773,6 +3041,7 @@
             <w:pPr>
               <w:jc w:val="center"/>
               <w:rPr>
+                <w:rFonts w:ascii="Century Gothic" w:hAnsi="Century Gothic"/>
                 <w:b/>
                 <w:bCs/>
                 <w:sz w:val="32"/>
@@ -2781,6 +3050,7 @@
             </w:pPr>
             <w:r>
               <w:rPr>
+                <w:rFonts w:ascii="Century Gothic" w:hAnsi="Century Gothic"/>
                 <w:b/>
                 <w:bCs/>
                 <w:sz w:val="32"/>
@@ -2790,6 +3060,7 @@
             </w:r>
             <w:r>
               <w:rPr>
+                <w:rFonts w:ascii="Century Gothic" w:hAnsi="Century Gothic"/>
                 <w:b/>
                 <w:bCs/>
                 <w:sz w:val="32"/>
@@ -2802,6 +3073,7 @@
             <w:pPr>
               <w:jc w:val="center"/>
               <w:rPr>
+                <w:rFonts w:ascii="Century Gothic" w:hAnsi="Century Gothic"/>
                 <w:b/>
                 <w:bCs/>
               </w:rPr>
@@ -2816,6 +3088,7 @@
             <w:pPr>
               <w:jc w:val="center"/>
               <w:rPr>
+                <w:rFonts w:ascii="Century Gothic" w:hAnsi="Century Gothic"/>
                 <w:b/>
                 <w:bCs/>
                 <w:sz w:val="24"/>
@@ -2827,6 +3100,7 @@
             <w:pPr>
               <w:jc w:val="center"/>
               <w:rPr>
+                <w:rFonts w:ascii="Century Gothic" w:hAnsi="Century Gothic"/>
                 <w:b/>
                 <w:bCs/>
                 <w:sz w:val="32"/>
@@ -2835,6 +3109,7 @@
             </w:pPr>
             <w:r>
               <w:rPr>
+                <w:rFonts w:ascii="Century Gothic" w:hAnsi="Century Gothic"/>
                 <w:b/>
                 <w:bCs/>
                 <w:sz w:val="32"/>
@@ -2847,6 +3122,7 @@
             <w:pPr>
               <w:jc w:val="center"/>
               <w:rPr>
+                <w:rFonts w:ascii="Century Gothic" w:hAnsi="Century Gothic"/>
                 <w:b/>
                 <w:bCs/>
                 <w:sz w:val="24"/>
@@ -2867,12 +3143,14 @@
           <w:p>
             <w:pPr>
               <w:rPr>
+                <w:rFonts w:ascii="Century Gothic" w:hAnsi="Century Gothic"/>
                 <w:b/>
                 <w:bCs/>
               </w:rPr>
             </w:pPr>
             <w:r>
               <w:rPr>
+                <w:rFonts w:ascii="Century Gothic" w:hAnsi="Century Gothic"/>
                 <w:b/>
                 <w:bCs/>
               </w:rPr>
@@ -2885,14 +3163,31 @@
             <w:tcW w:w="7790" w:type="dxa"/>
           </w:tcPr>
           <w:p>
-            <w:r>
+            <w:pPr>
+              <w:rPr>
+                <w:rFonts w:ascii="Century Gothic" w:hAnsi="Century Gothic"/>
+              </w:rPr>
+            </w:pPr>
+            <w:r>
+              <w:rPr>
+                <w:rFonts w:ascii="Century Gothic" w:hAnsi="Century Gothic"/>
+              </w:rPr>
               <w:t>-</w:t>
             </w:r>
             <w:r>
+              <w:rPr>
+                <w:rFonts w:ascii="Century Gothic" w:hAnsi="Century Gothic"/>
+              </w:rPr>
               <w:t>Impiegato</w:t>
             </w:r>
           </w:p>
-          <w:p/>
+          <w:p>
+            <w:pPr>
+              <w:rPr>
+                <w:rFonts w:ascii="Century Gothic" w:hAnsi="Century Gothic"/>
+              </w:rPr>
+            </w:pPr>
+          </w:p>
         </w:tc>
       </w:tr>
       <w:tr>
@@ -2906,12 +3201,14 @@
           <w:p>
             <w:pPr>
               <w:rPr>
+                <w:rFonts w:ascii="Century Gothic" w:hAnsi="Century Gothic"/>
                 <w:b/>
                 <w:bCs/>
               </w:rPr>
             </w:pPr>
             <w:r>
               <w:rPr>
+                <w:rFonts w:ascii="Century Gothic" w:hAnsi="Century Gothic"/>
                 <w:b/>
                 <w:bCs/>
               </w:rPr>
@@ -2924,17 +3221,37 @@
             <w:tcW w:w="7790" w:type="dxa"/>
           </w:tcPr>
           <w:p>
-            <w:r>
+            <w:pPr>
+              <w:rPr>
+                <w:rFonts w:ascii="Century Gothic" w:hAnsi="Century Gothic"/>
+              </w:rPr>
+            </w:pPr>
+            <w:r>
+              <w:rPr>
+                <w:rFonts w:ascii="Century Gothic" w:hAnsi="Century Gothic"/>
+              </w:rPr>
               <w:t xml:space="preserve">Il sistema è attivo e </w:t>
             </w:r>
             <w:r>
+              <w:rPr>
+                <w:rFonts w:ascii="Century Gothic" w:hAnsi="Century Gothic"/>
+              </w:rPr>
               <w:t>l’Impiegato</w:t>
             </w:r>
             <w:r>
+              <w:rPr>
+                <w:rFonts w:ascii="Century Gothic" w:hAnsi="Century Gothic"/>
+              </w:rPr>
               <w:t xml:space="preserve"> è autenticato</w:t>
             </w:r>
           </w:p>
-          <w:p/>
+          <w:p>
+            <w:pPr>
+              <w:rPr>
+                <w:rFonts w:ascii="Century Gothic" w:hAnsi="Century Gothic"/>
+              </w:rPr>
+            </w:pPr>
+          </w:p>
         </w:tc>
       </w:tr>
       <w:tr>
@@ -2948,12 +3265,14 @@
           <w:p>
             <w:pPr>
               <w:rPr>
+                <w:rFonts w:ascii="Century Gothic" w:hAnsi="Century Gothic"/>
                 <w:b/>
                 <w:bCs/>
               </w:rPr>
             </w:pPr>
             <w:r>
               <w:rPr>
+                <w:rFonts w:ascii="Century Gothic" w:hAnsi="Century Gothic"/>
                 <w:b/>
                 <w:bCs/>
               </w:rPr>
@@ -2966,11 +3285,25 @@
             <w:tcW w:w="7790" w:type="dxa"/>
           </w:tcPr>
           <w:p>
-            <w:r>
+            <w:pPr>
+              <w:rPr>
+                <w:rFonts w:ascii="Century Gothic" w:hAnsi="Century Gothic"/>
+              </w:rPr>
+            </w:pPr>
+            <w:r>
+              <w:rPr>
+                <w:rFonts w:ascii="Century Gothic" w:hAnsi="Century Gothic"/>
+              </w:rPr>
               <w:t>Un nuovo cliente è registrato nel sistema con uno stato di affidabilità iniziale.</w:t>
             </w:r>
           </w:p>
-          <w:p/>
+          <w:p>
+            <w:pPr>
+              <w:rPr>
+                <w:rFonts w:ascii="Century Gothic" w:hAnsi="Century Gothic"/>
+              </w:rPr>
+            </w:pPr>
+          </w:p>
         </w:tc>
       </w:tr>
       <w:tr>
@@ -2981,12 +3314,14 @@
           <w:p>
             <w:pPr>
               <w:rPr>
+                <w:rFonts w:ascii="Century Gothic" w:hAnsi="Century Gothic"/>
                 <w:b/>
                 <w:bCs/>
               </w:rPr>
             </w:pPr>
             <w:r>
               <w:rPr>
+                <w:rFonts w:ascii="Century Gothic" w:hAnsi="Century Gothic"/>
                 <w:b/>
                 <w:bCs/>
               </w:rPr>
@@ -3008,14 +3343,14 @@
               <w:spacing w:line="360" w:lineRule="auto"/>
               <w:ind w:left="714" w:hanging="357"/>
               <w:rPr>
-                <w:rFonts w:asciiTheme="minorHAnsi" w:hAnsiTheme="minorHAnsi"/>
+                <w:rFonts w:ascii="Century Gothic" w:hAnsi="Century Gothic"/>
                 <w:sz w:val="22"/>
                 <w:szCs w:val="22"/>
               </w:rPr>
             </w:pPr>
             <w:r>
               <w:rPr>
-                <w:rFonts w:asciiTheme="minorHAnsi" w:hAnsiTheme="minorHAnsi"/>
+                <w:rFonts w:ascii="Century Gothic" w:hAnsi="Century Gothic"/>
                 <w:sz w:val="22"/>
                 <w:szCs w:val="22"/>
               </w:rPr>
@@ -3023,7 +3358,7 @@
             </w:r>
             <w:r>
               <w:rPr>
-                <w:rFonts w:asciiTheme="minorHAnsi" w:hAnsiTheme="minorHAnsi"/>
+                <w:rFonts w:ascii="Century Gothic" w:hAnsi="Century Gothic"/>
                 <w:sz w:val="22"/>
                 <w:szCs w:val="22"/>
               </w:rPr>
@@ -3040,14 +3375,14 @@
               <w:spacing w:line="360" w:lineRule="auto"/>
               <w:ind w:left="714" w:hanging="357"/>
               <w:rPr>
-                <w:rFonts w:asciiTheme="minorHAnsi" w:hAnsiTheme="minorHAnsi"/>
+                <w:rFonts w:ascii="Century Gothic" w:hAnsi="Century Gothic"/>
                 <w:sz w:val="22"/>
                 <w:szCs w:val="22"/>
               </w:rPr>
             </w:pPr>
             <w:r>
               <w:rPr>
-                <w:rFonts w:asciiTheme="minorHAnsi" w:hAnsiTheme="minorHAnsi"/>
+                <w:rFonts w:ascii="Century Gothic" w:hAnsi="Century Gothic"/>
                 <w:sz w:val="22"/>
                 <w:szCs w:val="22"/>
               </w:rPr>
@@ -3055,7 +3390,7 @@
             </w:r>
             <w:r>
               <w:rPr>
-                <w:rFonts w:asciiTheme="minorHAnsi" w:hAnsiTheme="minorHAnsi"/>
+                <w:rFonts w:ascii="Century Gothic" w:hAnsi="Century Gothic"/>
                 <w:sz w:val="22"/>
                 <w:szCs w:val="22"/>
               </w:rPr>
@@ -3072,14 +3407,14 @@
               <w:spacing w:line="360" w:lineRule="auto"/>
               <w:ind w:left="714" w:hanging="357"/>
               <w:rPr>
-                <w:rFonts w:asciiTheme="minorHAnsi" w:hAnsiTheme="minorHAnsi"/>
+                <w:rFonts w:ascii="Century Gothic" w:hAnsi="Century Gothic"/>
                 <w:sz w:val="22"/>
                 <w:szCs w:val="22"/>
               </w:rPr>
             </w:pPr>
             <w:r>
               <w:rPr>
-                <w:rFonts w:asciiTheme="minorHAnsi" w:hAnsiTheme="minorHAnsi"/>
+                <w:rFonts w:ascii="Century Gothic" w:hAnsi="Century Gothic"/>
                 <w:sz w:val="22"/>
                 <w:szCs w:val="22"/>
               </w:rPr>
@@ -3096,14 +3431,14 @@
               <w:spacing w:line="360" w:lineRule="auto"/>
               <w:ind w:left="714" w:hanging="357"/>
               <w:rPr>
-                <w:rFonts w:asciiTheme="minorHAnsi" w:hAnsiTheme="minorHAnsi"/>
+                <w:rFonts w:ascii="Century Gothic" w:hAnsi="Century Gothic"/>
                 <w:sz w:val="22"/>
                 <w:szCs w:val="22"/>
               </w:rPr>
             </w:pPr>
             <w:r>
               <w:rPr>
-                <w:rFonts w:asciiTheme="minorHAnsi" w:hAnsiTheme="minorHAnsi"/>
+                <w:rFonts w:ascii="Century Gothic" w:hAnsi="Century Gothic"/>
                 <w:sz w:val="22"/>
                 <w:szCs w:val="22"/>
               </w:rPr>
@@ -3120,14 +3455,14 @@
               <w:spacing w:line="360" w:lineRule="auto"/>
               <w:ind w:left="714" w:hanging="357"/>
               <w:rPr>
-                <w:rFonts w:asciiTheme="minorHAnsi" w:hAnsiTheme="minorHAnsi"/>
+                <w:rFonts w:ascii="Century Gothic" w:hAnsi="Century Gothic"/>
                 <w:sz w:val="22"/>
                 <w:szCs w:val="22"/>
               </w:rPr>
             </w:pPr>
             <w:r>
               <w:rPr>
-                <w:rFonts w:asciiTheme="minorHAnsi" w:hAnsiTheme="minorHAnsi"/>
+                <w:rFonts w:ascii="Century Gothic" w:hAnsi="Century Gothic"/>
                 <w:sz w:val="22"/>
                 <w:szCs w:val="22"/>
               </w:rPr>
@@ -3144,12 +3479,14 @@
           <w:p>
             <w:pPr>
               <w:rPr>
+                <w:rFonts w:ascii="Century Gothic" w:hAnsi="Century Gothic"/>
                 <w:b/>
                 <w:bCs/>
               </w:rPr>
             </w:pPr>
             <w:r>
               <w:rPr>
+                <w:rFonts w:ascii="Century Gothic" w:hAnsi="Century Gothic"/>
                 <w:b/>
                 <w:bCs/>
               </w:rPr>
@@ -3165,14 +3502,14 @@
             <w:pPr>
               <w:pStyle w:val="NormaleWeb"/>
               <w:rPr>
-                <w:rFonts w:asciiTheme="minorHAnsi" w:hAnsiTheme="minorHAnsi"/>
+                <w:rFonts w:ascii="Century Gothic" w:hAnsi="Century Gothic"/>
                 <w:sz w:val="22"/>
                 <w:szCs w:val="22"/>
               </w:rPr>
             </w:pPr>
             <w:r>
               <w:rPr>
-                <w:rFonts w:asciiTheme="minorHAnsi" w:hAnsiTheme="minorHAnsi"/>
+                <w:rFonts w:ascii="Century Gothic" w:hAnsi="Century Gothic"/>
                 <w:b/>
                 <w:bCs/>
                 <w:sz w:val="22"/>
@@ -3189,14 +3526,14 @@
                 <w:numId w:val="3"/>
               </w:numPr>
               <w:rPr>
-                <w:rFonts w:asciiTheme="minorHAnsi" w:hAnsiTheme="minorHAnsi"/>
+                <w:rFonts w:ascii="Century Gothic" w:hAnsi="Century Gothic"/>
                 <w:sz w:val="22"/>
                 <w:szCs w:val="22"/>
               </w:rPr>
             </w:pPr>
             <w:r>
               <w:rPr>
-                <w:rFonts w:asciiTheme="minorHAnsi" w:hAnsiTheme="minorHAnsi"/>
+                <w:rFonts w:ascii="Century Gothic" w:hAnsi="Century Gothic"/>
                 <w:sz w:val="22"/>
                 <w:szCs w:val="22"/>
               </w:rPr>
@@ -3211,14 +3548,14 @@
                 <w:numId w:val="3"/>
               </w:numPr>
               <w:rPr>
-                <w:rFonts w:asciiTheme="minorHAnsi" w:hAnsiTheme="minorHAnsi"/>
+                <w:rFonts w:ascii="Century Gothic" w:hAnsi="Century Gothic"/>
                 <w:sz w:val="22"/>
                 <w:szCs w:val="22"/>
               </w:rPr>
             </w:pPr>
             <w:r>
               <w:rPr>
-                <w:rFonts w:asciiTheme="minorHAnsi" w:hAnsiTheme="minorHAnsi"/>
+                <w:rFonts w:ascii="Century Gothic" w:hAnsi="Century Gothic"/>
                 <w:sz w:val="22"/>
                 <w:szCs w:val="22"/>
               </w:rPr>
@@ -3233,14 +3570,14 @@
                 <w:numId w:val="3"/>
               </w:numPr>
               <w:rPr>
-                <w:rFonts w:asciiTheme="minorHAnsi" w:hAnsiTheme="minorHAnsi"/>
+                <w:rFonts w:ascii="Century Gothic" w:hAnsi="Century Gothic"/>
                 <w:sz w:val="22"/>
                 <w:szCs w:val="22"/>
               </w:rPr>
             </w:pPr>
             <w:r>
               <w:rPr>
-                <w:rFonts w:asciiTheme="minorHAnsi" w:hAnsiTheme="minorHAnsi"/>
+                <w:rFonts w:ascii="Century Gothic" w:hAnsi="Century Gothic"/>
                 <w:sz w:val="22"/>
                 <w:szCs w:val="22"/>
               </w:rPr>
@@ -3248,7 +3585,7 @@
             </w:r>
             <w:r>
               <w:rPr>
-                <w:rFonts w:asciiTheme="minorHAnsi" w:hAnsiTheme="minorHAnsi"/>
+                <w:rFonts w:ascii="Century Gothic" w:hAnsi="Century Gothic"/>
                 <w:sz w:val="22"/>
                 <w:szCs w:val="22"/>
               </w:rPr>
@@ -3259,14 +3596,14 @@
             <w:pPr>
               <w:pStyle w:val="NormaleWeb"/>
               <w:rPr>
-                <w:rFonts w:asciiTheme="minorHAnsi" w:hAnsiTheme="minorHAnsi"/>
+                <w:rFonts w:ascii="Century Gothic" w:hAnsi="Century Gothic"/>
                 <w:sz w:val="22"/>
                 <w:szCs w:val="22"/>
               </w:rPr>
             </w:pPr>
             <w:r>
               <w:rPr>
-                <w:rFonts w:asciiTheme="minorHAnsi" w:hAnsiTheme="minorHAnsi"/>
+                <w:rFonts w:ascii="Century Gothic" w:hAnsi="Century Gothic"/>
                 <w:b/>
                 <w:bCs/>
                 <w:sz w:val="22"/>
@@ -3283,14 +3620,14 @@
                 <w:numId w:val="4"/>
               </w:numPr>
               <w:rPr>
-                <w:rFonts w:asciiTheme="minorHAnsi" w:hAnsiTheme="minorHAnsi"/>
+                <w:rFonts w:ascii="Century Gothic" w:hAnsi="Century Gothic"/>
                 <w:sz w:val="22"/>
                 <w:szCs w:val="22"/>
               </w:rPr>
             </w:pPr>
             <w:r>
               <w:rPr>
-                <w:rFonts w:asciiTheme="minorHAnsi" w:hAnsiTheme="minorHAnsi"/>
+                <w:rFonts w:ascii="Century Gothic" w:hAnsi="Century Gothic"/>
                 <w:sz w:val="22"/>
                 <w:szCs w:val="22"/>
               </w:rPr>
@@ -3306,14 +3643,14 @@
                 <w:numId w:val="4"/>
               </w:numPr>
               <w:rPr>
-                <w:rFonts w:asciiTheme="minorHAnsi" w:hAnsiTheme="minorHAnsi"/>
+                <w:rFonts w:ascii="Century Gothic" w:hAnsi="Century Gothic"/>
                 <w:sz w:val="22"/>
                 <w:szCs w:val="22"/>
               </w:rPr>
             </w:pPr>
             <w:r>
               <w:rPr>
-                <w:rFonts w:asciiTheme="minorHAnsi" w:hAnsiTheme="minorHAnsi"/>
+                <w:rFonts w:ascii="Century Gothic" w:hAnsi="Century Gothic"/>
                 <w:sz w:val="22"/>
                 <w:szCs w:val="22"/>
               </w:rPr>
@@ -3321,7 +3658,7 @@
             </w:r>
             <w:r>
               <w:rPr>
-                <w:rFonts w:asciiTheme="minorHAnsi" w:hAnsiTheme="minorHAnsi"/>
+                <w:rFonts w:ascii="Century Gothic" w:hAnsi="Century Gothic"/>
                 <w:sz w:val="22"/>
                 <w:szCs w:val="22"/>
               </w:rPr>
@@ -3331,6 +3668,9 @@
           <w:p>
             <w:pPr>
               <w:pStyle w:val="NormaleWeb"/>
+              <w:rPr>
+                <w:rFonts w:ascii="Century Gothic" w:hAnsi="Century Gothic"/>
+              </w:rPr>
             </w:pPr>
           </w:p>
         </w:tc>
@@ -3339,86 +3679,7 @@
     <w:p>
       <w:pPr>
         <w:rPr>
-          <w:b/>
-          <w:bCs/>
-        </w:rPr>
-      </w:pPr>
-    </w:p>
-    <w:p>
-      <w:pPr>
-        <w:rPr>
-          <w:b/>
-          <w:bCs/>
-        </w:rPr>
-      </w:pPr>
-    </w:p>
-    <w:p>
-      <w:pPr>
-        <w:rPr>
-          <w:b/>
-          <w:bCs/>
-        </w:rPr>
-      </w:pPr>
-    </w:p>
-    <w:p>
-      <w:pPr>
-        <w:rPr>
-          <w:b/>
-          <w:bCs/>
-        </w:rPr>
-      </w:pPr>
-    </w:p>
-    <w:p>
-      <w:pPr>
-        <w:rPr>
-          <w:b/>
-          <w:bCs/>
-        </w:rPr>
-      </w:pPr>
-    </w:p>
-    <w:p>
-      <w:pPr>
-        <w:rPr>
-          <w:b/>
-          <w:bCs/>
-        </w:rPr>
-      </w:pPr>
-    </w:p>
-    <w:p>
-      <w:pPr>
-        <w:rPr>
-          <w:b/>
-          <w:bCs/>
-        </w:rPr>
-      </w:pPr>
-    </w:p>
-    <w:p>
-      <w:pPr>
-        <w:rPr>
-          <w:b/>
-          <w:bCs/>
-        </w:rPr>
-      </w:pPr>
-    </w:p>
-    <w:p>
-      <w:pPr>
-        <w:rPr>
-          <w:b/>
-          <w:bCs/>
-        </w:rPr>
-      </w:pPr>
-    </w:p>
-    <w:p>
-      <w:pPr>
-        <w:rPr>
-          <w:b/>
-          <w:bCs/>
-        </w:rPr>
-      </w:pPr>
-    </w:p>
-    <w:p>
-      <w:pPr>
-        <w:rPr>
+          <w:rFonts w:ascii="Century Gothic" w:hAnsi="Century Gothic"/>
           <w:b/>
           <w:bCs/>
         </w:rPr>
@@ -3446,6 +3707,7 @@
             <w:pPr>
               <w:jc w:val="center"/>
               <w:rPr>
+                <w:rFonts w:ascii="Century Gothic" w:hAnsi="Century Gothic"/>
                 <w:b/>
                 <w:bCs/>
               </w:rPr>
@@ -3455,6 +3717,7 @@
             <w:pPr>
               <w:jc w:val="center"/>
               <w:rPr>
+                <w:rFonts w:ascii="Century Gothic" w:hAnsi="Century Gothic"/>
                 <w:b/>
                 <w:bCs/>
                 <w:sz w:val="32"/>
@@ -3463,27 +3726,20 @@
             </w:pPr>
             <w:r>
               <w:rPr>
+                <w:rFonts w:ascii="Century Gothic" w:hAnsi="Century Gothic"/>
                 <w:b/>
                 <w:bCs/>
                 <w:sz w:val="32"/>
                 <w:szCs w:val="32"/>
               </w:rPr>
-              <w:t>UC</w:t>
-            </w:r>
-            <w:r>
-              <w:rPr>
-                <w:b/>
-                <w:bCs/>
-                <w:sz w:val="32"/>
-                <w:szCs w:val="32"/>
-              </w:rPr>
-              <w:t>3</w:t>
+              <w:t>UC3</w:t>
             </w:r>
           </w:p>
           <w:p>
             <w:pPr>
               <w:jc w:val="center"/>
               <w:rPr>
+                <w:rFonts w:ascii="Century Gothic" w:hAnsi="Century Gothic"/>
                 <w:b/>
                 <w:bCs/>
               </w:rPr>
@@ -3498,6 +3754,7 @@
             <w:pPr>
               <w:jc w:val="center"/>
               <w:rPr>
+                <w:rFonts w:ascii="Century Gothic" w:hAnsi="Century Gothic"/>
                 <w:b/>
                 <w:bCs/>
                 <w:sz w:val="24"/>
@@ -3509,6 +3766,7 @@
             <w:pPr>
               <w:jc w:val="center"/>
               <w:rPr>
+                <w:rFonts w:ascii="Century Gothic" w:hAnsi="Century Gothic"/>
                 <w:b/>
                 <w:bCs/>
                 <w:sz w:val="24"/>
@@ -3517,6 +3775,7 @@
             </w:pPr>
             <w:r>
               <w:rPr>
+                <w:rFonts w:ascii="Century Gothic" w:hAnsi="Century Gothic"/>
                 <w:b/>
                 <w:bCs/>
                 <w:sz w:val="32"/>
@@ -3526,6 +3785,7 @@
             </w:r>
             <w:r>
               <w:rPr>
+                <w:rFonts w:ascii="Century Gothic" w:hAnsi="Century Gothic"/>
                 <w:b/>
                 <w:bCs/>
                 <w:sz w:val="24"/>
@@ -3547,12 +3807,14 @@
           <w:p>
             <w:pPr>
               <w:rPr>
+                <w:rFonts w:ascii="Century Gothic" w:hAnsi="Century Gothic"/>
                 <w:b/>
                 <w:bCs/>
               </w:rPr>
             </w:pPr>
             <w:r>
               <w:rPr>
+                <w:rFonts w:ascii="Century Gothic" w:hAnsi="Century Gothic"/>
                 <w:b/>
                 <w:bCs/>
               </w:rPr>
@@ -3565,11 +3827,25 @@
             <w:tcW w:w="7790" w:type="dxa"/>
           </w:tcPr>
           <w:p>
-            <w:r>
+            <w:pPr>
+              <w:rPr>
+                <w:rFonts w:ascii="Century Gothic" w:hAnsi="Century Gothic"/>
+              </w:rPr>
+            </w:pPr>
+            <w:r>
+              <w:rPr>
+                <w:rFonts w:ascii="Century Gothic" w:hAnsi="Century Gothic"/>
+              </w:rPr>
               <w:t>-Cassiere</w:t>
             </w:r>
           </w:p>
-          <w:p/>
+          <w:p>
+            <w:pPr>
+              <w:rPr>
+                <w:rFonts w:ascii="Century Gothic" w:hAnsi="Century Gothic"/>
+              </w:rPr>
+            </w:pPr>
+          </w:p>
         </w:tc>
       </w:tr>
       <w:tr>
@@ -3583,12 +3859,14 @@
           <w:p>
             <w:pPr>
               <w:rPr>
+                <w:rFonts w:ascii="Century Gothic" w:hAnsi="Century Gothic"/>
                 <w:b/>
                 <w:bCs/>
               </w:rPr>
             </w:pPr>
             <w:r>
               <w:rPr>
+                <w:rFonts w:ascii="Century Gothic" w:hAnsi="Century Gothic"/>
                 <w:b/>
                 <w:bCs/>
               </w:rPr>
@@ -3601,11 +3879,25 @@
             <w:tcW w:w="7790" w:type="dxa"/>
           </w:tcPr>
           <w:p>
-            <w:r>
+            <w:pPr>
+              <w:rPr>
+                <w:rFonts w:ascii="Century Gothic" w:hAnsi="Century Gothic"/>
+              </w:rPr>
+            </w:pPr>
+            <w:r>
+              <w:rPr>
+                <w:rFonts w:ascii="Century Gothic" w:hAnsi="Century Gothic"/>
+              </w:rPr>
               <w:t>Il sistema è attivo e raggiungibile. Il Cassiere è autenticato nel sistema. Il punto di noleggio corrente è identificato.</w:t>
             </w:r>
           </w:p>
-          <w:p/>
+          <w:p>
+            <w:pPr>
+              <w:rPr>
+                <w:rFonts w:ascii="Century Gothic" w:hAnsi="Century Gothic"/>
+              </w:rPr>
+            </w:pPr>
+          </w:p>
         </w:tc>
       </w:tr>
       <w:tr>
@@ -3619,12 +3911,14 @@
           <w:p>
             <w:pPr>
               <w:rPr>
+                <w:rFonts w:ascii="Century Gothic" w:hAnsi="Century Gothic"/>
                 <w:b/>
                 <w:bCs/>
               </w:rPr>
             </w:pPr>
             <w:r>
               <w:rPr>
+                <w:rFonts w:ascii="Century Gothic" w:hAnsi="Century Gothic"/>
                 <w:b/>
                 <w:bCs/>
               </w:rPr>
@@ -3637,11 +3931,25 @@
             <w:tcW w:w="7790" w:type="dxa"/>
           </w:tcPr>
           <w:p>
-            <w:r>
+            <w:pPr>
+              <w:rPr>
+                <w:rFonts w:ascii="Century Gothic" w:hAnsi="Century Gothic"/>
+              </w:rPr>
+            </w:pPr>
+            <w:r>
+              <w:rPr>
+                <w:rFonts w:ascii="Century Gothic" w:hAnsi="Century Gothic"/>
+              </w:rPr>
               <w:t>Viene visualizzato l’elenco dei mezzi disponibili presso il punto di noleggio. Nessuna modifica permanente viene apportata ai dati.</w:t>
             </w:r>
           </w:p>
-          <w:p/>
+          <w:p>
+            <w:pPr>
+              <w:rPr>
+                <w:rFonts w:ascii="Century Gothic" w:hAnsi="Century Gothic"/>
+              </w:rPr>
+            </w:pPr>
+          </w:p>
         </w:tc>
       </w:tr>
       <w:tr>
@@ -3652,12 +3960,14 @@
           <w:p>
             <w:pPr>
               <w:rPr>
+                <w:rFonts w:ascii="Century Gothic" w:hAnsi="Century Gothic"/>
                 <w:b/>
                 <w:bCs/>
               </w:rPr>
             </w:pPr>
             <w:r>
               <w:rPr>
+                <w:rFonts w:ascii="Century Gothic" w:hAnsi="Century Gothic"/>
                 <w:b/>
                 <w:bCs/>
               </w:rPr>
@@ -3676,8 +3986,14 @@
                 <w:ilvl w:val="0"/>
                 <w:numId w:val="21"/>
               </w:numPr>
+              <w:rPr>
+                <w:rFonts w:ascii="Century Gothic" w:hAnsi="Century Gothic"/>
+              </w:rPr>
             </w:pPr>
             <w:r>
+              <w:rPr>
+                <w:rFonts w:ascii="Century Gothic" w:hAnsi="Century Gothic"/>
+              </w:rPr>
               <w:t>Il Cassiere accede alla sezione 'Visualizza Disponibilità Mezzi'.</w:t>
             </w:r>
           </w:p>
@@ -3688,8 +4004,14 @@
                 <w:ilvl w:val="0"/>
                 <w:numId w:val="21"/>
               </w:numPr>
+              <w:rPr>
+                <w:rFonts w:ascii="Century Gothic" w:hAnsi="Century Gothic"/>
+              </w:rPr>
             </w:pPr>
             <w:r>
+              <w:rPr>
+                <w:rFonts w:ascii="Century Gothic" w:hAnsi="Century Gothic"/>
+              </w:rPr>
               <w:t>Il Sistema identifica il punto di noleggio corrente.</w:t>
             </w:r>
           </w:p>
@@ -3700,8 +4022,14 @@
                 <w:ilvl w:val="0"/>
                 <w:numId w:val="21"/>
               </w:numPr>
+              <w:rPr>
+                <w:rFonts w:ascii="Century Gothic" w:hAnsi="Century Gothic"/>
+              </w:rPr>
             </w:pPr>
             <w:r>
+              <w:rPr>
+                <w:rFonts w:ascii="Century Gothic" w:hAnsi="Century Gothic"/>
+              </w:rPr>
               <w:t>Il Sistema recupera l’elenco dei mezzi associati.</w:t>
             </w:r>
           </w:p>
@@ -3712,8 +4040,14 @@
                 <w:ilvl w:val="0"/>
                 <w:numId w:val="21"/>
               </w:numPr>
+              <w:rPr>
+                <w:rFonts w:ascii="Century Gothic" w:hAnsi="Century Gothic"/>
+              </w:rPr>
             </w:pPr>
             <w:r>
+              <w:rPr>
+                <w:rFonts w:ascii="Century Gothic" w:hAnsi="Century Gothic"/>
+              </w:rPr>
               <w:t>Il Sistema filtra i mezzi con stato 'Disponibile'.</w:t>
             </w:r>
           </w:p>
@@ -3724,8 +4058,14 @@
                 <w:ilvl w:val="0"/>
                 <w:numId w:val="21"/>
               </w:numPr>
+              <w:rPr>
+                <w:rFonts w:ascii="Century Gothic" w:hAnsi="Century Gothic"/>
+              </w:rPr>
             </w:pPr>
             <w:r>
+              <w:rPr>
+                <w:rFonts w:ascii="Century Gothic" w:hAnsi="Century Gothic"/>
+              </w:rPr>
               <w:t>Il Sistema mostra per ogni mezzo: ID, tipologia, livello carica/carburante, stato.</w:t>
             </w:r>
           </w:p>
@@ -3736,8 +4076,14 @@
                 <w:ilvl w:val="0"/>
                 <w:numId w:val="21"/>
               </w:numPr>
+              <w:rPr>
+                <w:rFonts w:ascii="Century Gothic" w:hAnsi="Century Gothic"/>
+              </w:rPr>
             </w:pPr>
             <w:r>
+              <w:rPr>
+                <w:rFonts w:ascii="Century Gothic" w:hAnsi="Century Gothic"/>
+              </w:rPr>
               <w:t>Il Cassiere consulta l’elenco.</w:t>
             </w:r>
           </w:p>
@@ -3748,14 +4094,23 @@
                 <w:ilvl w:val="0"/>
                 <w:numId w:val="21"/>
               </w:numPr>
+              <w:rPr>
+                <w:rFonts w:ascii="Century Gothic" w:hAnsi="Century Gothic"/>
+              </w:rPr>
             </w:pPr>
             <w:r>
+              <w:rPr>
+                <w:rFonts w:ascii="Century Gothic" w:hAnsi="Century Gothic"/>
+              </w:rPr>
               <w:t>Il Cassiere può selezionare un mezzo per avviare un noleggio.</w:t>
             </w:r>
           </w:p>
           <w:p>
             <w:pPr>
               <w:spacing w:line="278" w:lineRule="auto"/>
+              <w:rPr>
+                <w:rFonts w:ascii="Century Gothic" w:hAnsi="Century Gothic"/>
+              </w:rPr>
             </w:pPr>
           </w:p>
         </w:tc>
@@ -3768,12 +4123,14 @@
           <w:p>
             <w:pPr>
               <w:rPr>
+                <w:rFonts w:ascii="Century Gothic" w:hAnsi="Century Gothic"/>
                 <w:b/>
                 <w:bCs/>
               </w:rPr>
             </w:pPr>
             <w:r>
               <w:rPr>
+                <w:rFonts w:ascii="Century Gothic" w:hAnsi="Century Gothic"/>
                 <w:b/>
                 <w:bCs/>
               </w:rPr>
@@ -3786,7 +4143,15 @@
             <w:tcW w:w="7790" w:type="dxa"/>
           </w:tcPr>
           <w:p>
-            <w:r>
+            <w:pPr>
+              <w:rPr>
+                <w:rFonts w:ascii="Century Gothic" w:hAnsi="Century Gothic"/>
+              </w:rPr>
+            </w:pPr>
+            <w:r>
+              <w:rPr>
+                <w:rFonts w:ascii="Century Gothic" w:hAnsi="Century Gothic"/>
+              </w:rPr>
               <w:t>4a. Nessun mezzo disponibile:</w:t>
             </w:r>
           </w:p>
@@ -3797,8 +4162,14 @@
                 <w:ilvl w:val="0"/>
                 <w:numId w:val="22"/>
               </w:numPr>
+              <w:rPr>
+                <w:rFonts w:ascii="Century Gothic" w:hAnsi="Century Gothic"/>
+              </w:rPr>
             </w:pPr>
             <w:r>
+              <w:rPr>
+                <w:rFonts w:ascii="Century Gothic" w:hAnsi="Century Gothic"/>
+              </w:rPr>
               <w:t>Il Sistema rileva assenza di mezzi disponibili.</w:t>
             </w:r>
           </w:p>
@@ -3809,8 +4180,14 @@
                 <w:ilvl w:val="0"/>
                 <w:numId w:val="22"/>
               </w:numPr>
+              <w:rPr>
+                <w:rFonts w:ascii="Century Gothic" w:hAnsi="Century Gothic"/>
+              </w:rPr>
             </w:pPr>
             <w:r>
+              <w:rPr>
+                <w:rFonts w:ascii="Century Gothic" w:hAnsi="Century Gothic"/>
+              </w:rPr>
               <w:t>Mostra un messaggio di avviso.</w:t>
             </w:r>
           </w:p>
@@ -3821,18 +4198,35 @@
                 <w:ilvl w:val="0"/>
                 <w:numId w:val="22"/>
               </w:numPr>
+              <w:rPr>
+                <w:rFonts w:ascii="Century Gothic" w:hAnsi="Century Gothic"/>
+              </w:rPr>
             </w:pPr>
             <w:r>
+              <w:rPr>
+                <w:rFonts w:ascii="Century Gothic" w:hAnsi="Century Gothic"/>
+              </w:rPr>
               <w:t xml:space="preserve"> Suggerisce altri punti di noleggio (se previsto)</w:t>
             </w:r>
           </w:p>
           <w:p>
             <w:pPr>
               <w:ind w:left="360"/>
+              <w:rPr>
+                <w:rFonts w:ascii="Century Gothic" w:hAnsi="Century Gothic"/>
+              </w:rPr>
             </w:pPr>
           </w:p>
           <w:p>
-            <w:r>
+            <w:pPr>
+              <w:rPr>
+                <w:rFonts w:ascii="Century Gothic" w:hAnsi="Century Gothic"/>
+              </w:rPr>
+            </w:pPr>
+            <w:r>
+              <w:rPr>
+                <w:rFonts w:ascii="Century Gothic" w:hAnsi="Century Gothic"/>
+              </w:rPr>
               <w:t>5a. Mezzo con carica insufficiente:</w:t>
             </w:r>
           </w:p>
@@ -3843,8 +4237,14 @@
                 <w:ilvl w:val="0"/>
                 <w:numId w:val="23"/>
               </w:numPr>
+              <w:rPr>
+                <w:rFonts w:ascii="Century Gothic" w:hAnsi="Century Gothic"/>
+              </w:rPr>
             </w:pPr>
             <w:r>
+              <w:rPr>
+                <w:rFonts w:ascii="Century Gothic" w:hAnsi="Century Gothic"/>
+              </w:rPr>
               <w:t>Il Sistema evidenzia il mezzo come non noleggiabile.</w:t>
             </w:r>
           </w:p>
@@ -3855,32 +4255,49 @@
                 <w:ilvl w:val="0"/>
                 <w:numId w:val="23"/>
               </w:numPr>
+              <w:rPr>
+                <w:rFonts w:ascii="Century Gothic" w:hAnsi="Century Gothic"/>
+              </w:rPr>
             </w:pPr>
             <w:r>
-              <w:t>Mostra il livello sotto soglia minima.</w:t>
+              <w:rPr>
+                <w:rFonts w:ascii="Century Gothic" w:hAnsi="Century Gothic"/>
+              </w:rPr>
+              <w:t xml:space="preserve">Mostra il livello </w:t>
+            </w:r>
+            <w:proofErr w:type="gramStart"/>
+            <w:r>
+              <w:rPr>
+                <w:rFonts w:ascii="Century Gothic" w:hAnsi="Century Gothic"/>
+              </w:rPr>
+              <w:t>sotto soglia</w:t>
+            </w:r>
+            <w:proofErr w:type="gramEnd"/>
+            <w:r>
+              <w:rPr>
+                <w:rFonts w:ascii="Century Gothic" w:hAnsi="Century Gothic"/>
+              </w:rPr>
+              <w:t xml:space="preserve"> minima.</w:t>
             </w:r>
           </w:p>
           <w:p>
             <w:pPr>
               <w:pStyle w:val="NormaleWeb"/>
+              <w:rPr>
+                <w:rFonts w:ascii="Century Gothic" w:hAnsi="Century Gothic"/>
+              </w:rPr>
             </w:pPr>
           </w:p>
         </w:tc>
       </w:tr>
     </w:tbl>
-    <w:p/>
-    <w:p/>
-    <w:p/>
-    <w:p/>
-    <w:p/>
-    <w:p/>
-    <w:p/>
-    <w:p/>
-    <w:p/>
-    <w:p/>
-    <w:p/>
-    <w:p/>
-    <w:p/>
+    <w:p>
+      <w:pPr>
+        <w:rPr>
+          <w:rFonts w:ascii="Century Gothic" w:hAnsi="Century Gothic"/>
+        </w:rPr>
+      </w:pPr>
+    </w:p>
     <w:tbl>
       <w:tblPr>
         <w:tblStyle w:val="Grigliatabella"/>
@@ -3903,6 +4320,7 @@
             <w:pPr>
               <w:jc w:val="center"/>
               <w:rPr>
+                <w:rFonts w:ascii="Century Gothic" w:hAnsi="Century Gothic"/>
                 <w:b/>
                 <w:bCs/>
               </w:rPr>
@@ -3912,6 +4330,7 @@
             <w:pPr>
               <w:jc w:val="center"/>
               <w:rPr>
+                <w:rFonts w:ascii="Century Gothic" w:hAnsi="Century Gothic"/>
                 <w:b/>
                 <w:bCs/>
                 <w:sz w:val="32"/>
@@ -3920,6 +4339,7 @@
             </w:pPr>
             <w:r>
               <w:rPr>
+                <w:rFonts w:ascii="Century Gothic" w:hAnsi="Century Gothic"/>
                 <w:b/>
                 <w:bCs/>
                 <w:sz w:val="32"/>
@@ -3929,6 +4349,7 @@
             </w:r>
             <w:r>
               <w:rPr>
+                <w:rFonts w:ascii="Century Gothic" w:hAnsi="Century Gothic"/>
                 <w:b/>
                 <w:bCs/>
                 <w:sz w:val="32"/>
@@ -3946,6 +4367,7 @@
             <w:pPr>
               <w:jc w:val="center"/>
               <w:rPr>
+                <w:rFonts w:ascii="Century Gothic" w:hAnsi="Century Gothic"/>
                 <w:b/>
                 <w:bCs/>
                 <w:sz w:val="24"/>
@@ -3957,6 +4379,7 @@
             <w:pPr>
               <w:jc w:val="center"/>
               <w:rPr>
+                <w:rFonts w:ascii="Century Gothic" w:hAnsi="Century Gothic"/>
                 <w:b/>
                 <w:bCs/>
                 <w:sz w:val="32"/>
@@ -3965,6 +4388,7 @@
             </w:pPr>
             <w:r>
               <w:rPr>
+                <w:rFonts w:ascii="Century Gothic" w:hAnsi="Century Gothic"/>
                 <w:b/>
                 <w:bCs/>
                 <w:sz w:val="32"/>
@@ -3977,6 +4401,7 @@
             <w:pPr>
               <w:jc w:val="center"/>
               <w:rPr>
+                <w:rFonts w:ascii="Century Gothic" w:hAnsi="Century Gothic"/>
                 <w:b/>
                 <w:bCs/>
                 <w:sz w:val="24"/>
@@ -3997,12 +4422,14 @@
           <w:p>
             <w:pPr>
               <w:rPr>
+                <w:rFonts w:ascii="Century Gothic" w:hAnsi="Century Gothic"/>
                 <w:b/>
                 <w:bCs/>
               </w:rPr>
             </w:pPr>
             <w:r>
               <w:rPr>
+                <w:rFonts w:ascii="Century Gothic" w:hAnsi="Century Gothic"/>
                 <w:b/>
                 <w:bCs/>
               </w:rPr>
@@ -4015,14 +4442,31 @@
             <w:tcW w:w="7790" w:type="dxa"/>
           </w:tcPr>
           <w:p>
-            <w:r>
+            <w:pPr>
+              <w:rPr>
+                <w:rFonts w:ascii="Century Gothic" w:hAnsi="Century Gothic"/>
+              </w:rPr>
+            </w:pPr>
+            <w:r>
+              <w:rPr>
+                <w:rFonts w:ascii="Century Gothic" w:hAnsi="Century Gothic"/>
+              </w:rPr>
               <w:t>-</w:t>
             </w:r>
             <w:r>
+              <w:rPr>
+                <w:rFonts w:ascii="Century Gothic" w:hAnsi="Century Gothic"/>
+              </w:rPr>
               <w:t>Impiegato</w:t>
             </w:r>
           </w:p>
-          <w:p/>
+          <w:p>
+            <w:pPr>
+              <w:rPr>
+                <w:rFonts w:ascii="Century Gothic" w:hAnsi="Century Gothic"/>
+              </w:rPr>
+            </w:pPr>
+          </w:p>
         </w:tc>
       </w:tr>
       <w:tr>
@@ -4036,12 +4480,14 @@
           <w:p>
             <w:pPr>
               <w:rPr>
+                <w:rFonts w:ascii="Century Gothic" w:hAnsi="Century Gothic"/>
                 <w:b/>
                 <w:bCs/>
               </w:rPr>
             </w:pPr>
             <w:r>
               <w:rPr>
+                <w:rFonts w:ascii="Century Gothic" w:hAnsi="Century Gothic"/>
                 <w:b/>
                 <w:bCs/>
               </w:rPr>
@@ -4056,23 +4502,44 @@
           <w:p>
             <w:pPr>
               <w:spacing w:line="360" w:lineRule="auto"/>
+              <w:rPr>
+                <w:rFonts w:ascii="Century Gothic" w:hAnsi="Century Gothic"/>
+              </w:rPr>
             </w:pPr>
             <w:r>
+              <w:rPr>
+                <w:rFonts w:ascii="Century Gothic" w:hAnsi="Century Gothic"/>
+              </w:rPr>
               <w:t xml:space="preserve">Il cliente è registrato. </w:t>
             </w:r>
           </w:p>
           <w:p>
             <w:pPr>
               <w:spacing w:line="360" w:lineRule="auto"/>
+              <w:rPr>
+                <w:rFonts w:ascii="Century Gothic" w:hAnsi="Century Gothic"/>
+              </w:rPr>
             </w:pPr>
             <w:r>
+              <w:rPr>
+                <w:rFonts w:ascii="Century Gothic" w:hAnsi="Century Gothic"/>
+              </w:rPr>
               <w:t>Vi è almeno un mezzo disponibile nel punto noleggio corrente</w:t>
             </w:r>
             <w:r>
+              <w:rPr>
+                <w:rFonts w:ascii="Century Gothic" w:hAnsi="Century Gothic"/>
+              </w:rPr>
               <w:t>.</w:t>
             </w:r>
           </w:p>
-          <w:p/>
+          <w:p>
+            <w:pPr>
+              <w:rPr>
+                <w:rFonts w:ascii="Century Gothic" w:hAnsi="Century Gothic"/>
+              </w:rPr>
+            </w:pPr>
+          </w:p>
         </w:tc>
       </w:tr>
       <w:tr>
@@ -4086,12 +4553,14 @@
           <w:p>
             <w:pPr>
               <w:rPr>
+                <w:rFonts w:ascii="Century Gothic" w:hAnsi="Century Gothic"/>
                 <w:b/>
                 <w:bCs/>
               </w:rPr>
             </w:pPr>
             <w:r>
               <w:rPr>
+                <w:rFonts w:ascii="Century Gothic" w:hAnsi="Century Gothic"/>
                 <w:b/>
                 <w:bCs/>
               </w:rPr>
@@ -4104,11 +4573,25 @@
             <w:tcW w:w="7790" w:type="dxa"/>
           </w:tcPr>
           <w:p>
-            <w:r>
+            <w:pPr>
+              <w:rPr>
+                <w:rFonts w:ascii="Century Gothic" w:hAnsi="Century Gothic"/>
+              </w:rPr>
+            </w:pPr>
+            <w:r>
+              <w:rPr>
+                <w:rFonts w:ascii="Century Gothic" w:hAnsi="Century Gothic"/>
+              </w:rPr>
               <w:t>Il noleggio è stato creato in stato ‘Attivo’, il mezzo è associato al noleggio e il suo stato è aggiornato a ‘Noleggiato’</w:t>
             </w:r>
           </w:p>
-          <w:p/>
+          <w:p>
+            <w:pPr>
+              <w:rPr>
+                <w:rFonts w:ascii="Century Gothic" w:hAnsi="Century Gothic"/>
+              </w:rPr>
+            </w:pPr>
+          </w:p>
         </w:tc>
       </w:tr>
       <w:tr>
@@ -4119,15 +4602,18 @@
           <w:p>
             <w:pPr>
               <w:rPr>
+                <w:rFonts w:ascii="Century Gothic" w:hAnsi="Century Gothic"/>
                 <w:b/>
                 <w:bCs/>
               </w:rPr>
             </w:pPr>
             <w:r>
               <w:rPr>
+                <w:rFonts w:ascii="Century Gothic" w:hAnsi="Century Gothic"/>
                 <w:b/>
                 <w:bCs/>
               </w:rPr>
+              <w:lastRenderedPageBreak/>
               <w:t>Scenario Principale</w:t>
             </w:r>
           </w:p>
@@ -4146,14 +4632,14 @@
               <w:spacing w:line="360" w:lineRule="auto"/>
               <w:ind w:left="714" w:hanging="357"/>
               <w:rPr>
-                <w:rFonts w:asciiTheme="minorHAnsi" w:hAnsiTheme="minorHAnsi"/>
+                <w:rFonts w:ascii="Century Gothic" w:hAnsi="Century Gothic"/>
                 <w:sz w:val="22"/>
                 <w:szCs w:val="22"/>
               </w:rPr>
             </w:pPr>
             <w:r>
               <w:rPr>
-                <w:rFonts w:asciiTheme="minorHAnsi" w:hAnsiTheme="minorHAnsi"/>
+                <w:rFonts w:ascii="Century Gothic" w:hAnsi="Century Gothic"/>
                 <w:sz w:val="22"/>
                 <w:szCs w:val="22"/>
               </w:rPr>
@@ -4161,7 +4647,7 @@
             </w:r>
             <w:r>
               <w:rPr>
-                <w:rFonts w:asciiTheme="minorHAnsi" w:hAnsiTheme="minorHAnsi"/>
+                <w:rFonts w:ascii="Century Gothic" w:hAnsi="Century Gothic"/>
                 <w:sz w:val="22"/>
                 <w:szCs w:val="22"/>
               </w:rPr>
@@ -4178,14 +4664,14 @@
               <w:spacing w:line="360" w:lineRule="auto"/>
               <w:ind w:left="714" w:hanging="357"/>
               <w:rPr>
-                <w:rFonts w:asciiTheme="minorHAnsi" w:hAnsiTheme="minorHAnsi"/>
+                <w:rFonts w:ascii="Century Gothic" w:hAnsi="Century Gothic"/>
                 <w:sz w:val="22"/>
                 <w:szCs w:val="22"/>
               </w:rPr>
             </w:pPr>
             <w:r>
               <w:rPr>
-                <w:rFonts w:asciiTheme="minorHAnsi" w:hAnsiTheme="minorHAnsi"/>
+                <w:rFonts w:ascii="Century Gothic" w:hAnsi="Century Gothic"/>
                 <w:sz w:val="22"/>
                 <w:szCs w:val="22"/>
               </w:rPr>
@@ -4202,14 +4688,14 @@
               <w:spacing w:line="360" w:lineRule="auto"/>
               <w:ind w:left="714" w:hanging="357"/>
               <w:rPr>
-                <w:rFonts w:asciiTheme="minorHAnsi" w:hAnsiTheme="minorHAnsi"/>
+                <w:rFonts w:ascii="Century Gothic" w:hAnsi="Century Gothic"/>
                 <w:sz w:val="22"/>
                 <w:szCs w:val="22"/>
               </w:rPr>
             </w:pPr>
             <w:r>
               <w:rPr>
-                <w:rFonts w:asciiTheme="minorHAnsi" w:hAnsiTheme="minorHAnsi"/>
+                <w:rFonts w:ascii="Century Gothic" w:hAnsi="Century Gothic"/>
                 <w:sz w:val="22"/>
                 <w:szCs w:val="22"/>
               </w:rPr>
@@ -4217,7 +4703,7 @@
             </w:r>
             <w:r>
               <w:rPr>
-                <w:rFonts w:asciiTheme="minorHAnsi" w:hAnsiTheme="minorHAnsi"/>
+                <w:rFonts w:ascii="Century Gothic" w:hAnsi="Century Gothic"/>
                 <w:sz w:val="22"/>
                 <w:szCs w:val="22"/>
               </w:rPr>
@@ -4234,26 +4720,18 @@
               <w:spacing w:line="360" w:lineRule="auto"/>
               <w:ind w:left="714" w:hanging="357"/>
               <w:rPr>
-                <w:rFonts w:asciiTheme="minorHAnsi" w:hAnsiTheme="minorHAnsi"/>
+                <w:rFonts w:ascii="Century Gothic" w:hAnsi="Century Gothic"/>
                 <w:sz w:val="22"/>
                 <w:szCs w:val="22"/>
               </w:rPr>
             </w:pPr>
             <w:r>
               <w:rPr>
-                <w:rFonts w:asciiTheme="minorHAnsi" w:hAnsiTheme="minorHAnsi"/>
+                <w:rFonts w:ascii="Century Gothic" w:hAnsi="Century Gothic"/>
                 <w:sz w:val="22"/>
                 <w:szCs w:val="22"/>
               </w:rPr>
-              <w:t>Il Sistema verifica che il Mezzo sia</w:t>
-            </w:r>
-            <w:r>
-              <w:rPr>
-                <w:rFonts w:asciiTheme="minorHAnsi" w:hAnsiTheme="minorHAnsi"/>
-                <w:sz w:val="22"/>
-                <w:szCs w:val="22"/>
-              </w:rPr>
-              <w:t xml:space="preserve"> disponibile in loco e con carica/carburante sufficiente</w:t>
+              <w:t>Il Sistema verifica che il Mezzo sia disponibile in loco e con carica/carburante sufficiente</w:t>
             </w:r>
           </w:p>
           <w:p>
@@ -4266,14 +4744,14 @@
               <w:spacing w:line="360" w:lineRule="auto"/>
               <w:ind w:left="714" w:hanging="357"/>
               <w:rPr>
-                <w:rFonts w:asciiTheme="minorHAnsi" w:hAnsiTheme="minorHAnsi"/>
+                <w:rFonts w:ascii="Century Gothic" w:hAnsi="Century Gothic"/>
                 <w:sz w:val="22"/>
                 <w:szCs w:val="22"/>
               </w:rPr>
             </w:pPr>
             <w:r>
               <w:rPr>
-                <w:rFonts w:asciiTheme="minorHAnsi" w:hAnsiTheme="minorHAnsi"/>
+                <w:rFonts w:ascii="Century Gothic" w:hAnsi="Century Gothic"/>
                 <w:sz w:val="22"/>
                 <w:szCs w:val="22"/>
               </w:rPr>
@@ -4282,7 +4760,7 @@
             <w:proofErr w:type="spellStart"/>
             <w:r>
               <w:rPr>
-                <w:rFonts w:asciiTheme="minorHAnsi" w:hAnsiTheme="minorHAnsi"/>
+                <w:rFonts w:ascii="Century Gothic" w:hAnsi="Century Gothic"/>
                 <w:sz w:val="22"/>
                 <w:szCs w:val="22"/>
               </w:rPr>
@@ -4291,7 +4769,7 @@
             <w:proofErr w:type="spellEnd"/>
             <w:r>
               <w:rPr>
-                <w:rFonts w:asciiTheme="minorHAnsi" w:hAnsiTheme="minorHAnsi"/>
+                <w:rFonts w:ascii="Century Gothic" w:hAnsi="Century Gothic"/>
                 <w:sz w:val="22"/>
                 <w:szCs w:val="22"/>
               </w:rPr>
@@ -4308,14 +4786,14 @@
               <w:spacing w:line="360" w:lineRule="auto"/>
               <w:ind w:left="714" w:hanging="357"/>
               <w:rPr>
-                <w:rFonts w:asciiTheme="minorHAnsi" w:hAnsiTheme="minorHAnsi"/>
+                <w:rFonts w:ascii="Century Gothic" w:hAnsi="Century Gothic"/>
                 <w:sz w:val="22"/>
                 <w:szCs w:val="22"/>
               </w:rPr>
             </w:pPr>
             <w:r>
               <w:rPr>
-                <w:rFonts w:asciiTheme="minorHAnsi" w:hAnsiTheme="minorHAnsi"/>
+                <w:rFonts w:ascii="Century Gothic" w:hAnsi="Century Gothic"/>
                 <w:sz w:val="22"/>
                 <w:szCs w:val="22"/>
               </w:rPr>
@@ -4332,14 +4810,14 @@
               <w:spacing w:line="360" w:lineRule="auto"/>
               <w:ind w:left="714" w:hanging="357"/>
               <w:rPr>
-                <w:rFonts w:asciiTheme="minorHAnsi" w:hAnsiTheme="minorHAnsi"/>
+                <w:rFonts w:ascii="Century Gothic" w:hAnsi="Century Gothic"/>
                 <w:sz w:val="22"/>
                 <w:szCs w:val="22"/>
               </w:rPr>
             </w:pPr>
             <w:r>
               <w:rPr>
-                <w:rFonts w:asciiTheme="minorHAnsi" w:hAnsiTheme="minorHAnsi"/>
+                <w:rFonts w:ascii="Century Gothic" w:hAnsi="Century Gothic"/>
                 <w:sz w:val="22"/>
                 <w:szCs w:val="22"/>
               </w:rPr>
@@ -4356,16 +4834,17 @@
           <w:p>
             <w:pPr>
               <w:rPr>
+                <w:rFonts w:ascii="Century Gothic" w:hAnsi="Century Gothic"/>
                 <w:b/>
                 <w:bCs/>
               </w:rPr>
             </w:pPr>
             <w:r>
               <w:rPr>
+                <w:rFonts w:ascii="Century Gothic" w:hAnsi="Century Gothic"/>
                 <w:b/>
                 <w:bCs/>
               </w:rPr>
-              <w:lastRenderedPageBreak/>
               <w:t>Scenari Alternativi</w:t>
             </w:r>
           </w:p>
@@ -4378,14 +4857,14 @@
             <w:pPr>
               <w:pStyle w:val="NormaleWeb"/>
               <w:rPr>
-                <w:rFonts w:asciiTheme="minorHAnsi" w:hAnsiTheme="minorHAnsi"/>
+                <w:rFonts w:ascii="Century Gothic" w:hAnsi="Century Gothic"/>
                 <w:sz w:val="22"/>
                 <w:szCs w:val="22"/>
               </w:rPr>
             </w:pPr>
             <w:r>
               <w:rPr>
-                <w:rFonts w:asciiTheme="minorHAnsi" w:hAnsiTheme="minorHAnsi"/>
+                <w:rFonts w:ascii="Century Gothic" w:hAnsi="Century Gothic"/>
                 <w:b/>
                 <w:bCs/>
                 <w:sz w:val="22"/>
@@ -4402,14 +4881,14 @@
                 <w:numId w:val="7"/>
               </w:numPr>
               <w:rPr>
-                <w:rFonts w:asciiTheme="minorHAnsi" w:hAnsiTheme="minorHAnsi"/>
+                <w:rFonts w:ascii="Century Gothic" w:hAnsi="Century Gothic"/>
                 <w:sz w:val="22"/>
                 <w:szCs w:val="22"/>
               </w:rPr>
             </w:pPr>
             <w:r>
               <w:rPr>
-                <w:rFonts w:asciiTheme="minorHAnsi" w:hAnsiTheme="minorHAnsi"/>
+                <w:rFonts w:ascii="Century Gothic" w:hAnsi="Century Gothic"/>
                 <w:sz w:val="22"/>
                 <w:szCs w:val="22"/>
               </w:rPr>
@@ -4424,14 +4903,14 @@
                 <w:numId w:val="7"/>
               </w:numPr>
               <w:rPr>
-                <w:rFonts w:asciiTheme="minorHAnsi" w:hAnsiTheme="minorHAnsi"/>
+                <w:rFonts w:ascii="Century Gothic" w:hAnsi="Century Gothic"/>
                 <w:sz w:val="22"/>
                 <w:szCs w:val="22"/>
               </w:rPr>
             </w:pPr>
             <w:r>
               <w:rPr>
-                <w:rFonts w:asciiTheme="minorHAnsi" w:hAnsiTheme="minorHAnsi"/>
+                <w:rFonts w:ascii="Century Gothic" w:hAnsi="Century Gothic"/>
                 <w:sz w:val="22"/>
                 <w:szCs w:val="22"/>
               </w:rPr>
@@ -4439,7 +4918,7 @@
             </w:r>
             <w:r>
               <w:rPr>
-                <w:rFonts w:asciiTheme="minorHAnsi" w:hAnsiTheme="minorHAnsi"/>
+                <w:rFonts w:ascii="Century Gothic" w:hAnsi="Century Gothic"/>
                 <w:sz w:val="22"/>
                 <w:szCs w:val="22"/>
               </w:rPr>
@@ -4450,14 +4929,14 @@
             <w:pPr>
               <w:pStyle w:val="NormaleWeb"/>
               <w:rPr>
-                <w:rFonts w:asciiTheme="minorHAnsi" w:hAnsiTheme="minorHAnsi"/>
+                <w:rFonts w:ascii="Century Gothic" w:hAnsi="Century Gothic"/>
                 <w:sz w:val="22"/>
                 <w:szCs w:val="22"/>
               </w:rPr>
             </w:pPr>
             <w:r>
               <w:rPr>
-                <w:rFonts w:asciiTheme="minorHAnsi" w:hAnsiTheme="minorHAnsi"/>
+                <w:rFonts w:ascii="Century Gothic" w:hAnsi="Century Gothic"/>
                 <w:b/>
                 <w:bCs/>
                 <w:sz w:val="22"/>
@@ -4474,14 +4953,14 @@
                 <w:numId w:val="8"/>
               </w:numPr>
               <w:rPr>
-                <w:rFonts w:asciiTheme="minorHAnsi" w:hAnsiTheme="minorHAnsi"/>
+                <w:rFonts w:ascii="Century Gothic" w:hAnsi="Century Gothic"/>
                 <w:sz w:val="22"/>
                 <w:szCs w:val="22"/>
               </w:rPr>
             </w:pPr>
             <w:r>
               <w:rPr>
-                <w:rFonts w:asciiTheme="minorHAnsi" w:hAnsiTheme="minorHAnsi"/>
+                <w:rFonts w:ascii="Century Gothic" w:hAnsi="Century Gothic"/>
                 <w:sz w:val="22"/>
                 <w:szCs w:val="22"/>
               </w:rPr>
@@ -4489,7 +4968,7 @@
             </w:r>
             <w:r>
               <w:rPr>
-                <w:rFonts w:asciiTheme="minorHAnsi" w:hAnsiTheme="minorHAnsi"/>
+                <w:rFonts w:ascii="Century Gothic" w:hAnsi="Century Gothic"/>
                 <w:sz w:val="22"/>
                 <w:szCs w:val="22"/>
               </w:rPr>
@@ -4497,7 +4976,7 @@
             </w:r>
             <w:r>
               <w:rPr>
-                <w:rFonts w:asciiTheme="minorHAnsi" w:hAnsiTheme="minorHAnsi"/>
+                <w:rFonts w:ascii="Century Gothic" w:hAnsi="Century Gothic"/>
                 <w:b/>
                 <w:bCs/>
                 <w:sz w:val="22"/>
@@ -4514,14 +4993,14 @@
                 <w:numId w:val="8"/>
               </w:numPr>
               <w:rPr>
-                <w:rFonts w:asciiTheme="minorHAnsi" w:hAnsiTheme="minorHAnsi"/>
+                <w:rFonts w:ascii="Century Gothic" w:hAnsi="Century Gothic"/>
                 <w:sz w:val="22"/>
                 <w:szCs w:val="22"/>
               </w:rPr>
             </w:pPr>
             <w:r>
               <w:rPr>
-                <w:rFonts w:asciiTheme="minorHAnsi" w:hAnsiTheme="minorHAnsi"/>
+                <w:rFonts w:ascii="Century Gothic" w:hAnsi="Century Gothic"/>
                 <w:sz w:val="22"/>
                 <w:szCs w:val="22"/>
               </w:rPr>
@@ -4532,30 +5011,20 @@
             <w:pPr>
               <w:pStyle w:val="NormaleWeb"/>
               <w:rPr>
-                <w:rFonts w:asciiTheme="minorHAnsi" w:hAnsiTheme="minorHAnsi"/>
+                <w:rFonts w:ascii="Century Gothic" w:hAnsi="Century Gothic"/>
                 <w:sz w:val="22"/>
                 <w:szCs w:val="22"/>
               </w:rPr>
             </w:pPr>
             <w:r>
               <w:rPr>
-                <w:rFonts w:asciiTheme="minorHAnsi" w:hAnsiTheme="minorHAnsi"/>
+                <w:rFonts w:ascii="Century Gothic" w:hAnsi="Century Gothic"/>
                 <w:b/>
                 <w:bCs/>
                 <w:sz w:val="22"/>
                 <w:szCs w:val="22"/>
               </w:rPr>
-              <w:t>4a. Mezzo non disponibile</w:t>
-            </w:r>
-            <w:r>
-              <w:rPr>
-                <w:rFonts w:asciiTheme="minorHAnsi" w:hAnsiTheme="minorHAnsi"/>
-                <w:b/>
-                <w:bCs/>
-                <w:sz w:val="22"/>
-                <w:szCs w:val="22"/>
-              </w:rPr>
-              <w:t>:</w:t>
+              <w:t>4a. Mezzo non disponibile:</w:t>
             </w:r>
           </w:p>
           <w:p>
@@ -4566,18 +5035,36 @@
                 <w:numId w:val="9"/>
               </w:numPr>
               <w:rPr>
-                <w:rFonts w:asciiTheme="minorHAnsi" w:hAnsiTheme="minorHAnsi"/>
+                <w:rFonts w:ascii="Century Gothic" w:hAnsi="Century Gothic"/>
                 <w:sz w:val="22"/>
                 <w:szCs w:val="22"/>
               </w:rPr>
             </w:pPr>
             <w:r>
               <w:rPr>
-                <w:rFonts w:asciiTheme="minorHAnsi" w:hAnsiTheme="minorHAnsi"/>
+                <w:rFonts w:ascii="Century Gothic" w:hAnsi="Century Gothic"/>
                 <w:sz w:val="22"/>
                 <w:szCs w:val="22"/>
               </w:rPr>
-              <w:t>Il Sistema blocca il noleggio di quel specifico mezzo.</w:t>
+              <w:t xml:space="preserve">Il Sistema blocca il noleggio di </w:t>
+            </w:r>
+            <w:proofErr w:type="gramStart"/>
+            <w:r>
+              <w:rPr>
+                <w:rFonts w:ascii="Century Gothic" w:hAnsi="Century Gothic"/>
+                <w:sz w:val="22"/>
+                <w:szCs w:val="22"/>
+              </w:rPr>
+              <w:t>quel</w:t>
+            </w:r>
+            <w:proofErr w:type="gramEnd"/>
+            <w:r>
+              <w:rPr>
+                <w:rFonts w:ascii="Century Gothic" w:hAnsi="Century Gothic"/>
+                <w:sz w:val="22"/>
+                <w:szCs w:val="22"/>
+              </w:rPr>
+              <w:t xml:space="preserve"> specifico mezzo.</w:t>
             </w:r>
           </w:p>
           <w:p>
@@ -4588,14 +5075,14 @@
                 <w:numId w:val="9"/>
               </w:numPr>
               <w:rPr>
-                <w:rFonts w:asciiTheme="minorHAnsi" w:hAnsiTheme="minorHAnsi"/>
+                <w:rFonts w:ascii="Century Gothic" w:hAnsi="Century Gothic"/>
                 <w:sz w:val="22"/>
                 <w:szCs w:val="22"/>
               </w:rPr>
             </w:pPr>
             <w:r>
               <w:rPr>
-                <w:rFonts w:asciiTheme="minorHAnsi" w:hAnsiTheme="minorHAnsi"/>
+                <w:rFonts w:ascii="Century Gothic" w:hAnsi="Century Gothic"/>
                 <w:sz w:val="22"/>
                 <w:szCs w:val="22"/>
               </w:rPr>
@@ -4603,7 +5090,7 @@
             </w:r>
             <w:r>
               <w:rPr>
-                <w:rFonts w:asciiTheme="minorHAnsi" w:hAnsiTheme="minorHAnsi"/>
+                <w:rFonts w:ascii="Century Gothic" w:hAnsi="Century Gothic"/>
                 <w:sz w:val="22"/>
                 <w:szCs w:val="22"/>
               </w:rPr>
@@ -4614,14 +5101,14 @@
             <w:pPr>
               <w:pStyle w:val="NormaleWeb"/>
               <w:rPr>
-                <w:rFonts w:asciiTheme="minorHAnsi" w:hAnsiTheme="minorHAnsi"/>
+                <w:rFonts w:ascii="Century Gothic" w:hAnsi="Century Gothic"/>
                 <w:sz w:val="22"/>
                 <w:szCs w:val="22"/>
               </w:rPr>
             </w:pPr>
             <w:r>
               <w:rPr>
-                <w:rFonts w:asciiTheme="minorHAnsi" w:hAnsiTheme="minorHAnsi"/>
+                <w:rFonts w:ascii="Century Gothic" w:hAnsi="Century Gothic"/>
                 <w:b/>
                 <w:bCs/>
                 <w:sz w:val="22"/>
@@ -4638,14 +5125,14 @@
                 <w:numId w:val="10"/>
               </w:numPr>
               <w:rPr>
-                <w:rFonts w:asciiTheme="minorHAnsi" w:hAnsiTheme="minorHAnsi"/>
+                <w:rFonts w:ascii="Century Gothic" w:hAnsi="Century Gothic"/>
                 <w:sz w:val="22"/>
                 <w:szCs w:val="22"/>
               </w:rPr>
             </w:pPr>
             <w:r>
               <w:rPr>
-                <w:rFonts w:asciiTheme="minorHAnsi" w:hAnsiTheme="minorHAnsi"/>
+                <w:rFonts w:ascii="Century Gothic" w:hAnsi="Century Gothic"/>
                 <w:sz w:val="22"/>
                 <w:szCs w:val="22"/>
               </w:rPr>
@@ -4660,26 +5147,18 @@
                 <w:numId w:val="10"/>
               </w:numPr>
               <w:rPr>
-                <w:rFonts w:asciiTheme="minorHAnsi" w:hAnsiTheme="minorHAnsi"/>
+                <w:rFonts w:ascii="Century Gothic" w:hAnsi="Century Gothic"/>
                 <w:sz w:val="22"/>
                 <w:szCs w:val="22"/>
               </w:rPr>
             </w:pPr>
             <w:r>
               <w:rPr>
-                <w:rFonts w:asciiTheme="minorHAnsi" w:hAnsiTheme="minorHAnsi"/>
+                <w:rFonts w:ascii="Century Gothic" w:hAnsi="Century Gothic"/>
                 <w:sz w:val="22"/>
                 <w:szCs w:val="22"/>
               </w:rPr>
-              <w:t>Il Sistema aggiorna lo stato del mezzo in IN_RICARICA</w:t>
-            </w:r>
-            <w:r>
-              <w:rPr>
-                <w:rFonts w:asciiTheme="minorHAnsi" w:hAnsiTheme="minorHAnsi"/>
-                <w:sz w:val="22"/>
-                <w:szCs w:val="22"/>
-              </w:rPr>
-              <w:t>.</w:t>
+              <w:t>Il Sistema aggiorna lo stato del mezzo in IN_RICARICA.</w:t>
             </w:r>
           </w:p>
           <w:p>
@@ -4690,14 +5169,14 @@
                 <w:numId w:val="10"/>
               </w:numPr>
               <w:rPr>
-                <w:rFonts w:asciiTheme="minorHAnsi" w:hAnsiTheme="minorHAnsi"/>
+                <w:rFonts w:ascii="Century Gothic" w:hAnsi="Century Gothic"/>
                 <w:sz w:val="22"/>
                 <w:szCs w:val="22"/>
               </w:rPr>
             </w:pPr>
             <w:r>
               <w:rPr>
-                <w:rFonts w:asciiTheme="minorHAnsi" w:hAnsiTheme="minorHAnsi"/>
+                <w:rFonts w:ascii="Century Gothic" w:hAnsi="Century Gothic"/>
                 <w:sz w:val="22"/>
                 <w:szCs w:val="22"/>
               </w:rPr>
@@ -4709,7 +5188,7 @@
               <w:pStyle w:val="NormaleWeb"/>
               <w:ind w:left="720"/>
               <w:rPr>
-                <w:rFonts w:asciiTheme="minorHAnsi" w:hAnsiTheme="minorHAnsi"/>
+                <w:rFonts w:ascii="Century Gothic" w:hAnsi="Century Gothic"/>
                 <w:sz w:val="22"/>
                 <w:szCs w:val="22"/>
               </w:rPr>
@@ -4718,8 +5197,13 @@
         </w:tc>
       </w:tr>
     </w:tbl>
-    <w:p/>
-    <w:p/>
+    <w:p>
+      <w:pPr>
+        <w:rPr>
+          <w:rFonts w:ascii="Century Gothic" w:hAnsi="Century Gothic"/>
+        </w:rPr>
+      </w:pPr>
+    </w:p>
     <w:tbl>
       <w:tblPr>
         <w:tblStyle w:val="Grigliatabella"/>
@@ -4742,6 +5226,7 @@
             <w:pPr>
               <w:jc w:val="center"/>
               <w:rPr>
+                <w:rFonts w:ascii="Century Gothic" w:hAnsi="Century Gothic"/>
                 <w:b/>
                 <w:bCs/>
               </w:rPr>
@@ -4751,6 +5236,7 @@
             <w:pPr>
               <w:jc w:val="center"/>
               <w:rPr>
+                <w:rFonts w:ascii="Century Gothic" w:hAnsi="Century Gothic"/>
                 <w:b/>
                 <w:bCs/>
                 <w:sz w:val="32"/>
@@ -4759,6 +5245,7 @@
             </w:pPr>
             <w:r>
               <w:rPr>
+                <w:rFonts w:ascii="Century Gothic" w:hAnsi="Century Gothic"/>
                 <w:b/>
                 <w:bCs/>
                 <w:sz w:val="32"/>
@@ -4768,6 +5255,7 @@
             </w:r>
             <w:r>
               <w:rPr>
+                <w:rFonts w:ascii="Century Gothic" w:hAnsi="Century Gothic"/>
                 <w:b/>
                 <w:bCs/>
                 <w:sz w:val="32"/>
@@ -4785,6 +5273,7 @@
             <w:pPr>
               <w:jc w:val="center"/>
               <w:rPr>
+                <w:rFonts w:ascii="Century Gothic" w:hAnsi="Century Gothic"/>
                 <w:b/>
                 <w:bCs/>
                 <w:sz w:val="24"/>
@@ -4796,6 +5285,7 @@
             <w:pPr>
               <w:jc w:val="center"/>
               <w:rPr>
+                <w:rFonts w:ascii="Century Gothic" w:hAnsi="Century Gothic"/>
                 <w:b/>
                 <w:bCs/>
                 <w:sz w:val="32"/>
@@ -4804,27 +5294,20 @@
             </w:pPr>
             <w:r>
               <w:rPr>
+                <w:rFonts w:ascii="Century Gothic" w:hAnsi="Century Gothic"/>
                 <w:b/>
                 <w:bCs/>
                 <w:sz w:val="32"/>
                 <w:szCs w:val="32"/>
               </w:rPr>
-              <w:t>Concludi</w:t>
-            </w:r>
-            <w:r>
-              <w:rPr>
-                <w:b/>
-                <w:bCs/>
-                <w:sz w:val="32"/>
-                <w:szCs w:val="32"/>
-              </w:rPr>
-              <w:t xml:space="preserve"> Noleggio</w:t>
+              <w:t>Concludi Noleggio</w:t>
             </w:r>
           </w:p>
           <w:p>
             <w:pPr>
               <w:jc w:val="center"/>
               <w:rPr>
+                <w:rFonts w:ascii="Century Gothic" w:hAnsi="Century Gothic"/>
                 <w:b/>
                 <w:bCs/>
                 <w:sz w:val="24"/>
@@ -4845,12 +5328,14 @@
           <w:p>
             <w:pPr>
               <w:rPr>
+                <w:rFonts w:ascii="Century Gothic" w:hAnsi="Century Gothic"/>
                 <w:b/>
                 <w:bCs/>
               </w:rPr>
             </w:pPr>
             <w:r>
               <w:rPr>
+                <w:rFonts w:ascii="Century Gothic" w:hAnsi="Century Gothic"/>
                 <w:b/>
                 <w:bCs/>
               </w:rPr>
@@ -4863,14 +5348,31 @@
             <w:tcW w:w="7790" w:type="dxa"/>
           </w:tcPr>
           <w:p>
-            <w:r>
+            <w:pPr>
+              <w:rPr>
+                <w:rFonts w:ascii="Century Gothic" w:hAnsi="Century Gothic"/>
+              </w:rPr>
+            </w:pPr>
+            <w:r>
+              <w:rPr>
+                <w:rFonts w:ascii="Century Gothic" w:hAnsi="Century Gothic"/>
+              </w:rPr>
               <w:t>-</w:t>
             </w:r>
             <w:r>
+              <w:rPr>
+                <w:rFonts w:ascii="Century Gothic" w:hAnsi="Century Gothic"/>
+              </w:rPr>
               <w:t>Impiegato</w:t>
             </w:r>
           </w:p>
-          <w:p/>
+          <w:p>
+            <w:pPr>
+              <w:rPr>
+                <w:rFonts w:ascii="Century Gothic" w:hAnsi="Century Gothic"/>
+              </w:rPr>
+            </w:pPr>
+          </w:p>
         </w:tc>
       </w:tr>
       <w:tr>
@@ -4884,12 +5386,14 @@
           <w:p>
             <w:pPr>
               <w:rPr>
+                <w:rFonts w:ascii="Century Gothic" w:hAnsi="Century Gothic"/>
                 <w:b/>
                 <w:bCs/>
               </w:rPr>
             </w:pPr>
             <w:r>
               <w:rPr>
+                <w:rFonts w:ascii="Century Gothic" w:hAnsi="Century Gothic"/>
                 <w:b/>
                 <w:bCs/>
               </w:rPr>
@@ -4904,12 +5408,24 @@
           <w:p>
             <w:pPr>
               <w:spacing w:line="360" w:lineRule="auto"/>
+              <w:rPr>
+                <w:rFonts w:ascii="Century Gothic" w:hAnsi="Century Gothic"/>
+              </w:rPr>
             </w:pPr>
             <w:r>
+              <w:rPr>
+                <w:rFonts w:ascii="Century Gothic" w:hAnsi="Century Gothic"/>
+              </w:rPr>
               <w:t>Esiste un noleggio attivo del mezzo in questione.</w:t>
             </w:r>
           </w:p>
-          <w:p/>
+          <w:p>
+            <w:pPr>
+              <w:rPr>
+                <w:rFonts w:ascii="Century Gothic" w:hAnsi="Century Gothic"/>
+              </w:rPr>
+            </w:pPr>
+          </w:p>
         </w:tc>
       </w:tr>
       <w:tr>
@@ -4920,15 +5436,18 @@
           <w:p>
             <w:pPr>
               <w:rPr>
+                <w:rFonts w:ascii="Century Gothic" w:hAnsi="Century Gothic"/>
                 <w:b/>
                 <w:bCs/>
               </w:rPr>
             </w:pPr>
             <w:r>
               <w:rPr>
+                <w:rFonts w:ascii="Century Gothic" w:hAnsi="Century Gothic"/>
                 <w:b/>
                 <w:bCs/>
               </w:rPr>
+              <w:lastRenderedPageBreak/>
               <w:t>Scenario Principale</w:t>
             </w:r>
           </w:p>
@@ -4947,14 +5466,14 @@
               <w:spacing w:line="360" w:lineRule="auto"/>
               <w:ind w:left="714" w:hanging="357"/>
               <w:rPr>
-                <w:rFonts w:asciiTheme="minorHAnsi" w:hAnsiTheme="minorHAnsi"/>
+                <w:rFonts w:ascii="Century Gothic" w:hAnsi="Century Gothic"/>
                 <w:sz w:val="22"/>
                 <w:szCs w:val="22"/>
               </w:rPr>
             </w:pPr>
             <w:r>
               <w:rPr>
-                <w:rFonts w:asciiTheme="minorHAnsi" w:hAnsiTheme="minorHAnsi"/>
+                <w:rFonts w:ascii="Century Gothic" w:hAnsi="Century Gothic"/>
                 <w:sz w:val="22"/>
                 <w:szCs w:val="22"/>
               </w:rPr>
@@ -4962,7 +5481,7 @@
             </w:r>
             <w:r>
               <w:rPr>
-                <w:rFonts w:asciiTheme="minorHAnsi" w:hAnsiTheme="minorHAnsi"/>
+                <w:rFonts w:ascii="Century Gothic" w:hAnsi="Century Gothic"/>
                 <w:sz w:val="22"/>
                 <w:szCs w:val="22"/>
               </w:rPr>
@@ -4979,14 +5498,14 @@
               <w:spacing w:line="360" w:lineRule="auto"/>
               <w:ind w:left="714" w:hanging="357"/>
               <w:rPr>
-                <w:rFonts w:asciiTheme="minorHAnsi" w:hAnsiTheme="minorHAnsi"/>
+                <w:rFonts w:ascii="Century Gothic" w:hAnsi="Century Gothic"/>
                 <w:sz w:val="22"/>
                 <w:szCs w:val="22"/>
               </w:rPr>
             </w:pPr>
             <w:r>
               <w:rPr>
-                <w:rFonts w:asciiTheme="minorHAnsi" w:hAnsiTheme="minorHAnsi"/>
+                <w:rFonts w:ascii="Century Gothic" w:hAnsi="Century Gothic"/>
                 <w:sz w:val="22"/>
                 <w:szCs w:val="22"/>
               </w:rPr>
@@ -5003,14 +5522,14 @@
               <w:spacing w:line="360" w:lineRule="auto"/>
               <w:ind w:left="714" w:hanging="357"/>
               <w:rPr>
-                <w:rFonts w:asciiTheme="minorHAnsi" w:hAnsiTheme="minorHAnsi"/>
+                <w:rFonts w:ascii="Century Gothic" w:hAnsi="Century Gothic"/>
                 <w:sz w:val="22"/>
                 <w:szCs w:val="22"/>
               </w:rPr>
             </w:pPr>
             <w:r>
               <w:rPr>
-                <w:rFonts w:asciiTheme="minorHAnsi" w:hAnsiTheme="minorHAnsi"/>
+                <w:rFonts w:ascii="Century Gothic" w:hAnsi="Century Gothic"/>
                 <w:sz w:val="22"/>
                 <w:szCs w:val="22"/>
               </w:rPr>
@@ -5018,7 +5537,7 @@
             </w:r>
             <w:r>
               <w:rPr>
-                <w:rFonts w:asciiTheme="minorHAnsi" w:hAnsiTheme="minorHAnsi"/>
+                <w:rFonts w:ascii="Century Gothic" w:hAnsi="Century Gothic"/>
                 <w:sz w:val="22"/>
                 <w:szCs w:val="22"/>
               </w:rPr>
@@ -5035,14 +5554,14 @@
               <w:spacing w:line="360" w:lineRule="auto"/>
               <w:ind w:left="714" w:hanging="357"/>
               <w:rPr>
-                <w:rFonts w:asciiTheme="minorHAnsi" w:hAnsiTheme="minorHAnsi"/>
+                <w:rFonts w:ascii="Century Gothic" w:hAnsi="Century Gothic"/>
                 <w:sz w:val="22"/>
                 <w:szCs w:val="22"/>
               </w:rPr>
             </w:pPr>
             <w:r>
               <w:rPr>
-                <w:rFonts w:asciiTheme="minorHAnsi" w:hAnsiTheme="minorHAnsi"/>
+                <w:rFonts w:ascii="Century Gothic" w:hAnsi="Century Gothic"/>
                 <w:sz w:val="22"/>
                 <w:szCs w:val="22"/>
               </w:rPr>
@@ -5050,7 +5569,7 @@
             </w:r>
             <w:r>
               <w:rPr>
-                <w:rFonts w:asciiTheme="minorHAnsi" w:hAnsiTheme="minorHAnsi"/>
+                <w:rFonts w:ascii="Century Gothic" w:hAnsi="Century Gothic"/>
                 <w:sz w:val="22"/>
                 <w:szCs w:val="22"/>
               </w:rPr>
@@ -5067,14 +5586,14 @@
               <w:spacing w:line="360" w:lineRule="auto"/>
               <w:ind w:left="714" w:hanging="357"/>
               <w:rPr>
-                <w:rFonts w:asciiTheme="minorHAnsi" w:hAnsiTheme="minorHAnsi"/>
+                <w:rFonts w:ascii="Century Gothic" w:hAnsi="Century Gothic"/>
                 <w:sz w:val="22"/>
                 <w:szCs w:val="22"/>
               </w:rPr>
             </w:pPr>
             <w:r>
               <w:rPr>
-                <w:rFonts w:asciiTheme="minorHAnsi" w:hAnsiTheme="minorHAnsi"/>
+                <w:rFonts w:ascii="Century Gothic" w:hAnsi="Century Gothic"/>
                 <w:sz w:val="22"/>
                 <w:szCs w:val="22"/>
               </w:rPr>
@@ -5091,14 +5610,14 @@
               <w:spacing w:line="360" w:lineRule="auto"/>
               <w:ind w:left="714" w:hanging="357"/>
               <w:rPr>
-                <w:rFonts w:asciiTheme="minorHAnsi" w:hAnsiTheme="minorHAnsi"/>
+                <w:rFonts w:ascii="Century Gothic" w:hAnsi="Century Gothic"/>
                 <w:sz w:val="22"/>
                 <w:szCs w:val="22"/>
               </w:rPr>
             </w:pPr>
             <w:r>
               <w:rPr>
-                <w:rFonts w:asciiTheme="minorHAnsi" w:hAnsiTheme="minorHAnsi"/>
+                <w:rFonts w:ascii="Century Gothic" w:hAnsi="Century Gothic"/>
                 <w:sz w:val="22"/>
                 <w:szCs w:val="22"/>
               </w:rPr>
@@ -5115,14 +5634,14 @@
               <w:spacing w:line="360" w:lineRule="auto"/>
               <w:ind w:left="714" w:hanging="357"/>
               <w:rPr>
-                <w:rFonts w:asciiTheme="minorHAnsi" w:hAnsiTheme="minorHAnsi"/>
+                <w:rFonts w:ascii="Century Gothic" w:hAnsi="Century Gothic"/>
                 <w:sz w:val="22"/>
                 <w:szCs w:val="22"/>
               </w:rPr>
             </w:pPr>
             <w:r>
               <w:rPr>
-                <w:rFonts w:asciiTheme="minorHAnsi" w:hAnsiTheme="minorHAnsi"/>
+                <w:rFonts w:ascii="Century Gothic" w:hAnsi="Century Gothic"/>
                 <w:sz w:val="22"/>
                 <w:szCs w:val="22"/>
               </w:rPr>
@@ -5139,14 +5658,14 @@
               <w:spacing w:line="360" w:lineRule="auto"/>
               <w:ind w:left="714" w:hanging="357"/>
               <w:rPr>
-                <w:rFonts w:asciiTheme="minorHAnsi" w:hAnsiTheme="minorHAnsi"/>
+                <w:rFonts w:ascii="Century Gothic" w:hAnsi="Century Gothic"/>
                 <w:sz w:val="22"/>
                 <w:szCs w:val="22"/>
               </w:rPr>
             </w:pPr>
             <w:r>
               <w:rPr>
-                <w:rFonts w:asciiTheme="minorHAnsi" w:hAnsiTheme="minorHAnsi"/>
+                <w:rFonts w:ascii="Century Gothic" w:hAnsi="Century Gothic"/>
                 <w:sz w:val="22"/>
                 <w:szCs w:val="22"/>
               </w:rPr>
@@ -5163,18 +5682,17 @@
               <w:spacing w:line="360" w:lineRule="auto"/>
               <w:ind w:left="714" w:hanging="357"/>
               <w:rPr>
-                <w:rFonts w:asciiTheme="minorHAnsi" w:hAnsiTheme="minorHAnsi"/>
+                <w:rFonts w:ascii="Century Gothic" w:hAnsi="Century Gothic"/>
                 <w:sz w:val="22"/>
                 <w:szCs w:val="22"/>
               </w:rPr>
             </w:pPr>
             <w:r>
               <w:rPr>
-                <w:rFonts w:asciiTheme="minorHAnsi" w:hAnsiTheme="minorHAnsi"/>
+                <w:rFonts w:ascii="Century Gothic" w:hAnsi="Century Gothic"/>
                 <w:sz w:val="22"/>
                 <w:szCs w:val="22"/>
               </w:rPr>
-              <w:lastRenderedPageBreak/>
               <w:t>Il Sistema addebita l'importo al Cliente e chiude il Noleggio.</w:t>
             </w:r>
           </w:p>
@@ -5183,7 +5701,7 @@
               <w:pStyle w:val="NormaleWeb"/>
               <w:spacing w:line="360" w:lineRule="auto"/>
               <w:rPr>
-                <w:rFonts w:asciiTheme="minorHAnsi" w:hAnsiTheme="minorHAnsi"/>
+                <w:rFonts w:ascii="Century Gothic" w:hAnsi="Century Gothic"/>
                 <w:sz w:val="22"/>
                 <w:szCs w:val="22"/>
               </w:rPr>
@@ -5199,16 +5717,17 @@
           <w:p>
             <w:pPr>
               <w:rPr>
+                <w:rFonts w:ascii="Century Gothic" w:hAnsi="Century Gothic"/>
                 <w:b/>
                 <w:bCs/>
               </w:rPr>
             </w:pPr>
             <w:r>
               <w:rPr>
+                <w:rFonts w:ascii="Century Gothic" w:hAnsi="Century Gothic"/>
                 <w:b/>
                 <w:bCs/>
               </w:rPr>
-              <w:lastRenderedPageBreak/>
               <w:t>Scenari Alternativi</w:t>
             </w:r>
           </w:p>
@@ -5221,14 +5740,14 @@
             <w:pPr>
               <w:pStyle w:val="NormaleWeb"/>
               <w:rPr>
-                <w:rFonts w:asciiTheme="minorHAnsi" w:hAnsiTheme="minorHAnsi"/>
+                <w:rFonts w:ascii="Century Gothic" w:hAnsi="Century Gothic"/>
                 <w:sz w:val="22"/>
                 <w:szCs w:val="22"/>
               </w:rPr>
             </w:pPr>
             <w:r>
               <w:rPr>
-                <w:rFonts w:asciiTheme="minorHAnsi" w:hAnsiTheme="minorHAnsi"/>
+                <w:rFonts w:ascii="Century Gothic" w:hAnsi="Century Gothic"/>
                 <w:b/>
                 <w:bCs/>
                 <w:sz w:val="22"/>
@@ -5245,14 +5764,14 @@
                 <w:numId w:val="12"/>
               </w:numPr>
               <w:rPr>
-                <w:rFonts w:asciiTheme="minorHAnsi" w:hAnsiTheme="minorHAnsi"/>
+                <w:rFonts w:ascii="Century Gothic" w:hAnsi="Century Gothic"/>
                 <w:sz w:val="22"/>
                 <w:szCs w:val="22"/>
               </w:rPr>
             </w:pPr>
             <w:r>
               <w:rPr>
-                <w:rFonts w:asciiTheme="minorHAnsi" w:hAnsiTheme="minorHAnsi"/>
+                <w:rFonts w:ascii="Century Gothic" w:hAnsi="Century Gothic"/>
                 <w:sz w:val="22"/>
                 <w:szCs w:val="22"/>
               </w:rPr>
@@ -5260,7 +5779,7 @@
             </w:r>
             <w:r>
               <w:rPr>
-                <w:rFonts w:asciiTheme="minorHAnsi" w:hAnsiTheme="minorHAnsi"/>
+                <w:rFonts w:ascii="Century Gothic" w:hAnsi="Century Gothic"/>
                 <w:sz w:val="22"/>
                 <w:szCs w:val="22"/>
               </w:rPr>
@@ -5275,14 +5794,14 @@
                 <w:numId w:val="12"/>
               </w:numPr>
               <w:rPr>
-                <w:rFonts w:asciiTheme="minorHAnsi" w:hAnsiTheme="minorHAnsi"/>
+                <w:rFonts w:ascii="Century Gothic" w:hAnsi="Century Gothic"/>
                 <w:sz w:val="22"/>
                 <w:szCs w:val="22"/>
               </w:rPr>
             </w:pPr>
             <w:r>
               <w:rPr>
-                <w:rFonts w:asciiTheme="minorHAnsi" w:hAnsiTheme="minorHAnsi"/>
+                <w:rFonts w:ascii="Century Gothic" w:hAnsi="Century Gothic"/>
                 <w:sz w:val="22"/>
                 <w:szCs w:val="22"/>
               </w:rPr>
@@ -5297,14 +5816,14 @@
                 <w:numId w:val="12"/>
               </w:numPr>
               <w:rPr>
-                <w:rFonts w:asciiTheme="minorHAnsi" w:hAnsiTheme="minorHAnsi"/>
+                <w:rFonts w:ascii="Century Gothic" w:hAnsi="Century Gothic"/>
                 <w:sz w:val="22"/>
                 <w:szCs w:val="22"/>
               </w:rPr>
             </w:pPr>
             <w:r>
               <w:rPr>
-                <w:rFonts w:asciiTheme="minorHAnsi" w:hAnsiTheme="minorHAnsi"/>
+                <w:rFonts w:ascii="Century Gothic" w:hAnsi="Century Gothic"/>
                 <w:sz w:val="22"/>
                 <w:szCs w:val="22"/>
               </w:rPr>
@@ -5315,14 +5834,14 @@
             <w:pPr>
               <w:pStyle w:val="NormaleWeb"/>
               <w:rPr>
-                <w:rFonts w:asciiTheme="minorHAnsi" w:hAnsiTheme="minorHAnsi"/>
+                <w:rFonts w:ascii="Century Gothic" w:hAnsi="Century Gothic"/>
                 <w:sz w:val="22"/>
                 <w:szCs w:val="22"/>
               </w:rPr>
             </w:pPr>
             <w:r>
               <w:rPr>
-                <w:rFonts w:asciiTheme="minorHAnsi" w:hAnsiTheme="minorHAnsi"/>
+                <w:rFonts w:ascii="Century Gothic" w:hAnsi="Century Gothic"/>
                 <w:b/>
                 <w:bCs/>
                 <w:sz w:val="22"/>
@@ -5339,14 +5858,14 @@
                 <w:numId w:val="13"/>
               </w:numPr>
               <w:rPr>
-                <w:rFonts w:asciiTheme="minorHAnsi" w:hAnsiTheme="minorHAnsi"/>
+                <w:rFonts w:ascii="Century Gothic" w:hAnsi="Century Gothic"/>
                 <w:sz w:val="22"/>
                 <w:szCs w:val="22"/>
               </w:rPr>
             </w:pPr>
             <w:r>
               <w:rPr>
-                <w:rFonts w:asciiTheme="minorHAnsi" w:hAnsiTheme="minorHAnsi"/>
+                <w:rFonts w:ascii="Century Gothic" w:hAnsi="Century Gothic"/>
                 <w:sz w:val="22"/>
                 <w:szCs w:val="22"/>
               </w:rPr>
@@ -5361,14 +5880,14 @@
                 <w:numId w:val="13"/>
               </w:numPr>
               <w:rPr>
-                <w:rFonts w:asciiTheme="minorHAnsi" w:hAnsiTheme="minorHAnsi"/>
+                <w:rFonts w:ascii="Century Gothic" w:hAnsi="Century Gothic"/>
                 <w:sz w:val="22"/>
                 <w:szCs w:val="22"/>
               </w:rPr>
             </w:pPr>
             <w:r>
               <w:rPr>
-                <w:rFonts w:asciiTheme="minorHAnsi" w:hAnsiTheme="minorHAnsi"/>
+                <w:rFonts w:ascii="Century Gothic" w:hAnsi="Century Gothic"/>
                 <w:sz w:val="22"/>
                 <w:szCs w:val="22"/>
               </w:rPr>
@@ -5379,14 +5898,14 @@
             <w:pPr>
               <w:pStyle w:val="NormaleWeb"/>
               <w:rPr>
-                <w:rFonts w:asciiTheme="minorHAnsi" w:hAnsiTheme="minorHAnsi"/>
+                <w:rFonts w:ascii="Century Gothic" w:hAnsi="Century Gothic"/>
                 <w:sz w:val="22"/>
                 <w:szCs w:val="22"/>
               </w:rPr>
             </w:pPr>
             <w:r>
               <w:rPr>
-                <w:rFonts w:asciiTheme="minorHAnsi" w:hAnsiTheme="minorHAnsi"/>
+                <w:rFonts w:ascii="Century Gothic" w:hAnsi="Century Gothic"/>
                 <w:b/>
                 <w:bCs/>
                 <w:sz w:val="22"/>
@@ -5403,14 +5922,14 @@
                 <w:numId w:val="14"/>
               </w:numPr>
               <w:rPr>
-                <w:rFonts w:asciiTheme="minorHAnsi" w:hAnsiTheme="minorHAnsi"/>
+                <w:rFonts w:ascii="Century Gothic" w:hAnsi="Century Gothic"/>
                 <w:sz w:val="22"/>
                 <w:szCs w:val="22"/>
               </w:rPr>
             </w:pPr>
             <w:r>
               <w:rPr>
-                <w:rFonts w:asciiTheme="minorHAnsi" w:hAnsiTheme="minorHAnsi"/>
+                <w:rFonts w:ascii="Century Gothic" w:hAnsi="Century Gothic"/>
                 <w:sz w:val="22"/>
                 <w:szCs w:val="22"/>
               </w:rPr>
@@ -5425,14 +5944,14 @@
                 <w:numId w:val="14"/>
               </w:numPr>
               <w:rPr>
-                <w:rFonts w:asciiTheme="minorHAnsi" w:hAnsiTheme="minorHAnsi"/>
+                <w:rFonts w:ascii="Century Gothic" w:hAnsi="Century Gothic"/>
                 <w:sz w:val="22"/>
                 <w:szCs w:val="22"/>
               </w:rPr>
             </w:pPr>
             <w:r>
               <w:rPr>
-                <w:rFonts w:asciiTheme="minorHAnsi" w:hAnsiTheme="minorHAnsi"/>
+                <w:rFonts w:ascii="Century Gothic" w:hAnsi="Century Gothic"/>
                 <w:sz w:val="22"/>
                 <w:szCs w:val="22"/>
               </w:rPr>
@@ -5443,7 +5962,7 @@
             <w:pPr>
               <w:pStyle w:val="NormaleWeb"/>
               <w:rPr>
-                <w:rFonts w:asciiTheme="minorHAnsi" w:hAnsiTheme="minorHAnsi"/>
+                <w:rFonts w:ascii="Century Gothic" w:hAnsi="Century Gothic"/>
                 <w:sz w:val="22"/>
                 <w:szCs w:val="22"/>
               </w:rPr>
@@ -5452,11 +5971,10 @@
         </w:tc>
       </w:tr>
     </w:tbl>
-    <w:p/>
-    <w:p/>
-    <w:p>
-      <w:pPr>
-        <w:rPr>
+    <w:p>
+      <w:pPr>
+        <w:rPr>
+          <w:rFonts w:ascii="Century Gothic" w:hAnsi="Century Gothic"/>
           <w:b/>
           <w:bCs/>
         </w:rPr>
@@ -5484,6 +6002,7 @@
             <w:pPr>
               <w:jc w:val="center"/>
               <w:rPr>
+                <w:rFonts w:ascii="Century Gothic" w:hAnsi="Century Gothic"/>
                 <w:b/>
                 <w:bCs/>
               </w:rPr>
@@ -5493,6 +6012,7 @@
             <w:pPr>
               <w:jc w:val="center"/>
               <w:rPr>
+                <w:rFonts w:ascii="Century Gothic" w:hAnsi="Century Gothic"/>
                 <w:b/>
                 <w:bCs/>
                 <w:sz w:val="32"/>
@@ -5501,6 +6021,7 @@
             </w:pPr>
             <w:r>
               <w:rPr>
+                <w:rFonts w:ascii="Century Gothic" w:hAnsi="Century Gothic"/>
                 <w:b/>
                 <w:bCs/>
                 <w:sz w:val="32"/>
@@ -5510,6 +6031,7 @@
             </w:r>
             <w:r>
               <w:rPr>
+                <w:rFonts w:ascii="Century Gothic" w:hAnsi="Century Gothic"/>
                 <w:b/>
                 <w:bCs/>
                 <w:sz w:val="32"/>
@@ -5522,6 +6044,7 @@
             <w:pPr>
               <w:jc w:val="center"/>
               <w:rPr>
+                <w:rFonts w:ascii="Century Gothic" w:hAnsi="Century Gothic"/>
                 <w:b/>
                 <w:bCs/>
               </w:rPr>
@@ -5536,6 +6059,7 @@
             <w:pPr>
               <w:jc w:val="center"/>
               <w:rPr>
+                <w:rFonts w:ascii="Century Gothic" w:hAnsi="Century Gothic"/>
                 <w:b/>
                 <w:bCs/>
                 <w:sz w:val="24"/>
@@ -5547,6 +6071,7 @@
             <w:pPr>
               <w:jc w:val="center"/>
               <w:rPr>
+                <w:rFonts w:ascii="Century Gothic" w:hAnsi="Century Gothic"/>
                 <w:b/>
                 <w:bCs/>
                 <w:sz w:val="24"/>
@@ -5555,6 +6080,7 @@
             </w:pPr>
             <w:r>
               <w:rPr>
+                <w:rFonts w:ascii="Century Gothic" w:hAnsi="Century Gothic"/>
                 <w:b/>
                 <w:bCs/>
                 <w:sz w:val="32"/>
@@ -5564,6 +6090,7 @@
             </w:r>
             <w:r>
               <w:rPr>
+                <w:rFonts w:ascii="Century Gothic" w:hAnsi="Century Gothic"/>
                 <w:b/>
                 <w:bCs/>
                 <w:sz w:val="24"/>
@@ -5585,12 +6112,14 @@
           <w:p>
             <w:pPr>
               <w:rPr>
+                <w:rFonts w:ascii="Century Gothic" w:hAnsi="Century Gothic"/>
                 <w:b/>
                 <w:bCs/>
               </w:rPr>
             </w:pPr>
             <w:r>
               <w:rPr>
+                <w:rFonts w:ascii="Century Gothic" w:hAnsi="Century Gothic"/>
                 <w:b/>
                 <w:bCs/>
               </w:rPr>
@@ -5603,11 +6132,25 @@
             <w:tcW w:w="7790" w:type="dxa"/>
           </w:tcPr>
           <w:p>
-            <w:r>
+            <w:pPr>
+              <w:rPr>
+                <w:rFonts w:ascii="Century Gothic" w:hAnsi="Century Gothic"/>
+              </w:rPr>
+            </w:pPr>
+            <w:r>
+              <w:rPr>
+                <w:rFonts w:ascii="Century Gothic" w:hAnsi="Century Gothic"/>
+              </w:rPr>
               <w:t>-Cassiere</w:t>
             </w:r>
           </w:p>
-          <w:p/>
+          <w:p>
+            <w:pPr>
+              <w:rPr>
+                <w:rFonts w:ascii="Century Gothic" w:hAnsi="Century Gothic"/>
+              </w:rPr>
+            </w:pPr>
+          </w:p>
         </w:tc>
       </w:tr>
       <w:tr>
@@ -5621,12 +6164,14 @@
           <w:p>
             <w:pPr>
               <w:rPr>
+                <w:rFonts w:ascii="Century Gothic" w:hAnsi="Century Gothic"/>
                 <w:b/>
                 <w:bCs/>
               </w:rPr>
             </w:pPr>
             <w:r>
               <w:rPr>
+                <w:rFonts w:ascii="Century Gothic" w:hAnsi="Century Gothic"/>
                 <w:b/>
                 <w:bCs/>
               </w:rPr>
@@ -5639,7 +6184,15 @@
             <w:tcW w:w="7790" w:type="dxa"/>
           </w:tcPr>
           <w:p>
-            <w:r>
+            <w:pPr>
+              <w:rPr>
+                <w:rFonts w:ascii="Century Gothic" w:hAnsi="Century Gothic"/>
+              </w:rPr>
+            </w:pPr>
+            <w:r>
+              <w:rPr>
+                <w:rFonts w:ascii="Century Gothic" w:hAnsi="Century Gothic"/>
+              </w:rPr>
               <w:t>Il Cassiere è autenticato nel sistema. Il Mezzo esiste nel sistema.</w:t>
             </w:r>
           </w:p>
@@ -5656,15 +6209,18 @@
           <w:p>
             <w:pPr>
               <w:rPr>
+                <w:rFonts w:ascii="Century Gothic" w:hAnsi="Century Gothic"/>
                 <w:b/>
                 <w:bCs/>
               </w:rPr>
             </w:pPr>
             <w:r>
               <w:rPr>
+                <w:rFonts w:ascii="Century Gothic" w:hAnsi="Century Gothic"/>
                 <w:b/>
                 <w:bCs/>
               </w:rPr>
+              <w:lastRenderedPageBreak/>
               <w:t>Post-Condizioni</w:t>
             </w:r>
           </w:p>
@@ -5674,19 +6230,41 @@
             <w:tcW w:w="7790" w:type="dxa"/>
           </w:tcPr>
           <w:p>
-            <w:r>
+            <w:pPr>
+              <w:rPr>
+                <w:rFonts w:ascii="Century Gothic" w:hAnsi="Century Gothic"/>
+              </w:rPr>
+            </w:pPr>
+            <w:r>
+              <w:rPr>
+                <w:rFonts w:ascii="Century Gothic" w:hAnsi="Century Gothic"/>
+              </w:rPr>
               <w:t xml:space="preserve">Viene creata una nuova istanza di </w:t>
             </w:r>
             <w:proofErr w:type="spellStart"/>
-            <w:r>
+            <w:proofErr w:type="gramStart"/>
+            <w:r>
+              <w:rPr>
+                <w:rFonts w:ascii="Century Gothic" w:hAnsi="Century Gothic"/>
+              </w:rPr>
               <w:t>SegnalazioneGuasto</w:t>
             </w:r>
             <w:proofErr w:type="spellEnd"/>
-            <w:r>
+            <w:proofErr w:type="gramEnd"/>
+            <w:r>
+              <w:rPr>
+                <w:rFonts w:ascii="Century Gothic" w:hAnsi="Century Gothic"/>
+              </w:rPr>
               <w:t xml:space="preserve"> collegata al Mezzo. Lo stato del Mezzo viene aggiornato a "In Manutenzione" (o "Non Disponibile"). Il mezzo viene rimosso dalla lista dei mezzi noleggiabili.</w:t>
             </w:r>
           </w:p>
-          <w:p/>
+          <w:p>
+            <w:pPr>
+              <w:rPr>
+                <w:rFonts w:ascii="Century Gothic" w:hAnsi="Century Gothic"/>
+              </w:rPr>
+            </w:pPr>
+          </w:p>
         </w:tc>
       </w:tr>
       <w:tr>
@@ -5697,12 +6275,14 @@
           <w:p>
             <w:pPr>
               <w:rPr>
+                <w:rFonts w:ascii="Century Gothic" w:hAnsi="Century Gothic"/>
                 <w:b/>
                 <w:bCs/>
               </w:rPr>
             </w:pPr>
             <w:r>
               <w:rPr>
+                <w:rFonts w:ascii="Century Gothic" w:hAnsi="Century Gothic"/>
                 <w:b/>
                 <w:bCs/>
               </w:rPr>
@@ -5722,8 +6302,14 @@
                 <w:numId w:val="39"/>
               </w:numPr>
               <w:spacing w:line="278" w:lineRule="auto"/>
+              <w:rPr>
+                <w:rFonts w:ascii="Century Gothic" w:hAnsi="Century Gothic"/>
+              </w:rPr>
             </w:pPr>
             <w:r>
+              <w:rPr>
+                <w:rFonts w:ascii="Century Gothic" w:hAnsi="Century Gothic"/>
+              </w:rPr>
               <w:t>Il Cassiere avvia la procedura di segnalazione guasto.</w:t>
             </w:r>
           </w:p>
@@ -5735,8 +6321,14 @@
                 <w:numId w:val="39"/>
               </w:numPr>
               <w:spacing w:line="278" w:lineRule="auto"/>
+              <w:rPr>
+                <w:rFonts w:ascii="Century Gothic" w:hAnsi="Century Gothic"/>
+              </w:rPr>
             </w:pPr>
             <w:r>
+              <w:rPr>
+                <w:rFonts w:ascii="Century Gothic" w:hAnsi="Century Gothic"/>
+              </w:rPr>
               <w:t>Il Sistema richiede l'identificativo del Mezzo.</w:t>
             </w:r>
           </w:p>
@@ -5748,8 +6340,14 @@
                 <w:numId w:val="39"/>
               </w:numPr>
               <w:spacing w:line="278" w:lineRule="auto"/>
+              <w:rPr>
+                <w:rFonts w:ascii="Century Gothic" w:hAnsi="Century Gothic"/>
+              </w:rPr>
             </w:pPr>
             <w:r>
+              <w:rPr>
+                <w:rFonts w:ascii="Century Gothic" w:hAnsi="Century Gothic"/>
+              </w:rPr>
               <w:t>Il Cassiere inserisce l'ID del Mezzo (o scansiona il QR code).</w:t>
             </w:r>
           </w:p>
@@ -5761,8 +6359,14 @@
                 <w:numId w:val="39"/>
               </w:numPr>
               <w:spacing w:line="278" w:lineRule="auto"/>
+              <w:rPr>
+                <w:rFonts w:ascii="Century Gothic" w:hAnsi="Century Gothic"/>
+              </w:rPr>
             </w:pPr>
             <w:r>
+              <w:rPr>
+                <w:rFonts w:ascii="Century Gothic" w:hAnsi="Century Gothic"/>
+              </w:rPr>
               <w:t>Il Sistema recupera e mostra i dati del Mezzo (Modello, Stato attuale).</w:t>
             </w:r>
           </w:p>
@@ -5774,33 +6378,48 @@
                 <w:numId w:val="39"/>
               </w:numPr>
               <w:spacing w:line="278" w:lineRule="auto"/>
+              <w:rPr>
+                <w:rFonts w:ascii="Century Gothic" w:hAnsi="Century Gothic"/>
+              </w:rPr>
             </w:pPr>
             <w:r>
+              <w:rPr>
+                <w:rFonts w:ascii="Century Gothic" w:hAnsi="Century Gothic"/>
+              </w:rPr>
               <w:t xml:space="preserve">Il Cassiere inserisce i dettagli del problema (es. </w:t>
             </w:r>
             <w:r>
               <w:rPr>
+                <w:rFonts w:ascii="Century Gothic" w:hAnsi="Century Gothic"/>
                 <w:i/>
                 <w:iCs/>
               </w:rPr>
               <w:t>Tipologia</w:t>
             </w:r>
             <w:r>
+              <w:rPr>
+                <w:rFonts w:ascii="Century Gothic" w:hAnsi="Century Gothic"/>
+              </w:rPr>
               <w:t xml:space="preserve">: "Meccanico", </w:t>
             </w:r>
             <w:r>
               <w:rPr>
+                <w:rFonts w:ascii="Century Gothic" w:hAnsi="Century Gothic"/>
                 <w:i/>
                 <w:iCs/>
               </w:rPr>
               <w:t>Descrizione</w:t>
             </w:r>
             <w:r>
+              <w:rPr>
+                <w:rFonts w:ascii="Century Gothic" w:hAnsi="Century Gothic"/>
+              </w:rPr>
               <w:t xml:space="preserve">: "Catena rotta", </w:t>
             </w:r>
             <w:proofErr w:type="spellStart"/>
             <w:r>
               <w:rPr>
+                <w:rFonts w:ascii="Century Gothic" w:hAnsi="Century Gothic"/>
                 <w:i/>
                 <w:iCs/>
               </w:rPr>
@@ -5808,6 +6427,9 @@
             </w:r>
             <w:proofErr w:type="spellEnd"/>
             <w:r>
+              <w:rPr>
+                <w:rFonts w:ascii="Century Gothic" w:hAnsi="Century Gothic"/>
+              </w:rPr>
               <w:t>: "Alto").</w:t>
             </w:r>
           </w:p>
@@ -5819,8 +6441,14 @@
                 <w:numId w:val="39"/>
               </w:numPr>
               <w:spacing w:line="278" w:lineRule="auto"/>
+              <w:rPr>
+                <w:rFonts w:ascii="Century Gothic" w:hAnsi="Century Gothic"/>
+              </w:rPr>
             </w:pPr>
             <w:r>
+              <w:rPr>
+                <w:rFonts w:ascii="Century Gothic" w:hAnsi="Century Gothic"/>
+              </w:rPr>
               <w:t>Il Sistema registra la segnalazione.</w:t>
             </w:r>
           </w:p>
@@ -5832,18 +6460,28 @@
                 <w:numId w:val="39"/>
               </w:numPr>
               <w:spacing w:line="278" w:lineRule="auto"/>
+              <w:rPr>
+                <w:rFonts w:ascii="Century Gothic" w:hAnsi="Century Gothic"/>
+              </w:rPr>
             </w:pPr>
             <w:r>
+              <w:rPr>
+                <w:rFonts w:ascii="Century Gothic" w:hAnsi="Century Gothic"/>
+              </w:rPr>
               <w:t>Il Sistema aggiorna lo stato del Mezzo in "</w:t>
             </w:r>
             <w:r>
               <w:rPr>
+                <w:rFonts w:ascii="Century Gothic" w:hAnsi="Century Gothic"/>
                 <w:b/>
                 <w:bCs/>
               </w:rPr>
               <w:t>In Manutenzione</w:t>
             </w:r>
             <w:r>
+              <w:rPr>
+                <w:rFonts w:ascii="Century Gothic" w:hAnsi="Century Gothic"/>
+              </w:rPr>
               <w:t>".</w:t>
             </w:r>
           </w:p>
@@ -5855,14 +6493,23 @@
                 <w:numId w:val="39"/>
               </w:numPr>
               <w:spacing w:line="278" w:lineRule="auto"/>
+              <w:rPr>
+                <w:rFonts w:ascii="Century Gothic" w:hAnsi="Century Gothic"/>
+              </w:rPr>
             </w:pPr>
             <w:r>
+              <w:rPr>
+                <w:rFonts w:ascii="Century Gothic" w:hAnsi="Century Gothic"/>
+              </w:rPr>
               <w:t>Il Sistema conferma l'operazione fornendo un ID ticket.</w:t>
             </w:r>
           </w:p>
           <w:p>
             <w:pPr>
               <w:spacing w:line="278" w:lineRule="auto"/>
+              <w:rPr>
+                <w:rFonts w:ascii="Century Gothic" w:hAnsi="Century Gothic"/>
+              </w:rPr>
             </w:pPr>
           </w:p>
         </w:tc>
@@ -5875,12 +6522,14 @@
           <w:p>
             <w:pPr>
               <w:rPr>
+                <w:rFonts w:ascii="Century Gothic" w:hAnsi="Century Gothic"/>
                 <w:b/>
                 <w:bCs/>
               </w:rPr>
             </w:pPr>
             <w:r>
               <w:rPr>
+                <w:rFonts w:ascii="Century Gothic" w:hAnsi="Century Gothic"/>
                 <w:b/>
                 <w:bCs/>
               </w:rPr>
@@ -5895,12 +6544,14 @@
           <w:p>
             <w:pPr>
               <w:rPr>
+                <w:rFonts w:ascii="Century Gothic" w:hAnsi="Century Gothic"/>
                 <w:b/>
                 <w:bCs/>
               </w:rPr>
             </w:pPr>
             <w:r>
               <w:rPr>
+                <w:rFonts w:ascii="Century Gothic" w:hAnsi="Century Gothic"/>
                 <w:b/>
                 <w:bCs/>
               </w:rPr>
@@ -5914,24 +6565,34 @@
                 <w:ilvl w:val="0"/>
                 <w:numId w:val="40"/>
               </w:numPr>
+              <w:rPr>
+                <w:rFonts w:ascii="Century Gothic" w:hAnsi="Century Gothic"/>
+              </w:rPr>
             </w:pPr>
             <w:r>
-              <w:lastRenderedPageBreak/>
+              <w:rPr>
+                <w:rFonts w:ascii="Century Gothic" w:hAnsi="Century Gothic"/>
+              </w:rPr>
               <w:t>Questo scenario parte direttamente dal passo 5, poiché il mezzo è già stato identificato durante la procedura "Concludi Noleggio"</w:t>
             </w:r>
             <w:r>
+              <w:rPr>
+                <w:rFonts w:ascii="Century Gothic" w:hAnsi="Century Gothic"/>
+              </w:rPr>
               <w:br/>
             </w:r>
           </w:p>
           <w:p>
             <w:pPr>
               <w:rPr>
+                <w:rFonts w:ascii="Century Gothic" w:hAnsi="Century Gothic"/>
                 <w:b/>
                 <w:bCs/>
               </w:rPr>
             </w:pPr>
             <w:r>
               <w:rPr>
+                <w:rFonts w:ascii="Century Gothic" w:hAnsi="Century Gothic"/>
                 <w:b/>
                 <w:bCs/>
               </w:rPr>
@@ -5945,8 +6606,14 @@
                 <w:ilvl w:val="0"/>
                 <w:numId w:val="40"/>
               </w:numPr>
+              <w:rPr>
+                <w:rFonts w:ascii="Century Gothic" w:hAnsi="Century Gothic"/>
+              </w:rPr>
             </w:pPr>
             <w:r>
+              <w:rPr>
+                <w:rFonts w:ascii="Century Gothic" w:hAnsi="Century Gothic"/>
+              </w:rPr>
               <w:t>Il Sistema comunica che l'ID non corrisponde a nessun mezzo.</w:t>
             </w:r>
           </w:p>
@@ -5957,23 +6624,34 @@
                 <w:ilvl w:val="0"/>
                 <w:numId w:val="40"/>
               </w:numPr>
+              <w:rPr>
+                <w:rFonts w:ascii="Century Gothic" w:hAnsi="Century Gothic"/>
+              </w:rPr>
             </w:pPr>
             <w:r>
+              <w:rPr>
+                <w:rFonts w:ascii="Century Gothic" w:hAnsi="Century Gothic"/>
+              </w:rPr>
               <w:t>Il flusso termina o ritorna al passo 2.</w:t>
             </w:r>
             <w:r>
+              <w:rPr>
+                <w:rFonts w:ascii="Century Gothic" w:hAnsi="Century Gothic"/>
+              </w:rPr>
               <w:br/>
             </w:r>
           </w:p>
           <w:p>
             <w:pPr>
               <w:rPr>
+                <w:rFonts w:ascii="Century Gothic" w:hAnsi="Century Gothic"/>
                 <w:b/>
                 <w:bCs/>
               </w:rPr>
             </w:pPr>
             <w:r>
               <w:rPr>
+                <w:rFonts w:ascii="Century Gothic" w:hAnsi="Century Gothic"/>
                 <w:b/>
                 <w:bCs/>
               </w:rPr>
@@ -5987,8 +6665,14 @@
                 <w:ilvl w:val="0"/>
                 <w:numId w:val="41"/>
               </w:numPr>
+              <w:rPr>
+                <w:rFonts w:ascii="Century Gothic" w:hAnsi="Century Gothic"/>
+              </w:rPr>
             </w:pPr>
             <w:r>
+              <w:rPr>
+                <w:rFonts w:ascii="Century Gothic" w:hAnsi="Century Gothic"/>
+              </w:rPr>
               <w:t>Il Sistema rileva che il mezzo è già nello stato "In Manutenzione".</w:t>
             </w:r>
           </w:p>
@@ -5999,25 +6683,31 @@
                 <w:ilvl w:val="0"/>
                 <w:numId w:val="41"/>
               </w:numPr>
+              <w:rPr>
+                <w:rFonts w:ascii="Century Gothic" w:hAnsi="Century Gothic"/>
+              </w:rPr>
             </w:pPr>
             <w:r>
+              <w:rPr>
+                <w:rFonts w:ascii="Century Gothic" w:hAnsi="Century Gothic"/>
+              </w:rPr>
               <w:t>Il Sistema chiede se aggiungere una nota alla segnalazione esistente invece di crearne una nuova.</w:t>
             </w:r>
           </w:p>
-          <w:p/>
+          <w:p>
+            <w:pPr>
+              <w:rPr>
+                <w:rFonts w:ascii="Century Gothic" w:hAnsi="Century Gothic"/>
+              </w:rPr>
+            </w:pPr>
+          </w:p>
         </w:tc>
       </w:tr>
     </w:tbl>
-    <w:p/>
-    <w:p/>
-    <w:p/>
-    <w:p/>
-    <w:p/>
-    <w:p/>
-    <w:p/>
-    <w:p>
-      <w:pPr>
-        <w:rPr>
+    <w:p>
+      <w:pPr>
+        <w:rPr>
+          <w:rFonts w:ascii="Century Gothic" w:hAnsi="Century Gothic"/>
           <w:b/>
           <w:bCs/>
         </w:rPr>
@@ -6045,6 +6735,7 @@
             <w:pPr>
               <w:jc w:val="center"/>
               <w:rPr>
+                <w:rFonts w:ascii="Century Gothic" w:hAnsi="Century Gothic"/>
                 <w:b/>
                 <w:bCs/>
               </w:rPr>
@@ -6054,6 +6745,7 @@
             <w:pPr>
               <w:jc w:val="center"/>
               <w:rPr>
+                <w:rFonts w:ascii="Century Gothic" w:hAnsi="Century Gothic"/>
                 <w:b/>
                 <w:bCs/>
                 <w:sz w:val="32"/>
@@ -6062,6 +6754,7 @@
             </w:pPr>
             <w:r>
               <w:rPr>
+                <w:rFonts w:ascii="Century Gothic" w:hAnsi="Century Gothic"/>
                 <w:b/>
                 <w:bCs/>
                 <w:sz w:val="32"/>
@@ -6071,6 +6764,7 @@
             </w:r>
             <w:r>
               <w:rPr>
+                <w:rFonts w:ascii="Century Gothic" w:hAnsi="Century Gothic"/>
                 <w:b/>
                 <w:bCs/>
                 <w:sz w:val="32"/>
@@ -6083,6 +6777,7 @@
             <w:pPr>
               <w:jc w:val="center"/>
               <w:rPr>
+                <w:rFonts w:ascii="Century Gothic" w:hAnsi="Century Gothic"/>
                 <w:b/>
                 <w:bCs/>
               </w:rPr>
@@ -6097,6 +6792,7 @@
             <w:pPr>
               <w:jc w:val="center"/>
               <w:rPr>
+                <w:rFonts w:ascii="Century Gothic" w:hAnsi="Century Gothic"/>
                 <w:b/>
                 <w:bCs/>
                 <w:sz w:val="24"/>
@@ -6108,6 +6804,7 @@
             <w:pPr>
               <w:jc w:val="center"/>
               <w:rPr>
+                <w:rFonts w:ascii="Century Gothic" w:hAnsi="Century Gothic"/>
                 <w:b/>
                 <w:bCs/>
                 <w:sz w:val="24"/>
@@ -6116,6 +6813,7 @@
             </w:pPr>
             <w:r>
               <w:rPr>
+                <w:rFonts w:ascii="Century Gothic" w:hAnsi="Century Gothic"/>
                 <w:b/>
                 <w:bCs/>
                 <w:sz w:val="32"/>
@@ -6125,6 +6823,7 @@
             </w:r>
             <w:r>
               <w:rPr>
+                <w:rFonts w:ascii="Century Gothic" w:hAnsi="Century Gothic"/>
                 <w:b/>
                 <w:bCs/>
                 <w:sz w:val="24"/>
@@ -6146,12 +6845,14 @@
           <w:p>
             <w:pPr>
               <w:rPr>
+                <w:rFonts w:ascii="Century Gothic" w:hAnsi="Century Gothic"/>
                 <w:b/>
                 <w:bCs/>
               </w:rPr>
             </w:pPr>
             <w:r>
               <w:rPr>
+                <w:rFonts w:ascii="Century Gothic" w:hAnsi="Century Gothic"/>
                 <w:b/>
                 <w:bCs/>
               </w:rPr>
@@ -6164,14 +6865,31 @@
             <w:tcW w:w="7790" w:type="dxa"/>
           </w:tcPr>
           <w:p>
-            <w:r>
+            <w:pPr>
+              <w:rPr>
+                <w:rFonts w:ascii="Century Gothic" w:hAnsi="Century Gothic"/>
+              </w:rPr>
+            </w:pPr>
+            <w:r>
+              <w:rPr>
+                <w:rFonts w:ascii="Century Gothic" w:hAnsi="Century Gothic"/>
+              </w:rPr>
               <w:t>-</w:t>
             </w:r>
             <w:r>
+              <w:rPr>
+                <w:rFonts w:ascii="Century Gothic" w:hAnsi="Century Gothic"/>
+              </w:rPr>
               <w:t>Cassiere</w:t>
             </w:r>
           </w:p>
-          <w:p/>
+          <w:p>
+            <w:pPr>
+              <w:rPr>
+                <w:rFonts w:ascii="Century Gothic" w:hAnsi="Century Gothic"/>
+              </w:rPr>
+            </w:pPr>
+          </w:p>
         </w:tc>
       </w:tr>
       <w:tr>
@@ -6185,12 +6903,14 @@
           <w:p>
             <w:pPr>
               <w:rPr>
+                <w:rFonts w:ascii="Century Gothic" w:hAnsi="Century Gothic"/>
                 <w:b/>
                 <w:bCs/>
               </w:rPr>
             </w:pPr>
             <w:r>
               <w:rPr>
+                <w:rFonts w:ascii="Century Gothic" w:hAnsi="Century Gothic"/>
                 <w:b/>
                 <w:bCs/>
               </w:rPr>
@@ -6203,11 +6923,25 @@
             <w:tcW w:w="7790" w:type="dxa"/>
           </w:tcPr>
           <w:p>
-            <w:r>
+            <w:pPr>
+              <w:rPr>
+                <w:rFonts w:ascii="Century Gothic" w:hAnsi="Century Gothic"/>
+              </w:rPr>
+            </w:pPr>
+            <w:r>
+              <w:rPr>
+                <w:rFonts w:ascii="Century Gothic" w:hAnsi="Century Gothic"/>
+              </w:rPr>
               <w:t>-Il Cassiere è stato autenticato</w:t>
             </w:r>
           </w:p>
-          <w:p/>
+          <w:p>
+            <w:pPr>
+              <w:rPr>
+                <w:rFonts w:ascii="Century Gothic" w:hAnsi="Century Gothic"/>
+              </w:rPr>
+            </w:pPr>
+          </w:p>
         </w:tc>
       </w:tr>
       <w:tr>
@@ -6221,12 +6955,14 @@
           <w:p>
             <w:pPr>
               <w:rPr>
+                <w:rFonts w:ascii="Century Gothic" w:hAnsi="Century Gothic"/>
                 <w:b/>
                 <w:bCs/>
               </w:rPr>
             </w:pPr>
             <w:r>
               <w:rPr>
+                <w:rFonts w:ascii="Century Gothic" w:hAnsi="Century Gothic"/>
                 <w:b/>
                 <w:bCs/>
               </w:rPr>
@@ -6239,11 +6975,25 @@
             <w:tcW w:w="7790" w:type="dxa"/>
           </w:tcPr>
           <w:p>
-            <w:r>
+            <w:pPr>
+              <w:rPr>
+                <w:rFonts w:ascii="Century Gothic" w:hAnsi="Century Gothic"/>
+              </w:rPr>
+            </w:pPr>
+            <w:r>
+              <w:rPr>
+                <w:rFonts w:ascii="Century Gothic" w:hAnsi="Century Gothic"/>
+              </w:rPr>
               <w:t>Una nuova istanza di un veicolo specifico è stata salvata nel catalogo mezzi</w:t>
             </w:r>
           </w:p>
-          <w:p/>
+          <w:p>
+            <w:pPr>
+              <w:rPr>
+                <w:rFonts w:ascii="Century Gothic" w:hAnsi="Century Gothic"/>
+              </w:rPr>
+            </w:pPr>
+          </w:p>
         </w:tc>
       </w:tr>
       <w:tr>
@@ -6254,12 +7004,14 @@
           <w:p>
             <w:pPr>
               <w:rPr>
+                <w:rFonts w:ascii="Century Gothic" w:hAnsi="Century Gothic"/>
                 <w:b/>
                 <w:bCs/>
               </w:rPr>
             </w:pPr>
             <w:r>
               <w:rPr>
+                <w:rFonts w:ascii="Century Gothic" w:hAnsi="Century Gothic"/>
                 <w:b/>
                 <w:bCs/>
               </w:rPr>
@@ -6278,14 +7030,26 @@
                 <w:ilvl w:val="0"/>
                 <w:numId w:val="31"/>
               </w:numPr>
+              <w:rPr>
+                <w:rFonts w:ascii="Century Gothic" w:hAnsi="Century Gothic"/>
+              </w:rPr>
             </w:pPr>
             <w:r>
+              <w:rPr>
+                <w:rFonts w:ascii="Century Gothic" w:hAnsi="Century Gothic"/>
+              </w:rPr>
               <w:t xml:space="preserve">Il Cassiere/Operatore accede alla sezione </w:t>
             </w:r>
             <w:r>
+              <w:rPr>
+                <w:rFonts w:ascii="Century Gothic" w:hAnsi="Century Gothic"/>
+              </w:rPr>
               <w:t>‘Aggiungi nuovo mezzo’</w:t>
             </w:r>
             <w:r>
+              <w:rPr>
+                <w:rFonts w:ascii="Century Gothic" w:hAnsi="Century Gothic"/>
+              </w:rPr>
               <w:t>.</w:t>
             </w:r>
           </w:p>
@@ -6296,22 +7060,49 @@
                 <w:ilvl w:val="0"/>
                 <w:numId w:val="31"/>
               </w:numPr>
+              <w:rPr>
+                <w:rFonts w:ascii="Century Gothic" w:hAnsi="Century Gothic"/>
+              </w:rPr>
             </w:pPr>
             <w:r>
+              <w:rPr>
+                <w:rFonts w:ascii="Century Gothic" w:hAnsi="Century Gothic"/>
+              </w:rPr>
               <w:t xml:space="preserve">Il Sistema richiede i dati identificativi (Targa/Seriale, Marca, Modello) e, fa selezionare la </w:t>
             </w:r>
             <w:r>
               <w:rPr>
+                <w:rFonts w:ascii="Century Gothic" w:hAnsi="Century Gothic"/>
                 <w:b/>
                 <w:bCs/>
               </w:rPr>
               <w:t>Categoria del Mezzo</w:t>
             </w:r>
             <w:r>
-              <w:t xml:space="preserve"> da un elenco predefinito (es. Auto, Furgone, Moto, Monopattino).</w:t>
-            </w:r>
-            <w:r>
-              <w:t>Il Sistema recupera i dati del cliente e del noleggio.</w:t>
+              <w:rPr>
+                <w:rFonts w:ascii="Century Gothic" w:hAnsi="Century Gothic"/>
+              </w:rPr>
+              <w:t xml:space="preserve"> da un elenco predefinito (es. Auto, Furgone, Moto, Monopattino</w:t>
+            </w:r>
+            <w:proofErr w:type="gramStart"/>
+            <w:r>
+              <w:rPr>
+                <w:rFonts w:ascii="Century Gothic" w:hAnsi="Century Gothic"/>
+              </w:rPr>
+              <w:t>).</w:t>
+            </w:r>
+            <w:r>
+              <w:rPr>
+                <w:rFonts w:ascii="Century Gothic" w:hAnsi="Century Gothic"/>
+              </w:rPr>
+              <w:t>Il</w:t>
+            </w:r>
+            <w:proofErr w:type="gramEnd"/>
+            <w:r>
+              <w:rPr>
+                <w:rFonts w:ascii="Century Gothic" w:hAnsi="Century Gothic"/>
+              </w:rPr>
+              <w:t xml:space="preserve"> Sistema recupera i dati del cliente e del noleggio.</w:t>
             </w:r>
           </w:p>
           <w:p>
@@ -6321,14 +7112,26 @@
                 <w:ilvl w:val="0"/>
                 <w:numId w:val="31"/>
               </w:numPr>
+              <w:rPr>
+                <w:rFonts w:ascii="Century Gothic" w:hAnsi="Century Gothic"/>
+              </w:rPr>
             </w:pPr>
             <w:r>
+              <w:rPr>
+                <w:rFonts w:ascii="Century Gothic" w:hAnsi="Century Gothic"/>
+              </w:rPr>
               <w:t xml:space="preserve">L’Operatore inserisce </w:t>
             </w:r>
             <w:r>
+              <w:rPr>
+                <w:rFonts w:ascii="Century Gothic" w:hAnsi="Century Gothic"/>
+              </w:rPr>
               <w:t>i dati richiesti dal sistema</w:t>
             </w:r>
             <w:r>
+              <w:rPr>
+                <w:rFonts w:ascii="Century Gothic" w:hAnsi="Century Gothic"/>
+              </w:rPr>
               <w:t>.</w:t>
             </w:r>
           </w:p>
@@ -6339,11 +7142,21 @@
                 <w:ilvl w:val="0"/>
                 <w:numId w:val="31"/>
               </w:numPr>
+              <w:rPr>
+                <w:rFonts w:ascii="Century Gothic" w:hAnsi="Century Gothic"/>
+              </w:rPr>
             </w:pPr>
             <w:r>
+              <w:rPr>
+                <w:rFonts w:ascii="Century Gothic" w:hAnsi="Century Gothic"/>
+              </w:rPr>
+              <w:lastRenderedPageBreak/>
               <w:t>Il sistema verifica che la Targa/Seriale non sia già presente nel Catalogo</w:t>
             </w:r>
             <w:r>
+              <w:rPr>
+                <w:rFonts w:ascii="Century Gothic" w:hAnsi="Century Gothic"/>
+              </w:rPr>
               <w:t>.</w:t>
             </w:r>
           </w:p>
@@ -6354,8 +7167,14 @@
                 <w:ilvl w:val="0"/>
                 <w:numId w:val="31"/>
               </w:numPr>
+              <w:rPr>
+                <w:rFonts w:ascii="Century Gothic" w:hAnsi="Century Gothic"/>
+              </w:rPr>
             </w:pPr>
             <w:r>
+              <w:rPr>
+                <w:rFonts w:ascii="Century Gothic" w:hAnsi="Century Gothic"/>
+              </w:rPr>
               <w:t xml:space="preserve">Il Sistema crea il nuovo veicolo con le caratteristiche precedentemente specificate </w:t>
             </w:r>
           </w:p>
@@ -6366,14 +7185,26 @@
                 <w:ilvl w:val="0"/>
                 <w:numId w:val="31"/>
               </w:numPr>
+              <w:rPr>
+                <w:rFonts w:ascii="Century Gothic" w:hAnsi="Century Gothic"/>
+              </w:rPr>
             </w:pPr>
             <w:r>
+              <w:rPr>
+                <w:rFonts w:ascii="Century Gothic" w:hAnsi="Century Gothic"/>
+              </w:rPr>
               <w:t xml:space="preserve">Il Sistema </w:t>
             </w:r>
             <w:r>
+              <w:rPr>
+                <w:rFonts w:ascii="Century Gothic" w:hAnsi="Century Gothic"/>
+              </w:rPr>
               <w:t>imposta lo stato del veicolo su ‘Disponibile’</w:t>
             </w:r>
             <w:r>
+              <w:rPr>
+                <w:rFonts w:ascii="Century Gothic" w:hAnsi="Century Gothic"/>
+              </w:rPr>
               <w:t>.</w:t>
             </w:r>
           </w:p>
@@ -6384,11 +7215,20 @@
                 <w:ilvl w:val="0"/>
                 <w:numId w:val="31"/>
               </w:numPr>
+              <w:rPr>
+                <w:rFonts w:ascii="Century Gothic" w:hAnsi="Century Gothic"/>
+              </w:rPr>
             </w:pPr>
             <w:r>
+              <w:rPr>
+                <w:rFonts w:ascii="Century Gothic" w:hAnsi="Century Gothic"/>
+              </w:rPr>
               <w:t xml:space="preserve">Il Sistema </w:t>
             </w:r>
             <w:r>
+              <w:rPr>
+                <w:rFonts w:ascii="Century Gothic" w:hAnsi="Century Gothic"/>
+              </w:rPr>
               <w:t>aggiunge il veicolo al Catalogo Mezzi</w:t>
             </w:r>
           </w:p>
@@ -6399,11 +7239,20 @@
                 <w:ilvl w:val="0"/>
                 <w:numId w:val="31"/>
               </w:numPr>
+              <w:rPr>
+                <w:rFonts w:ascii="Century Gothic" w:hAnsi="Century Gothic"/>
+              </w:rPr>
             </w:pPr>
             <w:r>
+              <w:rPr>
+                <w:rFonts w:ascii="Century Gothic" w:hAnsi="Century Gothic"/>
+              </w:rPr>
               <w:t xml:space="preserve">Il Sistema </w:t>
             </w:r>
             <w:r>
+              <w:rPr>
+                <w:rFonts w:ascii="Century Gothic" w:hAnsi="Century Gothic"/>
+              </w:rPr>
               <w:t>comunica il successo dell’operazione</w:t>
             </w:r>
           </w:p>
@@ -6411,11 +7260,17 @@
             <w:pPr>
               <w:pStyle w:val="Paragrafoelenco"/>
               <w:ind w:left="1440"/>
+              <w:rPr>
+                <w:rFonts w:ascii="Century Gothic" w:hAnsi="Century Gothic"/>
+              </w:rPr>
             </w:pPr>
           </w:p>
           <w:p>
             <w:pPr>
               <w:spacing w:line="278" w:lineRule="auto"/>
+              <w:rPr>
+                <w:rFonts w:ascii="Century Gothic" w:hAnsi="Century Gothic"/>
+              </w:rPr>
             </w:pPr>
           </w:p>
         </w:tc>
@@ -6428,15 +7283,18 @@
           <w:p>
             <w:pPr>
               <w:rPr>
+                <w:rFonts w:ascii="Century Gothic" w:hAnsi="Century Gothic"/>
                 <w:b/>
                 <w:bCs/>
               </w:rPr>
             </w:pPr>
             <w:r>
               <w:rPr>
+                <w:rFonts w:ascii="Century Gothic" w:hAnsi="Century Gothic"/>
                 <w:b/>
                 <w:bCs/>
               </w:rPr>
+              <w:lastRenderedPageBreak/>
               <w:t>Scenari Alternativi</w:t>
             </w:r>
           </w:p>
@@ -6446,16 +7304,33 @@
             <w:tcW w:w="7790" w:type="dxa"/>
           </w:tcPr>
           <w:p>
-            <w:r>
+            <w:pPr>
+              <w:rPr>
+                <w:rFonts w:ascii="Century Gothic" w:hAnsi="Century Gothic"/>
+              </w:rPr>
+            </w:pPr>
+            <w:r>
+              <w:rPr>
+                <w:rFonts w:ascii="Century Gothic" w:hAnsi="Century Gothic"/>
+              </w:rPr>
               <w:t>4</w:t>
             </w:r>
             <w:r>
+              <w:rPr>
+                <w:rFonts w:ascii="Century Gothic" w:hAnsi="Century Gothic"/>
+              </w:rPr>
               <w:t xml:space="preserve">a. </w:t>
             </w:r>
             <w:r>
+              <w:rPr>
+                <w:rFonts w:ascii="Century Gothic" w:hAnsi="Century Gothic"/>
+              </w:rPr>
               <w:t>Targa già esistente</w:t>
             </w:r>
             <w:r>
+              <w:rPr>
+                <w:rFonts w:ascii="Century Gothic" w:hAnsi="Century Gothic"/>
+              </w:rPr>
               <w:t>:</w:t>
             </w:r>
           </w:p>
@@ -6466,28 +7341,53 @@
                 <w:ilvl w:val="0"/>
                 <w:numId w:val="42"/>
               </w:numPr>
+              <w:rPr>
+                <w:rFonts w:ascii="Century Gothic" w:hAnsi="Century Gothic"/>
+              </w:rPr>
             </w:pPr>
             <w:r>
-              <w:lastRenderedPageBreak/>
+              <w:rPr>
+                <w:rFonts w:ascii="Century Gothic" w:hAnsi="Century Gothic"/>
+              </w:rPr>
               <w:t>Il Sistema rileva che la targa inserita appartiene già a un mezzo a catalogo. Il Sistema avvisa il Gestore dell'errore e interrompe la creazione, riportandolo al passo 2.</w:t>
             </w:r>
           </w:p>
           <w:p>
             <w:pPr>
               <w:pStyle w:val="Paragrafoelenco"/>
+              <w:rPr>
+                <w:rFonts w:ascii="Century Gothic" w:hAnsi="Century Gothic"/>
+              </w:rPr>
             </w:pPr>
           </w:p>
           <w:p>
-            <w:r>
+            <w:pPr>
+              <w:rPr>
+                <w:rFonts w:ascii="Century Gothic" w:hAnsi="Century Gothic"/>
+              </w:rPr>
+            </w:pPr>
+            <w:r>
+              <w:rPr>
+                <w:rFonts w:ascii="Century Gothic" w:hAnsi="Century Gothic"/>
+              </w:rPr>
               <w:t>4b</w:t>
             </w:r>
             <w:r>
+              <w:rPr>
+                <w:rFonts w:ascii="Century Gothic" w:hAnsi="Century Gothic"/>
+              </w:rPr>
               <w:t xml:space="preserve">. </w:t>
             </w:r>
             <w:r>
+              <w:rPr>
+                <w:rFonts w:ascii="Century Gothic" w:hAnsi="Century Gothic"/>
+              </w:rPr>
               <w:t>Dati incompleti o malformati</w:t>
             </w:r>
             <w:r>
+              <w:rPr>
+                <w:rFonts w:ascii="Century Gothic" w:hAnsi="Century Gothic"/>
+              </w:rPr>
               <w:t>:</w:t>
             </w:r>
           </w:p>
@@ -6498,25 +7398,51 @@
                 <w:ilvl w:val="0"/>
                 <w:numId w:val="33"/>
               </w:numPr>
+              <w:rPr>
+                <w:rFonts w:ascii="Century Gothic" w:hAnsi="Century Gothic"/>
+              </w:rPr>
             </w:pPr>
             <w:r>
+              <w:rPr>
+                <w:rFonts w:ascii="Century Gothic" w:hAnsi="Century Gothic"/>
+              </w:rPr>
               <w:t>Il Sistema rileva che alcuni campi obbligatori sono vuoti o la targa non rispetta il formato. Mostra un messaggio di errore e richiede la correzione.</w:t>
             </w:r>
             <w:r>
+              <w:rPr>
+                <w:rFonts w:ascii="Century Gothic" w:hAnsi="Century Gothic"/>
+              </w:rPr>
               <w:br/>
             </w:r>
           </w:p>
           <w:p>
-            <w:r>
+            <w:pPr>
+              <w:rPr>
+                <w:rFonts w:ascii="Century Gothic" w:hAnsi="Century Gothic"/>
+              </w:rPr>
+            </w:pPr>
+            <w:r>
+              <w:rPr>
+                <w:rFonts w:ascii="Century Gothic" w:hAnsi="Century Gothic"/>
+              </w:rPr>
               <w:t>5</w:t>
             </w:r>
             <w:r>
+              <w:rPr>
+                <w:rFonts w:ascii="Century Gothic" w:hAnsi="Century Gothic"/>
+              </w:rPr>
               <w:t xml:space="preserve">a. </w:t>
             </w:r>
             <w:r>
+              <w:rPr>
+                <w:rFonts w:ascii="Century Gothic" w:hAnsi="Century Gothic"/>
+              </w:rPr>
               <w:t>Categoria mezzo non riconosciuta</w:t>
             </w:r>
             <w:r>
+              <w:rPr>
+                <w:rFonts w:ascii="Century Gothic" w:hAnsi="Century Gothic"/>
+              </w:rPr>
               <w:t>:</w:t>
             </w:r>
           </w:p>
@@ -6527,25 +7453,24 @@
                 <w:ilvl w:val="0"/>
                 <w:numId w:val="33"/>
               </w:numPr>
+              <w:rPr>
+                <w:rFonts w:ascii="Century Gothic" w:hAnsi="Century Gothic"/>
+              </w:rPr>
             </w:pPr>
             <w:r>
+              <w:rPr>
+                <w:rFonts w:ascii="Century Gothic" w:hAnsi="Century Gothic"/>
+              </w:rPr>
               <w:t>Se per qualche motivo viene passata una categoria non valida, il Sistema blocca la creazione, lancia un'eccezione interna e avvisa il Gestore con un messaggio generico di errore.</w:t>
             </w:r>
           </w:p>
         </w:tc>
       </w:tr>
     </w:tbl>
-    <w:p/>
-    <w:p/>
-    <w:p/>
-    <w:p/>
-    <w:p/>
-    <w:p/>
-    <w:p/>
-    <w:p/>
-    <w:p>
-      <w:pPr>
-        <w:rPr>
+    <w:p>
+      <w:pPr>
+        <w:rPr>
+          <w:rFonts w:ascii="Century Gothic" w:hAnsi="Century Gothic"/>
           <w:b/>
           <w:bCs/>
         </w:rPr>
@@ -6573,6 +7498,7 @@
             <w:pPr>
               <w:jc w:val="center"/>
               <w:rPr>
+                <w:rFonts w:ascii="Century Gothic" w:hAnsi="Century Gothic"/>
                 <w:b/>
                 <w:bCs/>
               </w:rPr>
@@ -6582,6 +7508,7 @@
             <w:pPr>
               <w:jc w:val="center"/>
               <w:rPr>
+                <w:rFonts w:ascii="Century Gothic" w:hAnsi="Century Gothic"/>
                 <w:b/>
                 <w:bCs/>
                 <w:sz w:val="32"/>
@@ -6590,6 +7517,7 @@
             </w:pPr>
             <w:r>
               <w:rPr>
+                <w:rFonts w:ascii="Century Gothic" w:hAnsi="Century Gothic"/>
                 <w:b/>
                 <w:bCs/>
                 <w:sz w:val="32"/>
@@ -6599,6 +7527,7 @@
             </w:r>
             <w:r>
               <w:rPr>
+                <w:rFonts w:ascii="Century Gothic" w:hAnsi="Century Gothic"/>
                 <w:b/>
                 <w:bCs/>
                 <w:sz w:val="32"/>
@@ -6611,6 +7540,7 @@
             <w:pPr>
               <w:jc w:val="center"/>
               <w:rPr>
+                <w:rFonts w:ascii="Century Gothic" w:hAnsi="Century Gothic"/>
                 <w:b/>
                 <w:bCs/>
               </w:rPr>
@@ -6625,6 +7555,7 @@
             <w:pPr>
               <w:jc w:val="center"/>
               <w:rPr>
+                <w:rFonts w:ascii="Century Gothic" w:hAnsi="Century Gothic"/>
                 <w:b/>
                 <w:bCs/>
                 <w:sz w:val="24"/>
@@ -6636,6 +7567,7 @@
             <w:pPr>
               <w:jc w:val="center"/>
               <w:rPr>
+                <w:rFonts w:ascii="Century Gothic" w:hAnsi="Century Gothic"/>
                 <w:b/>
                 <w:bCs/>
                 <w:sz w:val="24"/>
@@ -6644,6 +7576,7 @@
             </w:pPr>
             <w:r>
               <w:rPr>
+                <w:rFonts w:ascii="Century Gothic" w:hAnsi="Century Gothic"/>
                 <w:b/>
                 <w:bCs/>
                 <w:sz w:val="32"/>
@@ -6653,6 +7586,7 @@
             </w:r>
             <w:r>
               <w:rPr>
+                <w:rFonts w:ascii="Century Gothic" w:hAnsi="Century Gothic"/>
                 <w:b/>
                 <w:bCs/>
                 <w:sz w:val="24"/>
@@ -6674,12 +7608,14 @@
           <w:p>
             <w:pPr>
               <w:rPr>
+                <w:rFonts w:ascii="Century Gothic" w:hAnsi="Century Gothic"/>
                 <w:b/>
                 <w:bCs/>
               </w:rPr>
             </w:pPr>
             <w:r>
               <w:rPr>
+                <w:rFonts w:ascii="Century Gothic" w:hAnsi="Century Gothic"/>
                 <w:b/>
                 <w:bCs/>
               </w:rPr>
@@ -6692,11 +7628,25 @@
             <w:tcW w:w="7790" w:type="dxa"/>
           </w:tcPr>
           <w:p>
-            <w:r>
+            <w:pPr>
+              <w:rPr>
+                <w:rFonts w:ascii="Century Gothic" w:hAnsi="Century Gothic"/>
+              </w:rPr>
+            </w:pPr>
+            <w:r>
+              <w:rPr>
+                <w:rFonts w:ascii="Century Gothic" w:hAnsi="Century Gothic"/>
+              </w:rPr>
               <w:t>-Operatore Manutenzione</w:t>
             </w:r>
           </w:p>
-          <w:p/>
+          <w:p>
+            <w:pPr>
+              <w:rPr>
+                <w:rFonts w:ascii="Century Gothic" w:hAnsi="Century Gothic"/>
+              </w:rPr>
+            </w:pPr>
+          </w:p>
         </w:tc>
       </w:tr>
       <w:tr>
@@ -6710,12 +7660,14 @@
           <w:p>
             <w:pPr>
               <w:rPr>
+                <w:rFonts w:ascii="Century Gothic" w:hAnsi="Century Gothic"/>
                 <w:b/>
                 <w:bCs/>
               </w:rPr>
             </w:pPr>
             <w:r>
               <w:rPr>
+                <w:rFonts w:ascii="Century Gothic" w:hAnsi="Century Gothic"/>
                 <w:b/>
                 <w:bCs/>
               </w:rPr>
@@ -6728,23 +7680,25 @@
             <w:tcW w:w="7790" w:type="dxa"/>
           </w:tcPr>
           <w:p>
-            <w:r>
-              <w:t xml:space="preserve">Il sistema è attivo e l'Operatore è autenticato. Esiste almeno un Mezzo nel sistema in stato </w:t>
-            </w:r>
-            <w:r>
-              <w:t>In Manutenzione</w:t>
-            </w:r>
-            <w:r>
-              <w:t xml:space="preserve"> con una Segnalazione associata</w:t>
-            </w:r>
-            <w:r>
-              <w:t xml:space="preserve"> </w:t>
-            </w:r>
-            <w:r>
-              <w:t>oppure una manutenzione programmata.</w:t>
+            <w:pPr>
+              <w:rPr>
+                <w:rFonts w:ascii="Century Gothic" w:hAnsi="Century Gothic"/>
+              </w:rPr>
+            </w:pPr>
+            <w:r>
+              <w:rPr>
+                <w:rFonts w:ascii="Century Gothic" w:hAnsi="Century Gothic"/>
+              </w:rPr>
+              <w:t>Il sistema è attivo e l'Operatore è autenticato. Esiste almeno un Mezzo nel sistema in stato In Manutenzione con una Segnalazione associata oppure una manutenzione programmata.</w:t>
             </w:r>
           </w:p>
-          <w:p/>
+          <w:p>
+            <w:pPr>
+              <w:rPr>
+                <w:rFonts w:ascii="Century Gothic" w:hAnsi="Century Gothic"/>
+              </w:rPr>
+            </w:pPr>
+          </w:p>
         </w:tc>
       </w:tr>
       <w:tr>
@@ -6758,12 +7712,14 @@
           <w:p>
             <w:pPr>
               <w:rPr>
+                <w:rFonts w:ascii="Century Gothic" w:hAnsi="Century Gothic"/>
                 <w:b/>
                 <w:bCs/>
               </w:rPr>
             </w:pPr>
             <w:r>
               <w:rPr>
+                <w:rFonts w:ascii="Century Gothic" w:hAnsi="Century Gothic"/>
                 <w:b/>
                 <w:bCs/>
               </w:rPr>
@@ -6776,11 +7732,25 @@
             <w:tcW w:w="7790" w:type="dxa"/>
           </w:tcPr>
           <w:p>
-            <w:r>
+            <w:pPr>
+              <w:rPr>
+                <w:rFonts w:ascii="Century Gothic" w:hAnsi="Century Gothic"/>
+              </w:rPr>
+            </w:pPr>
+            <w:r>
+              <w:rPr>
+                <w:rFonts w:ascii="Century Gothic" w:hAnsi="Century Gothic"/>
+              </w:rPr>
               <w:t>L’intervento di manutenzione è registrato. Lo stato del mezzo viene aggiornato (Disponibile / Fuori Servizio).</w:t>
             </w:r>
           </w:p>
-          <w:p/>
+          <w:p>
+            <w:pPr>
+              <w:rPr>
+                <w:rFonts w:ascii="Century Gothic" w:hAnsi="Century Gothic"/>
+              </w:rPr>
+            </w:pPr>
+          </w:p>
         </w:tc>
       </w:tr>
       <w:tr>
@@ -6791,12 +7761,14 @@
           <w:p>
             <w:pPr>
               <w:rPr>
+                <w:rFonts w:ascii="Century Gothic" w:hAnsi="Century Gothic"/>
                 <w:b/>
                 <w:bCs/>
               </w:rPr>
             </w:pPr>
             <w:r>
               <w:rPr>
+                <w:rFonts w:ascii="Century Gothic" w:hAnsi="Century Gothic"/>
                 <w:b/>
                 <w:bCs/>
               </w:rPr>
@@ -6815,8 +7787,14 @@
                 <w:ilvl w:val="0"/>
                 <w:numId w:val="36"/>
               </w:numPr>
+              <w:rPr>
+                <w:rFonts w:ascii="Century Gothic" w:hAnsi="Century Gothic"/>
+              </w:rPr>
             </w:pPr>
             <w:r>
+              <w:rPr>
+                <w:rFonts w:ascii="Century Gothic" w:hAnsi="Century Gothic"/>
+              </w:rPr>
               <w:t>L’Operatore accede alla sezione 'Gestione Manutenzione'.</w:t>
             </w:r>
           </w:p>
@@ -6827,11 +7805,20 @@
                 <w:ilvl w:val="0"/>
                 <w:numId w:val="36"/>
               </w:numPr>
+              <w:rPr>
+                <w:rFonts w:ascii="Century Gothic" w:hAnsi="Century Gothic"/>
+              </w:rPr>
             </w:pPr>
             <w:r>
+              <w:rPr>
+                <w:rFonts w:ascii="Century Gothic" w:hAnsi="Century Gothic"/>
+              </w:rPr>
               <w:t>Il Sistema mostra l’elenco dei mezzi In Manutenzione</w:t>
             </w:r>
             <w:r>
+              <w:rPr>
+                <w:rFonts w:ascii="Century Gothic" w:hAnsi="Century Gothic"/>
+              </w:rPr>
               <w:t>.</w:t>
             </w:r>
           </w:p>
@@ -6842,8 +7829,14 @@
                 <w:ilvl w:val="0"/>
                 <w:numId w:val="36"/>
               </w:numPr>
+              <w:rPr>
+                <w:rFonts w:ascii="Century Gothic" w:hAnsi="Century Gothic"/>
+              </w:rPr>
             </w:pPr>
             <w:r>
+              <w:rPr>
+                <w:rFonts w:ascii="Century Gothic" w:hAnsi="Century Gothic"/>
+              </w:rPr>
               <w:t>L'Operatore seleziona il mezzo da manutenere.</w:t>
             </w:r>
           </w:p>
@@ -6854,17 +7847,20 @@
                 <w:ilvl w:val="0"/>
                 <w:numId w:val="36"/>
               </w:numPr>
+              <w:rPr>
+                <w:rFonts w:ascii="Century Gothic" w:hAnsi="Century Gothic"/>
+              </w:rPr>
             </w:pPr>
             <w:r>
-              <w:t xml:space="preserve">Il Sistema mostra i dati del mezzo, lo storico manutenzioni e l'ultima </w:t>
-            </w:r>
-            <w:r>
-              <w:t>s</w:t>
-            </w:r>
-            <w:r>
-              <w:t>egnalazione aperta</w:t>
-            </w:r>
-            <w:r>
+              <w:rPr>
+                <w:rFonts w:ascii="Century Gothic" w:hAnsi="Century Gothic"/>
+              </w:rPr>
+              <w:t>Il Sistema mostra i dati del mezzo, lo storico manutenzioni e l'ultima segnalazione aperta</w:t>
+            </w:r>
+            <w:r>
+              <w:rPr>
+                <w:rFonts w:ascii="Century Gothic" w:hAnsi="Century Gothic"/>
+              </w:rPr>
               <w:t>.</w:t>
             </w:r>
           </w:p>
@@ -6875,11 +7871,20 @@
                 <w:ilvl w:val="0"/>
                 <w:numId w:val="36"/>
               </w:numPr>
+              <w:rPr>
+                <w:rFonts w:ascii="Century Gothic" w:hAnsi="Century Gothic"/>
+              </w:rPr>
             </w:pPr>
             <w:r>
+              <w:rPr>
+                <w:rFonts w:ascii="Century Gothic" w:hAnsi="Century Gothic"/>
+              </w:rPr>
               <w:t>L’Operatore esegue la riparazione e inserisce a sistema la tipologia di intervento e la descrizione delle attività svolte (es. "Sostituzione specchietto")</w:t>
             </w:r>
             <w:r>
+              <w:rPr>
+                <w:rFonts w:ascii="Century Gothic" w:hAnsi="Century Gothic"/>
+              </w:rPr>
               <w:t>.</w:t>
             </w:r>
           </w:p>
@@ -6890,11 +7895,20 @@
                 <w:ilvl w:val="0"/>
                 <w:numId w:val="36"/>
               </w:numPr>
+              <w:rPr>
+                <w:rFonts w:ascii="Century Gothic" w:hAnsi="Century Gothic"/>
+              </w:rPr>
             </w:pPr>
             <w:r>
+              <w:rPr>
+                <w:rFonts w:ascii="Century Gothic" w:hAnsi="Century Gothic"/>
+              </w:rPr>
               <w:t>L’Operatore i</w:t>
             </w:r>
             <w:r>
+              <w:rPr>
+                <w:rFonts w:ascii="Century Gothic" w:hAnsi="Century Gothic"/>
+              </w:rPr>
               <w:t>ndica data e costo dell’intervento.</w:t>
             </w:r>
           </w:p>
@@ -6905,12 +7919,15 @@
                 <w:ilvl w:val="0"/>
                 <w:numId w:val="36"/>
               </w:numPr>
+              <w:rPr>
+                <w:rFonts w:ascii="Century Gothic" w:hAnsi="Century Gothic"/>
+              </w:rPr>
             </w:pPr>
             <w:r>
-              <w:t>L'Operatore richiede l'aggiornamento dello stato del mezzo in D</w:t>
-            </w:r>
-            <w:r>
-              <w:t>isponibile.</w:t>
+              <w:rPr>
+                <w:rFonts w:ascii="Century Gothic" w:hAnsi="Century Gothic"/>
+              </w:rPr>
+              <w:t>L'Operatore richiede l'aggiornamento dello stato del mezzo in Disponibile.</w:t>
             </w:r>
           </w:p>
           <w:p>
@@ -6920,15 +7937,23 @@
                 <w:ilvl w:val="0"/>
                 <w:numId w:val="36"/>
               </w:numPr>
+              <w:rPr>
+                <w:rFonts w:ascii="Century Gothic" w:hAnsi="Century Gothic"/>
+              </w:rPr>
             </w:pPr>
             <w:r>
-              <w:lastRenderedPageBreak/>
+              <w:rPr>
+                <w:rFonts w:ascii="Century Gothic" w:hAnsi="Century Gothic"/>
+              </w:rPr>
               <w:t>Il Sistema registra la manutenzione, archivia la Segnalazione, aggiorna lo stato del mezzo e conferma l'operazione.</w:t>
             </w:r>
           </w:p>
           <w:p>
             <w:pPr>
               <w:pStyle w:val="Paragrafoelenco"/>
+              <w:rPr>
+                <w:rFonts w:ascii="Century Gothic" w:hAnsi="Century Gothic"/>
+              </w:rPr>
             </w:pPr>
           </w:p>
         </w:tc>
@@ -6941,12 +7966,14 @@
           <w:p>
             <w:pPr>
               <w:rPr>
+                <w:rFonts w:ascii="Century Gothic" w:hAnsi="Century Gothic"/>
                 <w:b/>
                 <w:bCs/>
               </w:rPr>
             </w:pPr>
             <w:r>
               <w:rPr>
+                <w:rFonts w:ascii="Century Gothic" w:hAnsi="Century Gothic"/>
                 <w:b/>
                 <w:bCs/>
               </w:rPr>
@@ -6960,19 +7987,39 @@
             <w:tcW w:w="7790" w:type="dxa"/>
           </w:tcPr>
           <w:p>
-            <w:r>
+            <w:pPr>
+              <w:rPr>
+                <w:rFonts w:ascii="Century Gothic" w:hAnsi="Century Gothic"/>
+              </w:rPr>
+            </w:pPr>
+            <w:r>
+              <w:rPr>
+                <w:rFonts w:ascii="Century Gothic" w:hAnsi="Century Gothic"/>
+              </w:rPr>
               <w:t xml:space="preserve">2a. </w:t>
             </w:r>
             <w:r>
+              <w:rPr>
+                <w:rFonts w:ascii="Century Gothic" w:hAnsi="Century Gothic"/>
+              </w:rPr>
               <w:t>Nessun m</w:t>
             </w:r>
             <w:r>
+              <w:rPr>
+                <w:rFonts w:ascii="Century Gothic" w:hAnsi="Century Gothic"/>
+              </w:rPr>
               <w:t xml:space="preserve">ezzo </w:t>
             </w:r>
             <w:r>
+              <w:rPr>
+                <w:rFonts w:ascii="Century Gothic" w:hAnsi="Century Gothic"/>
+              </w:rPr>
               <w:t>ina manutenzione</w:t>
             </w:r>
             <w:r>
+              <w:rPr>
+                <w:rFonts w:ascii="Century Gothic" w:hAnsi="Century Gothic"/>
+              </w:rPr>
               <w:t>:</w:t>
             </w:r>
           </w:p>
@@ -6983,27 +8030,53 @@
                 <w:ilvl w:val="0"/>
                 <w:numId w:val="34"/>
               </w:numPr>
+              <w:rPr>
+                <w:rFonts w:ascii="Century Gothic" w:hAnsi="Century Gothic"/>
+              </w:rPr>
             </w:pPr>
             <w:r>
+              <w:rPr>
+                <w:rFonts w:ascii="Century Gothic" w:hAnsi="Century Gothic"/>
+              </w:rPr>
               <w:t>Il Sistema segnala che non ci sono mezzi che necessitano di interventi (lista vuota).</w:t>
             </w:r>
           </w:p>
           <w:p>
             <w:pPr>
               <w:pStyle w:val="Paragrafoelenco"/>
+              <w:rPr>
+                <w:rFonts w:ascii="Century Gothic" w:hAnsi="Century Gothic"/>
+              </w:rPr>
             </w:pPr>
             <w:r>
+              <w:rPr>
+                <w:rFonts w:ascii="Century Gothic" w:hAnsi="Century Gothic"/>
+              </w:rPr>
               <w:br/>
             </w:r>
           </w:p>
           <w:p>
-            <w:r>
+            <w:pPr>
+              <w:rPr>
+                <w:rFonts w:ascii="Century Gothic" w:hAnsi="Century Gothic"/>
+              </w:rPr>
+            </w:pPr>
+            <w:r>
+              <w:rPr>
+                <w:rFonts w:ascii="Century Gothic" w:hAnsi="Century Gothic"/>
+              </w:rPr>
               <w:t>8a. Mezzo non idoneo</w:t>
             </w:r>
             <w:r>
+              <w:rPr>
+                <w:rFonts w:ascii="Century Gothic" w:hAnsi="Century Gothic"/>
+              </w:rPr>
               <w:t xml:space="preserve"> (danno irreparabile)</w:t>
             </w:r>
             <w:r>
+              <w:rPr>
+                <w:rFonts w:ascii="Century Gothic" w:hAnsi="Century Gothic"/>
+              </w:rPr>
               <w:t>:</w:t>
             </w:r>
           </w:p>
@@ -7014,17 +8087,26 @@
                 <w:ilvl w:val="0"/>
                 <w:numId w:val="34"/>
               </w:numPr>
+              <w:rPr>
+                <w:rFonts w:ascii="Century Gothic" w:hAnsi="Century Gothic"/>
+              </w:rPr>
             </w:pPr>
             <w:r>
-              <w:t xml:space="preserve">Al passo 7, l'Operatore constata che il mezzo non è riparabile e richiede l'aggiornamento in </w:t>
-            </w:r>
-            <w:r>
-              <w:t>Fuori</w:t>
-            </w:r>
-            <w:r>
+              <w:rPr>
+                <w:rFonts w:ascii="Century Gothic" w:hAnsi="Century Gothic"/>
+              </w:rPr>
+              <w:t>Al passo 7, l'Operatore constata che il mezzo non è riparabile e richiede l'aggiornamento in Fuori</w:t>
+            </w:r>
+            <w:r>
+              <w:rPr>
+                <w:rFonts w:ascii="Century Gothic" w:hAnsi="Century Gothic"/>
+              </w:rPr>
               <w:t xml:space="preserve"> Servizio</w:t>
             </w:r>
             <w:r>
+              <w:rPr>
+                <w:rFonts w:ascii="Century Gothic" w:hAnsi="Century Gothic"/>
+              </w:rPr>
               <w:t>.</w:t>
             </w:r>
           </w:p>
@@ -7035,11 +8117,20 @@
                 <w:ilvl w:val="0"/>
                 <w:numId w:val="34"/>
               </w:numPr>
+              <w:rPr>
+                <w:rFonts w:ascii="Century Gothic" w:hAnsi="Century Gothic"/>
+              </w:rPr>
             </w:pPr>
             <w:r>
+              <w:rPr>
+                <w:rFonts w:ascii="Century Gothic" w:hAnsi="Century Gothic"/>
+              </w:rPr>
               <w:t>Il Sistema registra l'intervento a costo zero, imposta lo stato a FUORI_SERVIZIO (o lo rimuove dal catalogo) e conferma l'operazione.</w:t>
             </w:r>
             <w:r>
+              <w:rPr>
+                <w:rFonts w:ascii="Century Gothic" w:hAnsi="Century Gothic"/>
+              </w:rPr>
               <w:br/>
             </w:r>
           </w:p>
@@ -7049,70 +8140,7 @@
     <w:p>
       <w:pPr>
         <w:rPr>
-          <w:b/>
-          <w:bCs/>
-        </w:rPr>
-      </w:pPr>
-    </w:p>
-    <w:p>
-      <w:pPr>
-        <w:rPr>
-          <w:b/>
-          <w:bCs/>
-        </w:rPr>
-      </w:pPr>
-    </w:p>
-    <w:p>
-      <w:pPr>
-        <w:rPr>
-          <w:b/>
-          <w:bCs/>
-        </w:rPr>
-      </w:pPr>
-    </w:p>
-    <w:p>
-      <w:pPr>
-        <w:rPr>
-          <w:b/>
-          <w:bCs/>
-        </w:rPr>
-      </w:pPr>
-    </w:p>
-    <w:p>
-      <w:pPr>
-        <w:rPr>
-          <w:b/>
-          <w:bCs/>
-        </w:rPr>
-      </w:pPr>
-    </w:p>
-    <w:p>
-      <w:pPr>
-        <w:rPr>
-          <w:b/>
-          <w:bCs/>
-        </w:rPr>
-      </w:pPr>
-    </w:p>
-    <w:p>
-      <w:pPr>
-        <w:rPr>
-          <w:b/>
-          <w:bCs/>
-        </w:rPr>
-      </w:pPr>
-    </w:p>
-    <w:p>
-      <w:pPr>
-        <w:rPr>
-          <w:b/>
-          <w:bCs/>
-        </w:rPr>
-      </w:pPr>
-    </w:p>
-    <w:p>
-      <w:pPr>
-        <w:rPr>
+          <w:rFonts w:ascii="Century Gothic" w:hAnsi="Century Gothic"/>
           <w:b/>
           <w:bCs/>
         </w:rPr>
@@ -7140,6 +8168,7 @@
             <w:pPr>
               <w:jc w:val="center"/>
               <w:rPr>
+                <w:rFonts w:ascii="Century Gothic" w:hAnsi="Century Gothic"/>
                 <w:b/>
                 <w:bCs/>
               </w:rPr>
@@ -7149,6 +8178,7 @@
             <w:pPr>
               <w:jc w:val="center"/>
               <w:rPr>
+                <w:rFonts w:ascii="Century Gothic" w:hAnsi="Century Gothic"/>
                 <w:b/>
                 <w:bCs/>
                 <w:sz w:val="32"/>
@@ -7157,6 +8187,7 @@
             </w:pPr>
             <w:r>
               <w:rPr>
+                <w:rFonts w:ascii="Century Gothic" w:hAnsi="Century Gothic"/>
                 <w:b/>
                 <w:bCs/>
                 <w:sz w:val="32"/>
@@ -7166,6 +8197,7 @@
             </w:r>
             <w:r>
               <w:rPr>
+                <w:rFonts w:ascii="Century Gothic" w:hAnsi="Century Gothic"/>
                 <w:b/>
                 <w:bCs/>
                 <w:sz w:val="32"/>
@@ -7178,6 +8210,7 @@
             <w:pPr>
               <w:jc w:val="center"/>
               <w:rPr>
+                <w:rFonts w:ascii="Century Gothic" w:hAnsi="Century Gothic"/>
                 <w:b/>
                 <w:bCs/>
               </w:rPr>
@@ -7192,6 +8225,7 @@
             <w:pPr>
               <w:jc w:val="center"/>
               <w:rPr>
+                <w:rFonts w:ascii="Century Gothic" w:hAnsi="Century Gothic"/>
                 <w:b/>
                 <w:bCs/>
                 <w:sz w:val="24"/>
@@ -7203,6 +8237,7 @@
             <w:pPr>
               <w:jc w:val="center"/>
               <w:rPr>
+                <w:rFonts w:ascii="Century Gothic" w:hAnsi="Century Gothic"/>
                 <w:b/>
                 <w:bCs/>
                 <w:sz w:val="24"/>
@@ -7211,6 +8246,7 @@
             </w:pPr>
             <w:r>
               <w:rPr>
+                <w:rFonts w:ascii="Century Gothic" w:hAnsi="Century Gothic"/>
                 <w:b/>
                 <w:bCs/>
                 <w:sz w:val="32"/>
@@ -7232,12 +8268,14 @@
           <w:p>
             <w:pPr>
               <w:rPr>
+                <w:rFonts w:ascii="Century Gothic" w:hAnsi="Century Gothic"/>
                 <w:b/>
                 <w:bCs/>
               </w:rPr>
             </w:pPr>
             <w:r>
               <w:rPr>
+                <w:rFonts w:ascii="Century Gothic" w:hAnsi="Century Gothic"/>
                 <w:b/>
                 <w:bCs/>
               </w:rPr>
@@ -7250,14 +8288,31 @@
             <w:tcW w:w="7790" w:type="dxa"/>
           </w:tcPr>
           <w:p>
-            <w:r>
+            <w:pPr>
+              <w:rPr>
+                <w:rFonts w:ascii="Century Gothic" w:hAnsi="Century Gothic"/>
+              </w:rPr>
+            </w:pPr>
+            <w:r>
+              <w:rPr>
+                <w:rFonts w:ascii="Century Gothic" w:hAnsi="Century Gothic"/>
+              </w:rPr>
               <w:t>-</w:t>
             </w:r>
             <w:r>
+              <w:rPr>
+                <w:rFonts w:ascii="Century Gothic" w:hAnsi="Century Gothic"/>
+              </w:rPr>
               <w:t>Cliente registrato</w:t>
             </w:r>
           </w:p>
-          <w:p/>
+          <w:p>
+            <w:pPr>
+              <w:rPr>
+                <w:rFonts w:ascii="Century Gothic" w:hAnsi="Century Gothic"/>
+              </w:rPr>
+            </w:pPr>
+          </w:p>
         </w:tc>
       </w:tr>
       <w:tr>
@@ -7271,12 +8326,14 @@
           <w:p>
             <w:pPr>
               <w:rPr>
+                <w:rFonts w:ascii="Century Gothic" w:hAnsi="Century Gothic"/>
                 <w:b/>
                 <w:bCs/>
               </w:rPr>
             </w:pPr>
             <w:r>
               <w:rPr>
+                <w:rFonts w:ascii="Century Gothic" w:hAnsi="Century Gothic"/>
                 <w:b/>
                 <w:bCs/>
               </w:rPr>
@@ -7289,11 +8346,25 @@
             <w:tcW w:w="7790" w:type="dxa"/>
           </w:tcPr>
           <w:p>
-            <w:r>
+            <w:pPr>
+              <w:rPr>
+                <w:rFonts w:ascii="Century Gothic" w:hAnsi="Century Gothic"/>
+              </w:rPr>
+            </w:pPr>
+            <w:r>
+              <w:rPr>
+                <w:rFonts w:ascii="Century Gothic" w:hAnsi="Century Gothic"/>
+              </w:rPr>
               <w:t>Il Cliente ha effettuato il Login (è autenticato).</w:t>
             </w:r>
           </w:p>
-          <w:p/>
+          <w:p>
+            <w:pPr>
+              <w:rPr>
+                <w:rFonts w:ascii="Century Gothic" w:hAnsi="Century Gothic"/>
+              </w:rPr>
+            </w:pPr>
+          </w:p>
         </w:tc>
       </w:tr>
       <w:tr>
@@ -7307,12 +8378,14 @@
           <w:p>
             <w:pPr>
               <w:rPr>
+                <w:rFonts w:ascii="Century Gothic" w:hAnsi="Century Gothic"/>
                 <w:b/>
                 <w:bCs/>
               </w:rPr>
             </w:pPr>
             <w:r>
               <w:rPr>
+                <w:rFonts w:ascii="Century Gothic" w:hAnsi="Century Gothic"/>
                 <w:b/>
                 <w:bCs/>
               </w:rPr>
@@ -7325,11 +8398,25 @@
             <w:tcW w:w="7790" w:type="dxa"/>
           </w:tcPr>
           <w:p>
-            <w:r>
+            <w:pPr>
+              <w:rPr>
+                <w:rFonts w:ascii="Century Gothic" w:hAnsi="Century Gothic"/>
+              </w:rPr>
+            </w:pPr>
+            <w:r>
+              <w:rPr>
+                <w:rFonts w:ascii="Century Gothic" w:hAnsi="Century Gothic"/>
+              </w:rPr>
               <w:t>Prenotazione salvata e associata all'utente corrente.</w:t>
             </w:r>
           </w:p>
-          <w:p/>
+          <w:p>
+            <w:pPr>
+              <w:rPr>
+                <w:rFonts w:ascii="Century Gothic" w:hAnsi="Century Gothic"/>
+              </w:rPr>
+            </w:pPr>
+          </w:p>
         </w:tc>
       </w:tr>
       <w:tr>
@@ -7340,12 +8427,14 @@
           <w:p>
             <w:pPr>
               <w:rPr>
+                <w:rFonts w:ascii="Century Gothic" w:hAnsi="Century Gothic"/>
                 <w:b/>
                 <w:bCs/>
               </w:rPr>
             </w:pPr>
             <w:r>
               <w:rPr>
+                <w:rFonts w:ascii="Century Gothic" w:hAnsi="Century Gothic"/>
                 <w:b/>
                 <w:bCs/>
               </w:rPr>
@@ -7366,7 +8455,7 @@
               </w:numPr>
               <w:spacing w:line="360" w:lineRule="auto"/>
               <w:rPr>
-                <w:rFonts w:asciiTheme="minorHAnsi" w:eastAsiaTheme="minorHAnsi" w:hAnsiTheme="minorHAnsi" w:cstheme="minorBidi"/>
+                <w:rFonts w:ascii="Century Gothic" w:eastAsiaTheme="minorHAnsi" w:hAnsi="Century Gothic" w:cstheme="minorBidi"/>
                 <w:kern w:val="2"/>
                 <w:sz w:val="22"/>
                 <w:szCs w:val="22"/>
@@ -7376,7 +8465,7 @@
             </w:pPr>
             <w:r>
               <w:rPr>
-                <w:rFonts w:asciiTheme="minorHAnsi" w:eastAsiaTheme="minorHAnsi" w:hAnsiTheme="minorHAnsi" w:cstheme="minorBidi"/>
+                <w:rFonts w:ascii="Century Gothic" w:eastAsiaTheme="minorHAnsi" w:hAnsi="Century Gothic" w:cstheme="minorBidi"/>
                 <w:kern w:val="2"/>
                 <w:sz w:val="22"/>
                 <w:szCs w:val="22"/>
@@ -7395,7 +8484,7 @@
               </w:numPr>
               <w:spacing w:line="360" w:lineRule="auto"/>
               <w:rPr>
-                <w:rFonts w:asciiTheme="minorHAnsi" w:eastAsiaTheme="minorHAnsi" w:hAnsiTheme="minorHAnsi" w:cstheme="minorBidi"/>
+                <w:rFonts w:ascii="Century Gothic" w:eastAsiaTheme="minorHAnsi" w:hAnsi="Century Gothic" w:cstheme="minorBidi"/>
                 <w:kern w:val="2"/>
                 <w:sz w:val="22"/>
                 <w:szCs w:val="22"/>
@@ -7405,7 +8494,7 @@
             </w:pPr>
             <w:r>
               <w:rPr>
-                <w:rFonts w:asciiTheme="minorHAnsi" w:eastAsiaTheme="minorHAnsi" w:hAnsiTheme="minorHAnsi" w:cstheme="minorBidi"/>
+                <w:rFonts w:ascii="Century Gothic" w:eastAsiaTheme="minorHAnsi" w:hAnsi="Century Gothic" w:cstheme="minorBidi"/>
                 <w:kern w:val="2"/>
                 <w:sz w:val="22"/>
                 <w:szCs w:val="22"/>
@@ -7424,7 +8513,7 @@
               </w:numPr>
               <w:spacing w:line="360" w:lineRule="auto"/>
               <w:rPr>
-                <w:rFonts w:asciiTheme="minorHAnsi" w:eastAsiaTheme="minorHAnsi" w:hAnsiTheme="minorHAnsi" w:cstheme="minorBidi"/>
+                <w:rFonts w:ascii="Century Gothic" w:eastAsiaTheme="minorHAnsi" w:hAnsi="Century Gothic" w:cstheme="minorBidi"/>
                 <w:kern w:val="2"/>
                 <w:sz w:val="22"/>
                 <w:szCs w:val="22"/>
@@ -7434,7 +8523,7 @@
             </w:pPr>
             <w:r>
               <w:rPr>
-                <w:rFonts w:asciiTheme="minorHAnsi" w:eastAsiaTheme="minorHAnsi" w:hAnsiTheme="minorHAnsi" w:cstheme="minorBidi"/>
+                <w:rFonts w:ascii="Century Gothic" w:eastAsiaTheme="minorHAnsi" w:hAnsi="Century Gothic" w:cstheme="minorBidi"/>
                 <w:kern w:val="2"/>
                 <w:sz w:val="22"/>
                 <w:szCs w:val="22"/>
@@ -7453,7 +8542,7 @@
               </w:numPr>
               <w:spacing w:line="360" w:lineRule="auto"/>
               <w:rPr>
-                <w:rFonts w:asciiTheme="minorHAnsi" w:eastAsiaTheme="minorHAnsi" w:hAnsiTheme="minorHAnsi" w:cstheme="minorBidi"/>
+                <w:rFonts w:ascii="Century Gothic" w:eastAsiaTheme="minorHAnsi" w:hAnsi="Century Gothic" w:cstheme="minorBidi"/>
                 <w:kern w:val="2"/>
                 <w:sz w:val="22"/>
                 <w:szCs w:val="22"/>
@@ -7463,7 +8552,7 @@
             </w:pPr>
             <w:r>
               <w:rPr>
-                <w:rFonts w:asciiTheme="minorHAnsi" w:eastAsiaTheme="minorHAnsi" w:hAnsiTheme="minorHAnsi" w:cstheme="minorBidi"/>
+                <w:rFonts w:ascii="Century Gothic" w:eastAsiaTheme="minorHAnsi" w:hAnsi="Century Gothic" w:cstheme="minorBidi"/>
                 <w:kern w:val="2"/>
                 <w:sz w:val="22"/>
                 <w:szCs w:val="22"/>
@@ -7482,7 +8571,7 @@
               </w:numPr>
               <w:spacing w:line="360" w:lineRule="auto"/>
               <w:rPr>
-                <w:rFonts w:asciiTheme="minorHAnsi" w:eastAsiaTheme="minorHAnsi" w:hAnsiTheme="minorHAnsi" w:cstheme="minorBidi"/>
+                <w:rFonts w:ascii="Century Gothic" w:eastAsiaTheme="minorHAnsi" w:hAnsi="Century Gothic" w:cstheme="minorBidi"/>
                 <w:kern w:val="2"/>
                 <w:sz w:val="22"/>
                 <w:szCs w:val="22"/>
@@ -7492,7 +8581,7 @@
             </w:pPr>
             <w:r>
               <w:rPr>
-                <w:rFonts w:asciiTheme="minorHAnsi" w:eastAsiaTheme="minorHAnsi" w:hAnsiTheme="minorHAnsi" w:cstheme="minorBidi"/>
+                <w:rFonts w:ascii="Century Gothic" w:eastAsiaTheme="minorHAnsi" w:hAnsi="Century Gothic" w:cstheme="minorBidi"/>
                 <w:kern w:val="2"/>
                 <w:sz w:val="22"/>
                 <w:szCs w:val="22"/>
@@ -7511,7 +8600,7 @@
               </w:numPr>
               <w:spacing w:line="360" w:lineRule="auto"/>
               <w:rPr>
-                <w:rFonts w:asciiTheme="minorHAnsi" w:eastAsiaTheme="minorHAnsi" w:hAnsiTheme="minorHAnsi" w:cstheme="minorBidi"/>
+                <w:rFonts w:ascii="Century Gothic" w:eastAsiaTheme="minorHAnsi" w:hAnsi="Century Gothic" w:cstheme="minorBidi"/>
                 <w:kern w:val="2"/>
                 <w:sz w:val="22"/>
                 <w:szCs w:val="22"/>
@@ -7521,7 +8610,7 @@
             </w:pPr>
             <w:r>
               <w:rPr>
-                <w:rFonts w:asciiTheme="minorHAnsi" w:eastAsiaTheme="minorHAnsi" w:hAnsiTheme="minorHAnsi" w:cstheme="minorBidi"/>
+                <w:rFonts w:ascii="Century Gothic" w:eastAsiaTheme="minorHAnsi" w:hAnsi="Century Gothic" w:cstheme="minorBidi"/>
                 <w:kern w:val="2"/>
                 <w:sz w:val="22"/>
                 <w:szCs w:val="22"/>
@@ -7540,7 +8629,7 @@
               </w:numPr>
               <w:spacing w:line="360" w:lineRule="auto"/>
               <w:rPr>
-                <w:rFonts w:asciiTheme="minorHAnsi" w:eastAsiaTheme="minorHAnsi" w:hAnsiTheme="minorHAnsi" w:cstheme="minorBidi"/>
+                <w:rFonts w:ascii="Century Gothic" w:eastAsiaTheme="minorHAnsi" w:hAnsi="Century Gothic" w:cstheme="minorBidi"/>
                 <w:kern w:val="2"/>
                 <w:sz w:val="22"/>
                 <w:szCs w:val="22"/>
@@ -7550,7 +8639,7 @@
             </w:pPr>
             <w:r>
               <w:rPr>
-                <w:rFonts w:asciiTheme="minorHAnsi" w:eastAsiaTheme="minorHAnsi" w:hAnsiTheme="minorHAnsi" w:cstheme="minorBidi"/>
+                <w:rFonts w:ascii="Century Gothic" w:eastAsiaTheme="minorHAnsi" w:hAnsi="Century Gothic" w:cstheme="minorBidi"/>
                 <w:kern w:val="2"/>
                 <w:sz w:val="22"/>
                 <w:szCs w:val="22"/>
@@ -7569,7 +8658,7 @@
               </w:numPr>
               <w:spacing w:line="360" w:lineRule="auto"/>
               <w:rPr>
-                <w:rFonts w:asciiTheme="minorHAnsi" w:eastAsiaTheme="minorHAnsi" w:hAnsiTheme="minorHAnsi" w:cstheme="minorBidi"/>
+                <w:rFonts w:ascii="Century Gothic" w:eastAsiaTheme="minorHAnsi" w:hAnsi="Century Gothic" w:cstheme="minorBidi"/>
                 <w:kern w:val="2"/>
                 <w:sz w:val="22"/>
                 <w:szCs w:val="22"/>
@@ -7579,7 +8668,7 @@
             </w:pPr>
             <w:r>
               <w:rPr>
-                <w:rFonts w:asciiTheme="minorHAnsi" w:eastAsiaTheme="minorHAnsi" w:hAnsiTheme="minorHAnsi" w:cstheme="minorBidi"/>
+                <w:rFonts w:ascii="Century Gothic" w:eastAsiaTheme="minorHAnsi" w:hAnsi="Century Gothic" w:cstheme="minorBidi"/>
                 <w:kern w:val="2"/>
                 <w:sz w:val="22"/>
                 <w:szCs w:val="22"/>
@@ -7598,7 +8687,7 @@
               </w:numPr>
               <w:spacing w:line="360" w:lineRule="auto"/>
               <w:rPr>
-                <w:rFonts w:asciiTheme="minorHAnsi" w:eastAsiaTheme="minorHAnsi" w:hAnsiTheme="minorHAnsi" w:cstheme="minorBidi"/>
+                <w:rFonts w:ascii="Century Gothic" w:eastAsiaTheme="minorHAnsi" w:hAnsi="Century Gothic" w:cstheme="minorBidi"/>
                 <w:kern w:val="2"/>
                 <w:sz w:val="22"/>
                 <w:szCs w:val="22"/>
@@ -7608,14 +8697,13 @@
             </w:pPr>
             <w:r>
               <w:rPr>
-                <w:rFonts w:asciiTheme="minorHAnsi" w:eastAsiaTheme="minorHAnsi" w:hAnsiTheme="minorHAnsi" w:cstheme="minorBidi"/>
+                <w:rFonts w:ascii="Century Gothic" w:eastAsiaTheme="minorHAnsi" w:hAnsi="Century Gothic" w:cstheme="minorBidi"/>
                 <w:kern w:val="2"/>
                 <w:sz w:val="22"/>
                 <w:szCs w:val="22"/>
                 <w:lang w:eastAsia="en-US"/>
                 <w14:ligatures w14:val="standardContextual"/>
               </w:rPr>
-              <w:lastRenderedPageBreak/>
               <w:t>Il Sistema recupera l'identità del cliente dalla Sessione di Sicurezza (senza chiederla all'utente) e salva la prenotazione.</w:t>
             </w:r>
           </w:p>
@@ -7628,7 +8716,7 @@
               </w:numPr>
               <w:spacing w:line="360" w:lineRule="auto"/>
               <w:rPr>
-                <w:rFonts w:asciiTheme="minorHAnsi" w:eastAsiaTheme="minorHAnsi" w:hAnsiTheme="minorHAnsi" w:cstheme="minorBidi"/>
+                <w:rFonts w:ascii="Century Gothic" w:eastAsiaTheme="minorHAnsi" w:hAnsi="Century Gothic" w:cstheme="minorBidi"/>
                 <w:kern w:val="2"/>
                 <w:sz w:val="22"/>
                 <w:szCs w:val="22"/>
@@ -7638,7 +8726,7 @@
             </w:pPr>
             <w:r>
               <w:rPr>
-                <w:rFonts w:asciiTheme="minorHAnsi" w:eastAsiaTheme="minorHAnsi" w:hAnsiTheme="minorHAnsi" w:cstheme="minorBidi"/>
+                <w:rFonts w:ascii="Century Gothic" w:eastAsiaTheme="minorHAnsi" w:hAnsi="Century Gothic" w:cstheme="minorBidi"/>
                 <w:kern w:val="2"/>
                 <w:sz w:val="22"/>
                 <w:szCs w:val="22"/>
@@ -7658,16 +8746,17 @@
           <w:p>
             <w:pPr>
               <w:rPr>
+                <w:rFonts w:ascii="Century Gothic" w:hAnsi="Century Gothic"/>
                 <w:b/>
                 <w:bCs/>
               </w:rPr>
             </w:pPr>
             <w:r>
               <w:rPr>
+                <w:rFonts w:ascii="Century Gothic" w:hAnsi="Century Gothic"/>
                 <w:b/>
                 <w:bCs/>
               </w:rPr>
-              <w:lastRenderedPageBreak/>
               <w:t>Scenari Alternativi</w:t>
             </w:r>
           </w:p>
@@ -7679,12 +8768,14 @@
           <w:p>
             <w:pPr>
               <w:rPr>
+                <w:rFonts w:ascii="Century Gothic" w:hAnsi="Century Gothic"/>
                 <w:b/>
                 <w:bCs/>
               </w:rPr>
             </w:pPr>
             <w:r>
               <w:rPr>
+                <w:rFonts w:ascii="Century Gothic" w:hAnsi="Century Gothic"/>
                 <w:b/>
                 <w:bCs/>
               </w:rPr>
@@ -7698,8 +8789,14 @@
                 <w:ilvl w:val="0"/>
                 <w:numId w:val="43"/>
               </w:numPr>
+              <w:rPr>
+                <w:rFonts w:ascii="Century Gothic" w:hAnsi="Century Gothic"/>
+              </w:rPr>
             </w:pPr>
             <w:r>
+              <w:rPr>
+                <w:rFonts w:ascii="Century Gothic" w:hAnsi="Century Gothic"/>
+              </w:rPr>
               <w:t>Il Sistema mostra un avviso: "Nessun veicolo disponibile per le date selezionate".</w:t>
             </w:r>
           </w:p>
@@ -7710,21 +8807,35 @@
                 <w:ilvl w:val="0"/>
                 <w:numId w:val="43"/>
               </w:numPr>
+              <w:rPr>
+                <w:rFonts w:ascii="Century Gothic" w:hAnsi="Century Gothic"/>
+              </w:rPr>
             </w:pPr>
             <w:r>
+              <w:rPr>
+                <w:rFonts w:ascii="Century Gothic" w:hAnsi="Century Gothic"/>
+              </w:rPr>
               <w:t>Il Sistema suggerisce le date libere più vicine.</w:t>
             </w:r>
           </w:p>
-          <w:p/>
           <w:p>
             <w:pPr>
               <w:rPr>
+                <w:rFonts w:ascii="Century Gothic" w:hAnsi="Century Gothic"/>
+              </w:rPr>
+            </w:pPr>
+          </w:p>
+          <w:p>
+            <w:pPr>
+              <w:rPr>
+                <w:rFonts w:ascii="Century Gothic" w:hAnsi="Century Gothic"/>
                 <w:b/>
                 <w:bCs/>
               </w:rPr>
             </w:pPr>
             <w:r>
               <w:rPr>
+                <w:rFonts w:ascii="Century Gothic" w:hAnsi="Century Gothic"/>
                 <w:b/>
                 <w:bCs/>
               </w:rPr>
@@ -7733,6 +8844,7 @@
             <w:proofErr w:type="spellStart"/>
             <w:r>
               <w:rPr>
+                <w:rFonts w:ascii="Century Gothic" w:hAnsi="Century Gothic"/>
                 <w:b/>
                 <w:bCs/>
               </w:rPr>
@@ -7741,6 +8853,7 @@
             <w:proofErr w:type="spellEnd"/>
             <w:r>
               <w:rPr>
+                <w:rFonts w:ascii="Century Gothic" w:hAnsi="Century Gothic"/>
                 <w:b/>
                 <w:bCs/>
               </w:rPr>
@@ -7754,8 +8867,14 @@
                 <w:ilvl w:val="0"/>
                 <w:numId w:val="44"/>
               </w:numPr>
+              <w:rPr>
+                <w:rFonts w:ascii="Century Gothic" w:hAnsi="Century Gothic"/>
+              </w:rPr>
             </w:pPr>
             <w:r>
+              <w:rPr>
+                <w:rFonts w:ascii="Century Gothic" w:hAnsi="Century Gothic"/>
+              </w:rPr>
               <w:t>Il Cliente preme conferma, ma il token è scaduto.</w:t>
             </w:r>
           </w:p>
@@ -7766,8 +8885,15 @@
                 <w:ilvl w:val="0"/>
                 <w:numId w:val="44"/>
               </w:numPr>
+              <w:rPr>
+                <w:rFonts w:ascii="Century Gothic" w:hAnsi="Century Gothic"/>
+              </w:rPr>
             </w:pPr>
             <w:r>
+              <w:rPr>
+                <w:rFonts w:ascii="Century Gothic" w:hAnsi="Century Gothic"/>
+              </w:rPr>
+              <w:lastRenderedPageBreak/>
               <w:t>Il Sistema reindirizza alla pagina di Login.</w:t>
             </w:r>
           </w:p>
@@ -7778,26 +8904,35 @@
                 <w:ilvl w:val="0"/>
                 <w:numId w:val="44"/>
               </w:numPr>
+              <w:rPr>
+                <w:rFonts w:ascii="Century Gothic" w:hAnsi="Century Gothic"/>
+              </w:rPr>
             </w:pPr>
             <w:r>
+              <w:rPr>
+                <w:rFonts w:ascii="Century Gothic" w:hAnsi="Century Gothic"/>
+              </w:rPr>
               <w:t>Dopo il login, il Sistema ripristina la prenotazione in sospeso (User Experience avanzata).</w:t>
             </w:r>
           </w:p>
           <w:p>
             <w:pPr>
               <w:pStyle w:val="Paragrafoelenco"/>
+              <w:rPr>
+                <w:rFonts w:ascii="Century Gothic" w:hAnsi="Century Gothic"/>
+              </w:rPr>
             </w:pPr>
           </w:p>
         </w:tc>
       </w:tr>
     </w:tbl>
-    <w:p/>
-    <w:p/>
-    <w:p/>
-    <w:p/>
-    <w:p/>
-    <w:p/>
-    <w:p/>
+    <w:p>
+      <w:pPr>
+        <w:rPr>
+          <w:rFonts w:ascii="Century Gothic" w:hAnsi="Century Gothic"/>
+        </w:rPr>
+      </w:pPr>
+    </w:p>
     <w:tbl>
       <w:tblPr>
         <w:tblStyle w:val="Grigliatabella"/>
@@ -7820,6 +8955,7 @@
             <w:pPr>
               <w:jc w:val="center"/>
               <w:rPr>
+                <w:rFonts w:ascii="Century Gothic" w:hAnsi="Century Gothic"/>
                 <w:b/>
                 <w:bCs/>
               </w:rPr>
@@ -7829,6 +8965,7 @@
             <w:pPr>
               <w:jc w:val="center"/>
               <w:rPr>
+                <w:rFonts w:ascii="Century Gothic" w:hAnsi="Century Gothic"/>
                 <w:b/>
                 <w:bCs/>
                 <w:sz w:val="32"/>
@@ -7837,27 +8974,20 @@
             </w:pPr>
             <w:r>
               <w:rPr>
+                <w:rFonts w:ascii="Century Gothic" w:hAnsi="Century Gothic"/>
                 <w:b/>
                 <w:bCs/>
                 <w:sz w:val="32"/>
                 <w:szCs w:val="32"/>
               </w:rPr>
-              <w:t>UC</w:t>
-            </w:r>
-            <w:r>
-              <w:rPr>
-                <w:b/>
-                <w:bCs/>
-                <w:sz w:val="32"/>
-                <w:szCs w:val="32"/>
-              </w:rPr>
-              <w:t>10</w:t>
+              <w:t>UC10</w:t>
             </w:r>
           </w:p>
           <w:p>
             <w:pPr>
               <w:jc w:val="center"/>
               <w:rPr>
+                <w:rFonts w:ascii="Century Gothic" w:hAnsi="Century Gothic"/>
                 <w:b/>
                 <w:bCs/>
               </w:rPr>
@@ -7872,6 +9002,7 @@
             <w:pPr>
               <w:jc w:val="center"/>
               <w:rPr>
+                <w:rFonts w:ascii="Century Gothic" w:hAnsi="Century Gothic"/>
                 <w:b/>
                 <w:bCs/>
                 <w:sz w:val="24"/>
@@ -7883,6 +9014,7 @@
             <w:pPr>
               <w:jc w:val="center"/>
               <w:rPr>
+                <w:rFonts w:ascii="Century Gothic" w:hAnsi="Century Gothic"/>
                 <w:b/>
                 <w:bCs/>
                 <w:sz w:val="24"/>
@@ -7891,6 +9023,7 @@
             </w:pPr>
             <w:r>
               <w:rPr>
+                <w:rFonts w:ascii="Century Gothic" w:hAnsi="Century Gothic"/>
                 <w:b/>
                 <w:bCs/>
                 <w:sz w:val="32"/>
@@ -7912,12 +9045,14 @@
           <w:p>
             <w:pPr>
               <w:rPr>
+                <w:rFonts w:ascii="Century Gothic" w:hAnsi="Century Gothic"/>
                 <w:b/>
                 <w:bCs/>
               </w:rPr>
             </w:pPr>
             <w:r>
               <w:rPr>
+                <w:rFonts w:ascii="Century Gothic" w:hAnsi="Century Gothic"/>
                 <w:b/>
                 <w:bCs/>
               </w:rPr>
@@ -7930,14 +9065,31 @@
             <w:tcW w:w="7790" w:type="dxa"/>
           </w:tcPr>
           <w:p>
-            <w:r>
+            <w:pPr>
+              <w:rPr>
+                <w:rFonts w:ascii="Century Gothic" w:hAnsi="Century Gothic"/>
+              </w:rPr>
+            </w:pPr>
+            <w:r>
+              <w:rPr>
+                <w:rFonts w:ascii="Century Gothic" w:hAnsi="Century Gothic"/>
+              </w:rPr>
               <w:t>-</w:t>
             </w:r>
             <w:r>
+              <w:rPr>
+                <w:rFonts w:ascii="Century Gothic" w:hAnsi="Century Gothic"/>
+              </w:rPr>
               <w:t xml:space="preserve"> Amministratore</w:t>
             </w:r>
           </w:p>
-          <w:p/>
+          <w:p>
+            <w:pPr>
+              <w:rPr>
+                <w:rFonts w:ascii="Century Gothic" w:hAnsi="Century Gothic"/>
+              </w:rPr>
+            </w:pPr>
+          </w:p>
         </w:tc>
       </w:tr>
       <w:tr>
@@ -7951,12 +9103,14 @@
           <w:p>
             <w:pPr>
               <w:rPr>
+                <w:rFonts w:ascii="Century Gothic" w:hAnsi="Century Gothic"/>
                 <w:b/>
                 <w:bCs/>
               </w:rPr>
             </w:pPr>
             <w:r>
               <w:rPr>
+                <w:rFonts w:ascii="Century Gothic" w:hAnsi="Century Gothic"/>
                 <w:b/>
                 <w:bCs/>
               </w:rPr>
@@ -7969,11 +9123,25 @@
             <w:tcW w:w="7790" w:type="dxa"/>
           </w:tcPr>
           <w:p>
-            <w:r>
+            <w:pPr>
+              <w:rPr>
+                <w:rFonts w:ascii="Century Gothic" w:hAnsi="Century Gothic"/>
+              </w:rPr>
+            </w:pPr>
+            <w:r>
+              <w:rPr>
+                <w:rFonts w:ascii="Century Gothic" w:hAnsi="Century Gothic"/>
+              </w:rPr>
               <w:t>Il cliente è registrato nel sistema. L’Amministratore è autenticato con privilegi di gestione.</w:t>
             </w:r>
           </w:p>
-          <w:p/>
+          <w:p>
+            <w:pPr>
+              <w:rPr>
+                <w:rFonts w:ascii="Century Gothic" w:hAnsi="Century Gothic"/>
+              </w:rPr>
+            </w:pPr>
+          </w:p>
         </w:tc>
       </w:tr>
       <w:tr>
@@ -7987,12 +9155,14 @@
           <w:p>
             <w:pPr>
               <w:rPr>
+                <w:rFonts w:ascii="Century Gothic" w:hAnsi="Century Gothic"/>
                 <w:b/>
                 <w:bCs/>
               </w:rPr>
             </w:pPr>
             <w:r>
               <w:rPr>
+                <w:rFonts w:ascii="Century Gothic" w:hAnsi="Century Gothic"/>
                 <w:b/>
                 <w:bCs/>
               </w:rPr>
@@ -8005,27 +9175,53 @@
             <w:tcW w:w="7790" w:type="dxa"/>
           </w:tcPr>
           <w:p>
-            <w:r>
+            <w:pPr>
+              <w:rPr>
+                <w:rFonts w:ascii="Century Gothic" w:hAnsi="Century Gothic"/>
+              </w:rPr>
+            </w:pPr>
+            <w:r>
+              <w:rPr>
+                <w:rFonts w:ascii="Century Gothic" w:hAnsi="Century Gothic"/>
+              </w:rPr>
               <w:t xml:space="preserve">Il cliente viene inserito o rimosso dalla </w:t>
             </w:r>
             <w:proofErr w:type="spellStart"/>
             <w:r>
+              <w:rPr>
+                <w:rFonts w:ascii="Century Gothic" w:hAnsi="Century Gothic"/>
+              </w:rPr>
               <w:t>blacklist</w:t>
             </w:r>
             <w:proofErr w:type="spellEnd"/>
             <w:r>
+              <w:rPr>
+                <w:rFonts w:ascii="Century Gothic" w:hAnsi="Century Gothic"/>
+              </w:rPr>
               <w:t xml:space="preserve">. Eventuali tentativi futuri di noleggio risultano bloccati se il cliente è in </w:t>
             </w:r>
             <w:proofErr w:type="spellStart"/>
             <w:r>
+              <w:rPr>
+                <w:rFonts w:ascii="Century Gothic" w:hAnsi="Century Gothic"/>
+              </w:rPr>
               <w:t>blacklist</w:t>
             </w:r>
             <w:proofErr w:type="spellEnd"/>
             <w:r>
+              <w:rPr>
+                <w:rFonts w:ascii="Century Gothic" w:hAnsi="Century Gothic"/>
+              </w:rPr>
               <w:t>.</w:t>
             </w:r>
           </w:p>
-          <w:p/>
+          <w:p>
+            <w:pPr>
+              <w:rPr>
+                <w:rFonts w:ascii="Century Gothic" w:hAnsi="Century Gothic"/>
+              </w:rPr>
+            </w:pPr>
+          </w:p>
         </w:tc>
       </w:tr>
       <w:tr>
@@ -8036,12 +9232,14 @@
           <w:p>
             <w:pPr>
               <w:rPr>
+                <w:rFonts w:ascii="Century Gothic" w:hAnsi="Century Gothic"/>
                 <w:b/>
                 <w:bCs/>
               </w:rPr>
             </w:pPr>
             <w:r>
               <w:rPr>
+                <w:rFonts w:ascii="Century Gothic" w:hAnsi="Century Gothic"/>
                 <w:b/>
                 <w:bCs/>
               </w:rPr>
@@ -8061,16 +9259,28 @@
                 <w:numId w:val="38"/>
               </w:numPr>
               <w:spacing w:line="278" w:lineRule="auto"/>
+              <w:rPr>
+                <w:rFonts w:ascii="Century Gothic" w:hAnsi="Century Gothic"/>
+              </w:rPr>
             </w:pPr>
             <w:r>
+              <w:rPr>
+                <w:rFonts w:ascii="Century Gothic" w:hAnsi="Century Gothic"/>
+              </w:rPr>
               <w:t xml:space="preserve">L’Amministratore accede alla sezione 'Gestisci </w:t>
             </w:r>
             <w:proofErr w:type="spellStart"/>
             <w:r>
+              <w:rPr>
+                <w:rFonts w:ascii="Century Gothic" w:hAnsi="Century Gothic"/>
+              </w:rPr>
               <w:t>Blacklist</w:t>
             </w:r>
             <w:proofErr w:type="spellEnd"/>
             <w:r>
+              <w:rPr>
+                <w:rFonts w:ascii="Century Gothic" w:hAnsi="Century Gothic"/>
+              </w:rPr>
               <w:t>'.</w:t>
             </w:r>
           </w:p>
@@ -8082,8 +9292,14 @@
                 <w:numId w:val="38"/>
               </w:numPr>
               <w:spacing w:line="278" w:lineRule="auto"/>
+              <w:rPr>
+                <w:rFonts w:ascii="Century Gothic" w:hAnsi="Century Gothic"/>
+              </w:rPr>
             </w:pPr>
             <w:r>
+              <w:rPr>
+                <w:rFonts w:ascii="Century Gothic" w:hAnsi="Century Gothic"/>
+              </w:rPr>
               <w:t>Ricerca il cliente tramite ID, documento o anagrafica.</w:t>
             </w:r>
           </w:p>
@@ -8095,8 +9311,14 @@
                 <w:numId w:val="38"/>
               </w:numPr>
               <w:spacing w:line="278" w:lineRule="auto"/>
+              <w:rPr>
+                <w:rFonts w:ascii="Century Gothic" w:hAnsi="Century Gothic"/>
+              </w:rPr>
             </w:pPr>
             <w:r>
+              <w:rPr>
+                <w:rFonts w:ascii="Century Gothic" w:hAnsi="Century Gothic"/>
+              </w:rPr>
               <w:t>Il Sistema mostra i dati del cliente e lo storico (penali, incidenti, morosità).</w:t>
             </w:r>
           </w:p>
@@ -8108,16 +9330,28 @@
                 <w:numId w:val="38"/>
               </w:numPr>
               <w:spacing w:line="278" w:lineRule="auto"/>
+              <w:rPr>
+                <w:rFonts w:ascii="Century Gothic" w:hAnsi="Century Gothic"/>
+              </w:rPr>
             </w:pPr>
             <w:r>
+              <w:rPr>
+                <w:rFonts w:ascii="Century Gothic" w:hAnsi="Century Gothic"/>
+              </w:rPr>
               <w:t xml:space="preserve">L’Amministratore seleziona l’opzione di inserimento in </w:t>
             </w:r>
             <w:proofErr w:type="spellStart"/>
             <w:r>
+              <w:rPr>
+                <w:rFonts w:ascii="Century Gothic" w:hAnsi="Century Gothic"/>
+              </w:rPr>
               <w:t>blacklist</w:t>
             </w:r>
             <w:proofErr w:type="spellEnd"/>
             <w:r>
+              <w:rPr>
+                <w:rFonts w:ascii="Century Gothic" w:hAnsi="Century Gothic"/>
+              </w:rPr>
               <w:t>.</w:t>
             </w:r>
           </w:p>
@@ -8129,8 +9363,14 @@
                 <w:numId w:val="38"/>
               </w:numPr>
               <w:spacing w:line="278" w:lineRule="auto"/>
+              <w:rPr>
+                <w:rFonts w:ascii="Century Gothic" w:hAnsi="Century Gothic"/>
+              </w:rPr>
             </w:pPr>
             <w:r>
+              <w:rPr>
+                <w:rFonts w:ascii="Century Gothic" w:hAnsi="Century Gothic"/>
+              </w:rPr>
               <w:t>Inserisce la motivazione del provvedimento.</w:t>
             </w:r>
           </w:p>
@@ -8142,8 +9382,14 @@
                 <w:numId w:val="38"/>
               </w:numPr>
               <w:spacing w:line="278" w:lineRule="auto"/>
+              <w:rPr>
+                <w:rFonts w:ascii="Century Gothic" w:hAnsi="Century Gothic"/>
+              </w:rPr>
             </w:pPr>
             <w:r>
+              <w:rPr>
+                <w:rFonts w:ascii="Century Gothic" w:hAnsi="Century Gothic"/>
+              </w:rPr>
               <w:t>Il Sistema registra l’operazione.</w:t>
             </w:r>
           </w:p>
@@ -8155,8 +9401,14 @@
                 <w:numId w:val="38"/>
               </w:numPr>
               <w:spacing w:line="278" w:lineRule="auto"/>
+              <w:rPr>
+                <w:rFonts w:ascii="Century Gothic" w:hAnsi="Century Gothic"/>
+              </w:rPr>
             </w:pPr>
             <w:r>
+              <w:rPr>
+                <w:rFonts w:ascii="Century Gothic" w:hAnsi="Century Gothic"/>
+              </w:rPr>
               <w:t>Il Sistema aggiorna lo stato del cliente.</w:t>
             </w:r>
           </w:p>
@@ -8168,8 +9420,14 @@
                 <w:numId w:val="38"/>
               </w:numPr>
               <w:spacing w:line="278" w:lineRule="auto"/>
+              <w:rPr>
+                <w:rFonts w:ascii="Century Gothic" w:hAnsi="Century Gothic"/>
+              </w:rPr>
             </w:pPr>
             <w:r>
+              <w:rPr>
+                <w:rFonts w:ascii="Century Gothic" w:hAnsi="Century Gothic"/>
+              </w:rPr>
               <w:t>Il Sistema blocca la possibilità di avviare nuovi noleggi.</w:t>
             </w:r>
           </w:p>
@@ -8177,6 +9435,9 @@
             <w:pPr>
               <w:pStyle w:val="Paragrafoelenco"/>
               <w:spacing w:line="278" w:lineRule="auto"/>
+              <w:rPr>
+                <w:rFonts w:ascii="Century Gothic" w:hAnsi="Century Gothic"/>
+              </w:rPr>
             </w:pPr>
           </w:p>
         </w:tc>
@@ -8189,16 +9450,17 @@
           <w:p>
             <w:pPr>
               <w:rPr>
+                <w:rFonts w:ascii="Century Gothic" w:hAnsi="Century Gothic"/>
                 <w:b/>
                 <w:bCs/>
               </w:rPr>
             </w:pPr>
             <w:r>
               <w:rPr>
+                <w:rFonts w:ascii="Century Gothic" w:hAnsi="Century Gothic"/>
                 <w:b/>
                 <w:bCs/>
               </w:rPr>
-              <w:lastRenderedPageBreak/>
               <w:t>Scenari Alternativi</w:t>
             </w:r>
           </w:p>
@@ -8208,18 +9470,29 @@
             <w:tcW w:w="7790" w:type="dxa"/>
           </w:tcPr>
           <w:p>
-            <w:r>
-              <w:t xml:space="preserve">4a. </w:t>
-            </w:r>
-            <w:r>
-              <w:t xml:space="preserve">Cliente già in </w:t>
+            <w:pPr>
+              <w:rPr>
+                <w:rFonts w:ascii="Century Gothic" w:hAnsi="Century Gothic"/>
+              </w:rPr>
+            </w:pPr>
+            <w:r>
+              <w:rPr>
+                <w:rFonts w:ascii="Century Gothic" w:hAnsi="Century Gothic"/>
+              </w:rPr>
+              <w:t xml:space="preserve">4a. Cliente già in </w:t>
             </w:r>
             <w:proofErr w:type="spellStart"/>
             <w:r>
+              <w:rPr>
+                <w:rFonts w:ascii="Century Gothic" w:hAnsi="Century Gothic"/>
+              </w:rPr>
               <w:t>blacklist</w:t>
             </w:r>
             <w:proofErr w:type="spellEnd"/>
             <w:r>
+              <w:rPr>
+                <w:rFonts w:ascii="Century Gothic" w:hAnsi="Century Gothic"/>
+              </w:rPr>
               <w:t>:</w:t>
             </w:r>
           </w:p>
@@ -8229,25 +9502,48 @@
                 <w:ilvl w:val="0"/>
                 <w:numId w:val="28"/>
               </w:numPr>
+              <w:rPr>
+                <w:rFonts w:ascii="Century Gothic" w:hAnsi="Century Gothic"/>
+              </w:rPr>
             </w:pPr>
             <w:r>
+              <w:rPr>
+                <w:rFonts w:ascii="Century Gothic" w:hAnsi="Century Gothic"/>
+              </w:rPr>
               <w:t>Il Sistema segnala che il cliente risulta già bloccato.</w:t>
             </w:r>
           </w:p>
-          <w:p/>
           <w:p>
-            <w:r>
-              <w:t xml:space="preserve">4b. </w:t>
-            </w:r>
-            <w:r>
-              <w:t xml:space="preserve">Rimozione dalla </w:t>
+            <w:pPr>
+              <w:rPr>
+                <w:rFonts w:ascii="Century Gothic" w:hAnsi="Century Gothic"/>
+              </w:rPr>
+            </w:pPr>
+          </w:p>
+          <w:p>
+            <w:pPr>
+              <w:rPr>
+                <w:rFonts w:ascii="Century Gothic" w:hAnsi="Century Gothic"/>
+              </w:rPr>
+            </w:pPr>
+            <w:r>
+              <w:rPr>
+                <w:rFonts w:ascii="Century Gothic" w:hAnsi="Century Gothic"/>
+              </w:rPr>
+              <w:t xml:space="preserve">4b. Rimozione dalla </w:t>
             </w:r>
             <w:proofErr w:type="spellStart"/>
             <w:r>
+              <w:rPr>
+                <w:rFonts w:ascii="Century Gothic" w:hAnsi="Century Gothic"/>
+              </w:rPr>
               <w:t>blacklist</w:t>
             </w:r>
             <w:proofErr w:type="spellEnd"/>
             <w:r>
+              <w:rPr>
+                <w:rFonts w:ascii="Century Gothic" w:hAnsi="Century Gothic"/>
+              </w:rPr>
               <w:t>:</w:t>
             </w:r>
           </w:p>
@@ -8257,8 +9553,14 @@
                 <w:ilvl w:val="0"/>
                 <w:numId w:val="28"/>
               </w:numPr>
+              <w:rPr>
+                <w:rFonts w:ascii="Century Gothic" w:hAnsi="Century Gothic"/>
+              </w:rPr>
             </w:pPr>
             <w:r>
+              <w:rPr>
+                <w:rFonts w:ascii="Century Gothic" w:hAnsi="Century Gothic"/>
+              </w:rPr>
               <w:t>L’Amministratore seleziona la riabilitazione.</w:t>
             </w:r>
           </w:p>
@@ -8268,8 +9570,14 @@
                 <w:ilvl w:val="0"/>
                 <w:numId w:val="28"/>
               </w:numPr>
+              <w:rPr>
+                <w:rFonts w:ascii="Century Gothic" w:hAnsi="Century Gothic"/>
+              </w:rPr>
             </w:pPr>
             <w:r>
+              <w:rPr>
+                <w:rFonts w:ascii="Century Gothic" w:hAnsi="Century Gothic"/>
+              </w:rPr>
               <w:t>Inserisce la motivazione.</w:t>
             </w:r>
           </w:p>
@@ -8279,8 +9587,14 @@
                 <w:ilvl w:val="0"/>
                 <w:numId w:val="28"/>
               </w:numPr>
+              <w:rPr>
+                <w:rFonts w:ascii="Century Gothic" w:hAnsi="Century Gothic"/>
+              </w:rPr>
             </w:pPr>
             <w:r>
+              <w:rPr>
+                <w:rFonts w:ascii="Century Gothic" w:hAnsi="Century Gothic"/>
+              </w:rPr>
               <w:t>Il Sistema aggiorna lo stato consentendo nuovi noleggi.</w:t>
             </w:r>
           </w:p>
@@ -8288,7 +9602,7 @@
             <w:pPr>
               <w:pStyle w:val="NormaleWeb"/>
               <w:rPr>
-                <w:rFonts w:asciiTheme="minorHAnsi" w:eastAsiaTheme="minorHAnsi" w:hAnsiTheme="minorHAnsi" w:cstheme="minorBidi"/>
+                <w:rFonts w:ascii="Century Gothic" w:eastAsiaTheme="minorHAnsi" w:hAnsi="Century Gothic" w:cstheme="minorBidi"/>
                 <w:kern w:val="2"/>
                 <w:sz w:val="22"/>
                 <w:szCs w:val="22"/>
@@ -8315,10 +9629,6 @@
     <w:p/>
     <w:p/>
     <w:p/>
-    <w:p/>
-    <w:p/>
-    <w:p/>
-    <w:p/>
     <w:p>
       <w:pPr>
         <w:pStyle w:val="Titolo2"/>
@@ -8331,6 +9641,7 @@
         <w:rPr>
           <w:rFonts w:ascii="Century Gothic" w:hAnsi="Century Gothic"/>
         </w:rPr>
+        <w:lastRenderedPageBreak/>
         <w:t>GLOSSARIO</w:t>
       </w:r>
       <w:bookmarkEnd w:id="4"/>
@@ -8532,7 +9843,6 @@
         <w:rPr>
           <w:rFonts w:ascii="Century Gothic" w:hAnsi="Century Gothic"/>
         </w:rPr>
-        <w:lastRenderedPageBreak/>
         <w:t>Impegno formale che blocca un mezzo per un periodo di tempo futuro (Data Inizio e Data Fine). Genera un preventivo di costo ma non avvia l'effettivo conteggio dei chilometri.</w:t>
       </w:r>
     </w:p>
@@ -8573,7 +9883,21 @@
         <w:rPr>
           <w:rFonts w:ascii="Century Gothic" w:hAnsi="Century Gothic"/>
         </w:rPr>
-        <w:t>Codice alfanumerico univoco (es. di 6 caratteri) generato automaticamente dal sistema per identificare e recuperare in modo univoco una prenotazione confermata.</w:t>
+        <w:t xml:space="preserve">Codice alfanumerico univoco (es. di </w:t>
+      </w:r>
+      <w:proofErr w:type="gramStart"/>
+      <w:r>
+        <w:rPr>
+          <w:rFonts w:ascii="Century Gothic" w:hAnsi="Century Gothic"/>
+        </w:rPr>
+        <w:t>6</w:t>
+      </w:r>
+      <w:proofErr w:type="gramEnd"/>
+      <w:r>
+        <w:rPr>
+          <w:rFonts w:ascii="Century Gothic" w:hAnsi="Century Gothic"/>
+        </w:rPr>
+        <w:t xml:space="preserve"> caratteri) generato automaticamente dal sistema per identificare e recuperare in modo univoco una prenotazione confermata.</w:t>
       </w:r>
     </w:p>
     <w:p>
@@ -8841,6 +10165,7 @@
           <w:b/>
           <w:bCs/>
         </w:rPr>
+        <w:lastRenderedPageBreak/>
         <w:t>Livello di Carica</w:t>
       </w:r>
       <w:r>
@@ -9063,7 +10388,6 @@
         <w:rPr>
           <w:rFonts w:ascii="Century Gothic" w:hAnsi="Century Gothic"/>
         </w:rPr>
-        <w:lastRenderedPageBreak/>
         <w:t>Insieme delle caratteristiche tecniche (marca, modello, anno di immatricolazione, numero di posti, categoria veicolo) che categorizzano un mezzo e permettono ai clienti di applicare filtri durante la ricerca.</w:t>
       </w:r>
     </w:p>
@@ -9518,6 +10842,7 @@
         <w:t xml:space="preserve"> Un cliente viene considerato abilitato ai servizi solo se il suo flag </w:t>
       </w:r>
       <w:proofErr w:type="spellStart"/>
+      <w:proofErr w:type="gramStart"/>
       <w:r>
         <w:rPr>
           <w:rFonts w:ascii="Century Gothic" w:hAnsi="Century Gothic"/>
@@ -9529,7 +10854,14 @@
         <w:rPr>
           <w:rFonts w:ascii="Century Gothic" w:hAnsi="Century Gothic"/>
         </w:rPr>
-        <w:t>() risulta vero.</w:t>
+        <w:t>(</w:t>
+      </w:r>
+      <w:proofErr w:type="gramEnd"/>
+      <w:r>
+        <w:rPr>
+          <w:rFonts w:ascii="Century Gothic" w:hAnsi="Century Gothic"/>
+        </w:rPr>
+        <w:t>) risulta vero.</w:t>
       </w:r>
       <w:r>
         <w:rPr>
@@ -9541,14 +10873,7 @@
         <w:rPr>
           <w:rFonts w:ascii="Century Gothic" w:hAnsi="Century Gothic"/>
         </w:rPr>
-        <w:t xml:space="preserve">In caso di mancato saldo al termine di un noleggio (credito insufficiente) o in caso di segnalazione furto/sinistro, il sistema solleva </w:t>
-      </w:r>
-      <w:r>
-        <w:rPr>
-          <w:rFonts w:ascii="Century Gothic" w:hAnsi="Century Gothic"/>
-        </w:rPr>
-        <w:lastRenderedPageBreak/>
-        <w:t xml:space="preserve">un'eccezione, incamera il veicolo e </w:t>
+        <w:t xml:space="preserve">In caso di mancato saldo al termine di un noleggio (credito insufficiente) o in caso di segnalazione furto/sinistro, il sistema solleva un'eccezione, incamera il veicolo e </w:t>
       </w:r>
       <w:r>
         <w:rPr>
@@ -9811,6 +11136,7 @@
         <w:t xml:space="preserve">, che applica validazioni formali (es. obbligo di marca/modello, controlli sull'anno di immatricolazione) e impedisce l'inserimento nel </w:t>
       </w:r>
       <w:proofErr w:type="spellStart"/>
+      <w:proofErr w:type="gramStart"/>
       <w:r>
         <w:rPr>
           <w:rFonts w:ascii="Century Gothic" w:hAnsi="Century Gothic"/>
@@ -9818,6 +11144,7 @@
         <w:t>CatalogoMezzi</w:t>
       </w:r>
       <w:proofErr w:type="spellEnd"/>
+      <w:proofErr w:type="gramEnd"/>
       <w:r>
         <w:rPr>
           <w:rFonts w:ascii="Century Gothic" w:hAnsi="Century Gothic"/>
@@ -9846,7 +11173,14 @@
         <w:rPr>
           <w:rFonts w:ascii="Century Gothic" w:hAnsi="Century Gothic"/>
         </w:rPr>
-        <w:t>Seguendo l'approccio iterativo evolutivo, la realizzazione dell'applicazione è stata articolata in diverse iterazioni. Per ciascuna iterazione ci si è occupati di gestire specifici casi d'uso, partendo dall'analisi delle problematiche fino alla progettazione delle classi e delle sequenze.</w:t>
+        <w:t xml:space="preserve">Seguendo l'approccio iterativo evolutivo, la realizzazione dell'applicazione è stata articolata in diverse iterazioni. Per ciascuna iterazione ci si è occupati di gestire specifici </w:t>
+      </w:r>
+      <w:r>
+        <w:rPr>
+          <w:rFonts w:ascii="Century Gothic" w:hAnsi="Century Gothic"/>
+        </w:rPr>
+        <w:lastRenderedPageBreak/>
+        <w:t>casi d'uso, partendo dall'analisi delle problematiche fino alla progettazione delle classi e delle sequenze.</w:t>
       </w:r>
     </w:p>
     <w:p>
@@ -10148,6 +11482,7 @@
         <w:t xml:space="preserve"> Rappresenta l'entità principale (Utente/Staff). Contiene le informazioni personali (id, nome, cognome, username, password) ed espone il metodo </w:t>
       </w:r>
       <w:proofErr w:type="spellStart"/>
+      <w:proofErr w:type="gramStart"/>
       <w:r>
         <w:rPr>
           <w:rFonts w:ascii="Century Gothic" w:hAnsi="Century Gothic"/>
@@ -10159,7 +11494,14 @@
         <w:rPr>
           <w:rFonts w:ascii="Century Gothic" w:hAnsi="Century Gothic"/>
         </w:rPr>
-        <w:t>() per incapsulare la logica di validazione della sicurezza.</w:t>
+        <w:t>(</w:t>
+      </w:r>
+      <w:proofErr w:type="gramEnd"/>
+      <w:r>
+        <w:rPr>
+          <w:rFonts w:ascii="Century Gothic" w:hAnsi="Century Gothic"/>
+        </w:rPr>
+        <w:t>) per incapsulare la logica di validazione della sicurezza.</w:t>
       </w:r>
     </w:p>
     <w:p>
@@ -10283,7 +11625,6 @@
         <w:rPr>
           <w:noProof/>
         </w:rPr>
-        <w:lastRenderedPageBreak/>
         <w:drawing>
           <wp:inline distT="0" distB="0" distL="0" distR="0" wp14:anchorId="54DDD831" wp14:editId="4E4732CC">
             <wp:extent cx="6120130" cy="2674620"/>
@@ -10678,7 +12019,6 @@
         <w:rPr>
           <w:rFonts w:ascii="Century Gothic" w:hAnsi="Century Gothic"/>
         </w:rPr>
-        <w:lastRenderedPageBreak/>
         <w:t>L'azienda necessita di censire i nuovi clienti all'interno del sistema gestionale per abilitarli alle future operazioni di noleggio mezzi.</w:t>
       </w:r>
     </w:p>
@@ -10765,6 +12105,7 @@
         <w:t xml:space="preserve">Creazione di un </w:t>
       </w:r>
       <w:proofErr w:type="spellStart"/>
+      <w:proofErr w:type="gramStart"/>
       <w:r>
         <w:rPr>
           <w:rFonts w:ascii="Century Gothic" w:hAnsi="Century Gothic"/>
@@ -10772,6 +12113,7 @@
         <w:t>RegistroClienti</w:t>
       </w:r>
       <w:proofErr w:type="spellEnd"/>
+      <w:proofErr w:type="gramEnd"/>
       <w:r>
         <w:rPr>
           <w:rFonts w:ascii="Century Gothic" w:hAnsi="Century Gothic"/>
@@ -10975,9 +12317,24 @@
         <w:rPr>
           <w:rFonts w:ascii="Century Gothic" w:hAnsi="Century Gothic"/>
         </w:rPr>
-        <w:t xml:space="preserve"> Rappresenta l'entità principale di dominio. Contiene sia i dati anagrafici (id, nome, cognome, email), sia le variabili di stato e di business (affidabilità, credito). Espone metodi critici come </w:t>
+        <w:t xml:space="preserve"> Rappresenta l'entità principale di dominio. Contiene sia i dati anagrafici (id, nome, cognome, </w:t>
+      </w:r>
+      <w:proofErr w:type="gramStart"/>
+      <w:r>
+        <w:rPr>
+          <w:rFonts w:ascii="Century Gothic" w:hAnsi="Century Gothic"/>
+        </w:rPr>
+        <w:t>email</w:t>
+      </w:r>
+      <w:proofErr w:type="gramEnd"/>
+      <w:r>
+        <w:rPr>
+          <w:rFonts w:ascii="Century Gothic" w:hAnsi="Century Gothic"/>
+        </w:rPr>
+        <w:t xml:space="preserve">), sia le variabili di stato e di business (affidabilità, credito). Espone metodi critici come </w:t>
       </w:r>
       <w:proofErr w:type="spellStart"/>
+      <w:proofErr w:type="gramStart"/>
       <w:r>
         <w:rPr>
           <w:rFonts w:ascii="Century Gothic" w:hAnsi="Century Gothic"/>
@@ -10989,9 +12346,17 @@
         <w:rPr>
           <w:rFonts w:ascii="Century Gothic" w:hAnsi="Century Gothic"/>
         </w:rPr>
-        <w:t xml:space="preserve">(), </w:t>
+        <w:t>(</w:t>
+      </w:r>
+      <w:proofErr w:type="gramEnd"/>
+      <w:r>
+        <w:rPr>
+          <w:rFonts w:ascii="Century Gothic" w:hAnsi="Century Gothic"/>
+        </w:rPr>
+        <w:t xml:space="preserve">), </w:t>
       </w:r>
       <w:proofErr w:type="spellStart"/>
+      <w:proofErr w:type="gramStart"/>
       <w:r>
         <w:rPr>
           <w:rFonts w:ascii="Century Gothic" w:hAnsi="Century Gothic"/>
@@ -11003,9 +12368,17 @@
         <w:rPr>
           <w:rFonts w:ascii="Century Gothic" w:hAnsi="Century Gothic"/>
         </w:rPr>
-        <w:t xml:space="preserve">() e </w:t>
+        <w:t>(</w:t>
+      </w:r>
+      <w:proofErr w:type="gramEnd"/>
+      <w:r>
+        <w:rPr>
+          <w:rFonts w:ascii="Century Gothic" w:hAnsi="Century Gothic"/>
+        </w:rPr>
+        <w:t xml:space="preserve">) e </w:t>
       </w:r>
       <w:proofErr w:type="spellStart"/>
+      <w:proofErr w:type="gramStart"/>
       <w:r>
         <w:rPr>
           <w:rFonts w:ascii="Century Gothic" w:hAnsi="Century Gothic"/>
@@ -11017,7 +12390,14 @@
         <w:rPr>
           <w:rFonts w:ascii="Century Gothic" w:hAnsi="Century Gothic"/>
         </w:rPr>
-        <w:t>().</w:t>
+        <w:t>(</w:t>
+      </w:r>
+      <w:proofErr w:type="gramEnd"/>
+      <w:r>
+        <w:rPr>
+          <w:rFonts w:ascii="Century Gothic" w:hAnsi="Century Gothic"/>
+        </w:rPr>
+        <w:t>).</w:t>
       </w:r>
     </w:p>
     <w:p>
@@ -11264,7 +12644,21 @@
         <w:rPr>
           <w:rFonts w:ascii="Century Gothic" w:hAnsi="Century Gothic"/>
         </w:rPr>
-        <w:t xml:space="preserve"> (nome: String, cognome: String, email: String)</w:t>
+        <w:t xml:space="preserve"> (nome: String, cognome: String, </w:t>
+      </w:r>
+      <w:proofErr w:type="gramStart"/>
+      <w:r>
+        <w:rPr>
+          <w:rFonts w:ascii="Century Gothic" w:hAnsi="Century Gothic"/>
+        </w:rPr>
+        <w:t>email</w:t>
+      </w:r>
+      <w:proofErr w:type="gramEnd"/>
+      <w:r>
+        <w:rPr>
+          <w:rFonts w:ascii="Century Gothic" w:hAnsi="Century Gothic"/>
+        </w:rPr>
+        <w:t>: String)</w:t>
       </w:r>
     </w:p>
     <w:p>
@@ -11435,6 +12829,7 @@
         <w:t xml:space="preserve">Il controller invoca il metodo </w:t>
       </w:r>
       <w:proofErr w:type="spellStart"/>
+      <w:proofErr w:type="gramStart"/>
       <w:r>
         <w:rPr>
           <w:rFonts w:ascii="Century Gothic" w:hAnsi="Century Gothic"/>
@@ -11446,9 +12841,17 @@
         <w:rPr>
           <w:rFonts w:ascii="Century Gothic" w:hAnsi="Century Gothic"/>
         </w:rPr>
-        <w:t xml:space="preserve">(c: Cliente) sul </w:t>
+        <w:t>(</w:t>
+      </w:r>
+      <w:proofErr w:type="gramEnd"/>
+      <w:r>
+        <w:rPr>
+          <w:rFonts w:ascii="Century Gothic" w:hAnsi="Century Gothic"/>
+        </w:rPr>
+        <w:t xml:space="preserve">c: Cliente) sul </w:t>
       </w:r>
       <w:proofErr w:type="spellStart"/>
+      <w:proofErr w:type="gramStart"/>
       <w:r>
         <w:rPr>
           <w:rFonts w:ascii="Century Gothic" w:hAnsi="Century Gothic"/>
@@ -11456,6 +12859,7 @@
         <w:t>RegistroClienti</w:t>
       </w:r>
       <w:proofErr w:type="spellEnd"/>
+      <w:proofErr w:type="gramEnd"/>
       <w:r>
         <w:rPr>
           <w:rFonts w:ascii="Century Gothic" w:hAnsi="Century Gothic"/>
@@ -11629,6 +13033,7 @@
         <w:t xml:space="preserve">Implementazione di un modulo di ricerca all'interno del controller, che interroga il </w:t>
       </w:r>
       <w:proofErr w:type="spellStart"/>
+      <w:proofErr w:type="gramStart"/>
       <w:r>
         <w:rPr>
           <w:rFonts w:ascii="Century Gothic" w:hAnsi="Century Gothic"/>
@@ -11636,6 +13041,7 @@
         <w:t>CatalogoMezzi</w:t>
       </w:r>
       <w:proofErr w:type="spellEnd"/>
+      <w:proofErr w:type="gramEnd"/>
       <w:r>
         <w:rPr>
           <w:rFonts w:ascii="Century Gothic" w:hAnsi="Century Gothic"/>
@@ -11811,6 +13217,7 @@
         <w:t xml:space="preserve"> Controller (&lt;&lt;control&gt;&gt;) che espone il metodo </w:t>
       </w:r>
       <w:proofErr w:type="spellStart"/>
+      <w:proofErr w:type="gramStart"/>
       <w:r>
         <w:rPr>
           <w:rFonts w:ascii="Century Gothic" w:hAnsi="Century Gothic"/>
@@ -11822,7 +13229,14 @@
         <w:rPr>
           <w:rFonts w:ascii="Century Gothic" w:hAnsi="Century Gothic"/>
         </w:rPr>
-        <w:t>(). Riceve i parametri di ricerca dall'interfaccia utente e coordina la logica di dominio.</w:t>
+        <w:t>(</w:t>
+      </w:r>
+      <w:proofErr w:type="gramEnd"/>
+      <w:r>
+        <w:rPr>
+          <w:rFonts w:ascii="Century Gothic" w:hAnsi="Century Gothic"/>
+        </w:rPr>
+        <w:t>). Riceve i parametri di ricerca dall'interfaccia utente e coordina la logica di dominio.</w:t>
       </w:r>
     </w:p>
     <w:p>
@@ -11958,6 +13372,7 @@
         <w:t xml:space="preserve">. L'interfaccia definisce il contratto </w:t>
       </w:r>
       <w:proofErr w:type="spellStart"/>
+      <w:proofErr w:type="gramStart"/>
       <w:r>
         <w:rPr>
           <w:rFonts w:ascii="Century Gothic" w:hAnsi="Century Gothic"/>
@@ -11969,9 +13384,17 @@
         <w:rPr>
           <w:rFonts w:ascii="Century Gothic" w:hAnsi="Century Gothic"/>
         </w:rPr>
-        <w:t xml:space="preserve">(durata, km), mentre le classi come </w:t>
+        <w:t>(</w:t>
+      </w:r>
+      <w:proofErr w:type="gramEnd"/>
+      <w:r>
+        <w:rPr>
+          <w:rFonts w:ascii="Century Gothic" w:hAnsi="Century Gothic"/>
+        </w:rPr>
+        <w:t xml:space="preserve">durata, km), mentre le classi come </w:t>
       </w:r>
       <w:proofErr w:type="spellStart"/>
+      <w:proofErr w:type="gramStart"/>
       <w:r>
         <w:rPr>
           <w:rFonts w:ascii="Century Gothic" w:hAnsi="Century Gothic"/>
@@ -11979,6 +13402,7 @@
         <w:t>TariffaGiornaliera</w:t>
       </w:r>
       <w:proofErr w:type="spellEnd"/>
+      <w:proofErr w:type="gramEnd"/>
       <w:r>
         <w:rPr>
           <w:rFonts w:ascii="Century Gothic" w:hAnsi="Century Gothic"/>
@@ -12849,6 +14273,7 @@
         <w:t xml:space="preserve"> Entità di dominio che modella il contratto attivo. Contiene i riferimenti al Cliente, al Mezzo, la data/ora di inizio (</w:t>
       </w:r>
       <w:proofErr w:type="spellStart"/>
+      <w:proofErr w:type="gramStart"/>
       <w:r>
         <w:rPr>
           <w:rFonts w:ascii="Century Gothic" w:hAnsi="Century Gothic"/>
@@ -12860,7 +14285,14 @@
         <w:rPr>
           <w:rFonts w:ascii="Century Gothic" w:hAnsi="Century Gothic"/>
         </w:rPr>
-        <w:t>()) e i chilometri di partenza.</w:t>
+        <w:t>(</w:t>
+      </w:r>
+      <w:proofErr w:type="gramEnd"/>
+      <w:r>
+        <w:rPr>
+          <w:rFonts w:ascii="Century Gothic" w:hAnsi="Century Gothic"/>
+        </w:rPr>
+        <w:t>)) e i chilometri di partenza.</w:t>
       </w:r>
     </w:p>
     <w:p>
@@ -12888,6 +14320,7 @@
         <w:t xml:space="preserve"> Entità coinvolte nel processo. Il sistema verificherà che il Cliente sia idoneo (es. </w:t>
       </w:r>
       <w:proofErr w:type="spellStart"/>
+      <w:proofErr w:type="gramStart"/>
       <w:r>
         <w:rPr>
           <w:rFonts w:ascii="Century Gothic" w:hAnsi="Century Gothic"/>
@@ -12899,7 +14332,14 @@
         <w:rPr>
           <w:rFonts w:ascii="Century Gothic" w:hAnsi="Century Gothic"/>
         </w:rPr>
-        <w:t>()) e che il Mezzo sia idoneo al ritiro.</w:t>
+        <w:t>(</w:t>
+      </w:r>
+      <w:proofErr w:type="gramEnd"/>
+      <w:r>
+        <w:rPr>
+          <w:rFonts w:ascii="Century Gothic" w:hAnsi="Century Gothic"/>
+        </w:rPr>
+        <w:t>)) e che il Mezzo sia idoneo al ritiro.</w:t>
       </w:r>
     </w:p>
     <w:p>
@@ -13317,6 +14757,7 @@
         <w:t xml:space="preserve">Il Mezzo si trova nel </w:t>
       </w:r>
       <w:proofErr w:type="spellStart"/>
+      <w:proofErr w:type="gramStart"/>
       <w:r>
         <w:rPr>
           <w:rFonts w:ascii="Century Gothic" w:hAnsi="Century Gothic"/>
@@ -13324,6 +14765,7 @@
         <w:t>CatalogoMezzi</w:t>
       </w:r>
       <w:proofErr w:type="spellEnd"/>
+      <w:proofErr w:type="gramEnd"/>
       <w:r>
         <w:rPr>
           <w:rFonts w:ascii="Century Gothic" w:hAnsi="Century Gothic"/>
@@ -13429,6 +14871,7 @@
         <w:t xml:space="preserve">(n) sul </w:t>
       </w:r>
       <w:proofErr w:type="spellStart"/>
+      <w:proofErr w:type="gramStart"/>
       <w:r>
         <w:rPr>
           <w:rFonts w:ascii="Century Gothic" w:hAnsi="Century Gothic"/>
@@ -13436,6 +14879,7 @@
         <w:t>RegistroNoleggi</w:t>
       </w:r>
       <w:proofErr w:type="spellEnd"/>
+      <w:proofErr w:type="gramEnd"/>
       <w:r>
         <w:rPr>
           <w:rFonts w:ascii="Century Gothic" w:hAnsi="Century Gothic"/>
@@ -13460,6 +14904,7 @@
         <w:t xml:space="preserve">Il sistema aggiorna lo stato del Mezzo all'interno del </w:t>
       </w:r>
       <w:proofErr w:type="spellStart"/>
+      <w:proofErr w:type="gramStart"/>
       <w:r>
         <w:rPr>
           <w:rFonts w:ascii="Century Gothic" w:hAnsi="Century Gothic"/>
@@ -13467,6 +14912,7 @@
         <w:t>CatalogoMezzi</w:t>
       </w:r>
       <w:proofErr w:type="spellEnd"/>
+      <w:proofErr w:type="gramEnd"/>
       <w:r>
         <w:rPr>
           <w:rFonts w:ascii="Century Gothic" w:hAnsi="Century Gothic"/>
@@ -13873,6 +15319,7 @@
         <w:t xml:space="preserve"> Entità che viene aggiornata. Registra la </w:t>
       </w:r>
       <w:proofErr w:type="spellStart"/>
+      <w:proofErr w:type="gramStart"/>
       <w:r>
         <w:rPr>
           <w:rFonts w:ascii="Century Gothic" w:hAnsi="Century Gothic"/>
@@ -13880,6 +15327,7 @@
         <w:t>dataFine</w:t>
       </w:r>
       <w:proofErr w:type="spellEnd"/>
+      <w:proofErr w:type="gramEnd"/>
       <w:r>
         <w:rPr>
           <w:rFonts w:ascii="Century Gothic" w:hAnsi="Century Gothic"/>
@@ -13901,6 +15349,7 @@
         <w:t xml:space="preserve"> e invoca il metodo </w:t>
       </w:r>
       <w:proofErr w:type="spellStart"/>
+      <w:proofErr w:type="gramStart"/>
       <w:r>
         <w:rPr>
           <w:rFonts w:ascii="Century Gothic" w:hAnsi="Century Gothic"/>
@@ -13912,7 +15361,14 @@
         <w:rPr>
           <w:rFonts w:ascii="Century Gothic" w:hAnsi="Century Gothic"/>
         </w:rPr>
-        <w:t>() della strategia tariffaria associata (</w:t>
+        <w:t>(</w:t>
+      </w:r>
+      <w:proofErr w:type="gramEnd"/>
+      <w:r>
+        <w:rPr>
+          <w:rFonts w:ascii="Century Gothic" w:hAnsi="Century Gothic"/>
+        </w:rPr>
+        <w:t>) della strategia tariffaria associata (</w:t>
       </w:r>
       <w:proofErr w:type="spellStart"/>
       <w:r>
@@ -14427,6 +15883,7 @@
         <w:t xml:space="preserve"> esiste nel </w:t>
       </w:r>
       <w:proofErr w:type="spellStart"/>
+      <w:proofErr w:type="gramStart"/>
       <w:r>
         <w:rPr>
           <w:rFonts w:ascii="Century Gothic" w:hAnsi="Century Gothic"/>
@@ -14434,6 +15891,7 @@
         <w:t>RegistroNoleggi</w:t>
       </w:r>
       <w:proofErr w:type="spellEnd"/>
+      <w:proofErr w:type="gramEnd"/>
       <w:r>
         <w:rPr>
           <w:rFonts w:ascii="Century Gothic" w:hAnsi="Century Gothic"/>
@@ -14649,6 +16107,7 @@
         <w:t xml:space="preserve">Se </w:t>
       </w:r>
       <w:proofErr w:type="spellStart"/>
+      <w:proofErr w:type="gramStart"/>
       <w:r>
         <w:rPr>
           <w:rFonts w:ascii="Century Gothic" w:hAnsi="Century Gothic"/>
@@ -14658,6 +16117,7 @@
         <w:t>danniRilevati</w:t>
       </w:r>
       <w:proofErr w:type="spellEnd"/>
+      <w:proofErr w:type="gramEnd"/>
       <w:r>
         <w:rPr>
           <w:rFonts w:ascii="Century Gothic" w:hAnsi="Century Gothic"/>
@@ -14706,6 +16166,7 @@
         <w:t xml:space="preserve">Se </w:t>
       </w:r>
       <w:proofErr w:type="spellStart"/>
+      <w:proofErr w:type="gramStart"/>
       <w:r>
         <w:rPr>
           <w:rFonts w:ascii="Century Gothic" w:hAnsi="Century Gothic"/>
@@ -14715,6 +16176,7 @@
         <w:t>danniRilevati</w:t>
       </w:r>
       <w:proofErr w:type="spellEnd"/>
+      <w:proofErr w:type="gramEnd"/>
       <w:r>
         <w:rPr>
           <w:rFonts w:ascii="Century Gothic" w:hAnsi="Century Gothic"/>
@@ -14727,7 +16189,21 @@
         <w:rPr>
           <w:rFonts w:ascii="Century Gothic" w:hAnsi="Century Gothic"/>
         </w:rPr>
-        <w:t xml:space="preserve"> Il sistema aggiorna lo stato del Mezzo a IN_MANUTENZIONE (attivando la pre-condizione per l'UC8 Manutenzione).</w:t>
+        <w:t xml:space="preserve"> Il sistema aggiorna lo stato del Mezzo a IN_MANUTENZIONE (attivando la </w:t>
+      </w:r>
+      <w:proofErr w:type="gramStart"/>
+      <w:r>
+        <w:rPr>
+          <w:rFonts w:ascii="Century Gothic" w:hAnsi="Century Gothic"/>
+        </w:rPr>
+        <w:t>pre-condizione</w:t>
+      </w:r>
+      <w:proofErr w:type="gramEnd"/>
+      <w:r>
+        <w:rPr>
+          <w:rFonts w:ascii="Century Gothic" w:hAnsi="Century Gothic"/>
+        </w:rPr>
+        <w:t xml:space="preserve"> per l'UC8 Manutenzione).</w:t>
       </w:r>
     </w:p>
     <w:p>
@@ -14926,6 +16402,7 @@
         <w:t xml:space="preserve">Interazione immediata con il </w:t>
       </w:r>
       <w:proofErr w:type="spellStart"/>
+      <w:proofErr w:type="gramStart"/>
       <w:r>
         <w:rPr>
           <w:rFonts w:ascii="Century Gothic" w:hAnsi="Century Gothic"/>
@@ -14933,6 +16410,7 @@
         <w:t>CatalogoMezzi</w:t>
       </w:r>
       <w:proofErr w:type="spellEnd"/>
+      <w:proofErr w:type="gramEnd"/>
       <w:r>
         <w:rPr>
           <w:rFonts w:ascii="Century Gothic" w:hAnsi="Century Gothic"/>
@@ -15550,6 +17028,7 @@
         <w:t xml:space="preserve">Il sistema invoca l'aggiornamento sul </w:t>
       </w:r>
       <w:proofErr w:type="spellStart"/>
+      <w:proofErr w:type="gramStart"/>
       <w:r>
         <w:rPr>
           <w:rFonts w:ascii="Century Gothic" w:hAnsi="Century Gothic"/>
@@ -15557,6 +17036,7 @@
         <w:t>CatalogoMezzi</w:t>
       </w:r>
       <w:proofErr w:type="spellEnd"/>
+      <w:proofErr w:type="gramEnd"/>
       <w:r>
         <w:rPr>
           <w:rFonts w:ascii="Century Gothic" w:hAnsi="Century Gothic"/>
@@ -15787,6 +17267,7 @@
         <w:t xml:space="preserve">Salvataggio dell'entità all'interno del </w:t>
       </w:r>
       <w:proofErr w:type="spellStart"/>
+      <w:proofErr w:type="gramStart"/>
       <w:r>
         <w:rPr>
           <w:rFonts w:ascii="Century Gothic" w:hAnsi="Century Gothic"/>
@@ -15794,6 +17275,7 @@
         <w:t>CatalogoMezzi</w:t>
       </w:r>
       <w:proofErr w:type="spellEnd"/>
+      <w:proofErr w:type="gramEnd"/>
       <w:r>
         <w:rPr>
           <w:rFonts w:ascii="Century Gothic" w:hAnsi="Century Gothic"/>
@@ -15913,6 +17395,7 @@
         <w:t xml:space="preserve">) di tutti i veicoli della flotta. Espone il metodo </w:t>
       </w:r>
       <w:proofErr w:type="spellStart"/>
+      <w:proofErr w:type="gramStart"/>
       <w:r>
         <w:rPr>
           <w:rFonts w:ascii="Century Gothic" w:hAnsi="Century Gothic"/>
@@ -15924,7 +17407,14 @@
         <w:rPr>
           <w:rFonts w:ascii="Century Gothic" w:hAnsi="Century Gothic"/>
         </w:rPr>
-        <w:t>().</w:t>
+        <w:t>(</w:t>
+      </w:r>
+      <w:proofErr w:type="gramEnd"/>
+      <w:r>
+        <w:rPr>
+          <w:rFonts w:ascii="Century Gothic" w:hAnsi="Century Gothic"/>
+        </w:rPr>
+        <w:t>).</w:t>
       </w:r>
     </w:p>
     <w:p>
@@ -16510,6 +18000,7 @@
         <w:t xml:space="preserve"> e il </w:t>
       </w:r>
       <w:proofErr w:type="spellStart"/>
+      <w:proofErr w:type="gramStart"/>
       <w:r>
         <w:rPr>
           <w:rFonts w:ascii="Century Gothic" w:hAnsi="Century Gothic"/>
@@ -16517,6 +18008,7 @@
         <w:t>PuntoNoleggio</w:t>
       </w:r>
       <w:proofErr w:type="spellEnd"/>
+      <w:proofErr w:type="gramEnd"/>
       <w:r>
         <w:rPr>
           <w:rFonts w:ascii="Century Gothic" w:hAnsi="Century Gothic"/>
@@ -16541,6 +18033,7 @@
         <w:t xml:space="preserve">Viene creata una nuova istanza di </w:t>
       </w:r>
       <w:proofErr w:type="spellStart"/>
+      <w:proofErr w:type="gramStart"/>
       <w:r>
         <w:rPr>
           <w:rFonts w:ascii="Century Gothic" w:hAnsi="Century Gothic"/>
@@ -16548,6 +18041,7 @@
         <w:t>DescrizioneMezzo</w:t>
       </w:r>
       <w:proofErr w:type="spellEnd"/>
+      <w:proofErr w:type="gramEnd"/>
       <w:r>
         <w:rPr>
           <w:rFonts w:ascii="Century Gothic" w:hAnsi="Century Gothic"/>
@@ -16648,6 +18142,7 @@
         <w:t xml:space="preserve">Il Mezzo viene associato al </w:t>
       </w:r>
       <w:proofErr w:type="spellStart"/>
+      <w:proofErr w:type="gramStart"/>
       <w:r>
         <w:rPr>
           <w:rFonts w:ascii="Century Gothic" w:hAnsi="Century Gothic"/>
@@ -16655,6 +18150,7 @@
         <w:t>PuntoNoleggio</w:t>
       </w:r>
       <w:proofErr w:type="spellEnd"/>
+      <w:proofErr w:type="gramEnd"/>
       <w:r>
         <w:rPr>
           <w:rFonts w:ascii="Century Gothic" w:hAnsi="Century Gothic"/>
@@ -16694,6 +18190,7 @@
         <w:t xml:space="preserve">(mezzo) sul </w:t>
       </w:r>
       <w:proofErr w:type="spellStart"/>
+      <w:proofErr w:type="gramStart"/>
       <w:r>
         <w:rPr>
           <w:rFonts w:ascii="Century Gothic" w:hAnsi="Century Gothic"/>
@@ -16701,6 +18198,7 @@
         <w:t>CatalogoMezzi</w:t>
       </w:r>
       <w:proofErr w:type="spellEnd"/>
+      <w:proofErr w:type="gramEnd"/>
       <w:r>
         <w:rPr>
           <w:rFonts w:ascii="Century Gothic" w:hAnsi="Century Gothic"/>
@@ -16888,6 +18386,7 @@
         <w:t xml:space="preserve">Utilizzo del </w:t>
       </w:r>
       <w:proofErr w:type="spellStart"/>
+      <w:proofErr w:type="gramStart"/>
       <w:r>
         <w:rPr>
           <w:rFonts w:ascii="Century Gothic" w:hAnsi="Century Gothic"/>
@@ -16895,6 +18394,7 @@
         <w:t>CatalogoMezzi</w:t>
       </w:r>
       <w:proofErr w:type="spellEnd"/>
+      <w:proofErr w:type="gramEnd"/>
       <w:r>
         <w:rPr>
           <w:rFonts w:ascii="Century Gothic" w:hAnsi="Century Gothic"/>
@@ -16933,6 +18433,7 @@
         <w:t xml:space="preserve">Storicizzazione dell'intervento tramite la creazione di un oggetto </w:t>
       </w:r>
       <w:proofErr w:type="spellStart"/>
+      <w:proofErr w:type="gramStart"/>
       <w:r>
         <w:rPr>
           <w:rFonts w:ascii="Century Gothic" w:hAnsi="Century Gothic"/>
@@ -16940,6 +18441,7 @@
         <w:t>InterventoManutenzione</w:t>
       </w:r>
       <w:proofErr w:type="spellEnd"/>
+      <w:proofErr w:type="gramEnd"/>
       <w:r>
         <w:rPr>
           <w:rFonts w:ascii="Century Gothic" w:hAnsi="Century Gothic"/>
@@ -17592,6 +19094,7 @@
         <w:t xml:space="preserve"> è presente nel </w:t>
       </w:r>
       <w:proofErr w:type="spellStart"/>
+      <w:proofErr w:type="gramStart"/>
       <w:r>
         <w:rPr>
           <w:rFonts w:ascii="Century Gothic" w:hAnsi="Century Gothic"/>
@@ -17599,6 +19102,7 @@
         <w:t>CatalogoMezzi</w:t>
       </w:r>
       <w:proofErr w:type="spellEnd"/>
+      <w:proofErr w:type="gramEnd"/>
       <w:r>
         <w:rPr>
           <w:rFonts w:ascii="Century Gothic" w:hAnsi="Century Gothic"/>
@@ -17715,6 +19219,7 @@
         <w:t xml:space="preserve">Viene istanziato un nuovo oggetto </w:t>
       </w:r>
       <w:proofErr w:type="spellStart"/>
+      <w:proofErr w:type="gramStart"/>
       <w:r>
         <w:rPr>
           <w:rFonts w:ascii="Century Gothic" w:hAnsi="Century Gothic"/>
@@ -17722,6 +19227,7 @@
         <w:t>InterventoManutenzione</w:t>
       </w:r>
       <w:proofErr w:type="spellEnd"/>
+      <w:proofErr w:type="gramEnd"/>
       <w:r>
         <w:rPr>
           <w:rFonts w:ascii="Century Gothic" w:hAnsi="Century Gothic"/>
@@ -17746,6 +19252,7 @@
         <w:t xml:space="preserve">L'oggetto </w:t>
       </w:r>
       <w:proofErr w:type="spellStart"/>
+      <w:proofErr w:type="gramStart"/>
       <w:r>
         <w:rPr>
           <w:rFonts w:ascii="Century Gothic" w:hAnsi="Century Gothic"/>
@@ -17753,6 +19260,7 @@
         <w:t>InterventoManutenzione</w:t>
       </w:r>
       <w:proofErr w:type="spellEnd"/>
+      <w:proofErr w:type="gramEnd"/>
       <w:r>
         <w:rPr>
           <w:rFonts w:ascii="Century Gothic" w:hAnsi="Century Gothic"/>
@@ -18045,6 +19553,7 @@
         <w:t xml:space="preserve"> per delegare il calcolo del </w:t>
       </w:r>
       <w:proofErr w:type="spellStart"/>
+      <w:proofErr w:type="gramStart"/>
       <w:r>
         <w:rPr>
           <w:rFonts w:ascii="Century Gothic" w:hAnsi="Century Gothic"/>
@@ -18052,6 +19561,7 @@
         <w:t>costoTotale</w:t>
       </w:r>
       <w:proofErr w:type="spellEnd"/>
+      <w:proofErr w:type="gramEnd"/>
       <w:r>
         <w:rPr>
           <w:rFonts w:ascii="Century Gothic" w:hAnsi="Century Gothic"/>
@@ -18090,6 +19600,7 @@
         <w:t xml:space="preserve">Utilizzo del </w:t>
       </w:r>
       <w:proofErr w:type="spellStart"/>
+      <w:proofErr w:type="gramStart"/>
       <w:r>
         <w:rPr>
           <w:rFonts w:ascii="Century Gothic" w:hAnsi="Century Gothic"/>
@@ -18097,6 +19608,7 @@
         <w:t>RegistroPrenotazioni</w:t>
       </w:r>
       <w:proofErr w:type="spellEnd"/>
+      <w:proofErr w:type="gramEnd"/>
       <w:r>
         <w:rPr>
           <w:rFonts w:ascii="Century Gothic" w:hAnsi="Century Gothic"/>
@@ -18104,6 +19616,7 @@
         <w:t xml:space="preserve"> per la persistenza in memoria della transazione e chiamata coordinata al </w:t>
       </w:r>
       <w:proofErr w:type="spellStart"/>
+      <w:proofErr w:type="gramStart"/>
       <w:r>
         <w:rPr>
           <w:rFonts w:ascii="Century Gothic" w:hAnsi="Century Gothic"/>
@@ -18111,6 +19624,7 @@
         <w:t>CatalogoMezzi</w:t>
       </w:r>
       <w:proofErr w:type="spellEnd"/>
+      <w:proofErr w:type="gramEnd"/>
       <w:r>
         <w:rPr>
           <w:rFonts w:ascii="Century Gothic" w:hAnsi="Century Gothic"/>
@@ -18240,6 +19754,7 @@
         <w:t xml:space="preserve">. Espone il metodo privato </w:t>
       </w:r>
       <w:proofErr w:type="spellStart"/>
+      <w:proofErr w:type="gramStart"/>
       <w:r>
         <w:rPr>
           <w:rFonts w:ascii="Century Gothic" w:hAnsi="Century Gothic"/>
@@ -18251,9 +19766,17 @@
         <w:rPr>
           <w:rFonts w:ascii="Century Gothic" w:hAnsi="Century Gothic"/>
         </w:rPr>
-        <w:t xml:space="preserve">() che sfrutta il pattern Strategy, e </w:t>
+        <w:t>(</w:t>
+      </w:r>
+      <w:proofErr w:type="gramEnd"/>
+      <w:r>
+        <w:rPr>
+          <w:rFonts w:ascii="Century Gothic" w:hAnsi="Century Gothic"/>
+        </w:rPr>
+        <w:t xml:space="preserve">) che sfrutta il pattern Strategy, e </w:t>
       </w:r>
       <w:proofErr w:type="spellStart"/>
+      <w:proofErr w:type="gramStart"/>
       <w:r>
         <w:rPr>
           <w:rFonts w:ascii="Century Gothic" w:hAnsi="Century Gothic"/>
@@ -18265,7 +19788,14 @@
         <w:rPr>
           <w:rFonts w:ascii="Century Gothic" w:hAnsi="Century Gothic"/>
         </w:rPr>
-        <w:t>().</w:t>
+        <w:t>(</w:t>
+      </w:r>
+      <w:proofErr w:type="gramEnd"/>
+      <w:r>
+        <w:rPr>
+          <w:rFonts w:ascii="Century Gothic" w:hAnsi="Century Gothic"/>
+        </w:rPr>
+        <w:t>).</w:t>
       </w:r>
     </w:p>
     <w:p>
@@ -18757,6 +20287,7 @@
         <w:t xml:space="preserve">L'oggetto mezzo è presente nel </w:t>
       </w:r>
       <w:proofErr w:type="spellStart"/>
+      <w:proofErr w:type="gramStart"/>
       <w:r>
         <w:rPr>
           <w:rFonts w:ascii="Century Gothic" w:hAnsi="Century Gothic"/>
@@ -18764,6 +20295,7 @@
         <w:t>CatalogoMezzi</w:t>
       </w:r>
       <w:proofErr w:type="spellEnd"/>
+      <w:proofErr w:type="gramEnd"/>
       <w:r>
         <w:rPr>
           <w:rFonts w:ascii="Century Gothic" w:hAnsi="Century Gothic"/>
@@ -18821,7 +20353,21 @@
         <w:rPr>
           <w:rFonts w:ascii="Century Gothic" w:hAnsi="Century Gothic"/>
         </w:rPr>
-        <w:t>Il sistema auto-genera e assegna un codice PNR univoco di 6 caratteri alla prenotazione.</w:t>
+        <w:t xml:space="preserve">Il sistema auto-genera e assegna un codice PNR univoco di </w:t>
+      </w:r>
+      <w:proofErr w:type="gramStart"/>
+      <w:r>
+        <w:rPr>
+          <w:rFonts w:ascii="Century Gothic" w:hAnsi="Century Gothic"/>
+        </w:rPr>
+        <w:t>6</w:t>
+      </w:r>
+      <w:proofErr w:type="gramEnd"/>
+      <w:r>
+        <w:rPr>
+          <w:rFonts w:ascii="Century Gothic" w:hAnsi="Century Gothic"/>
+        </w:rPr>
+        <w:t xml:space="preserve"> caratteri alla prenotazione.</w:t>
       </w:r>
     </w:p>
     <w:p>
@@ -18931,6 +20477,7 @@
         <w:t xml:space="preserve">Il sistema invoca </w:t>
       </w:r>
       <w:proofErr w:type="spellStart"/>
+      <w:proofErr w:type="gramStart"/>
       <w:r>
         <w:rPr>
           <w:rFonts w:ascii="Century Gothic" w:hAnsi="Century Gothic"/>
@@ -18942,7 +20489,14 @@
         <w:rPr>
           <w:rFonts w:ascii="Century Gothic" w:hAnsi="Century Gothic"/>
         </w:rPr>
-        <w:t xml:space="preserve">(mezzo, </w:t>
+        <w:t>(</w:t>
+      </w:r>
+      <w:proofErr w:type="gramEnd"/>
+      <w:r>
+        <w:rPr>
+          <w:rFonts w:ascii="Century Gothic" w:hAnsi="Century Gothic"/>
+        </w:rPr>
+        <w:t xml:space="preserve">mezzo, </w:t>
       </w:r>
       <w:proofErr w:type="spellStart"/>
       <w:r>
@@ -18959,6 +20513,7 @@
         <w:t xml:space="preserve">) sul </w:t>
       </w:r>
       <w:proofErr w:type="spellStart"/>
+      <w:proofErr w:type="gramStart"/>
       <w:r>
         <w:rPr>
           <w:rFonts w:ascii="Century Gothic" w:hAnsi="Century Gothic"/>
@@ -18966,6 +20521,7 @@
         <w:t>CatalogoMezzi</w:t>
       </w:r>
       <w:proofErr w:type="spellEnd"/>
+      <w:proofErr w:type="gramEnd"/>
       <w:r>
         <w:rPr>
           <w:rFonts w:ascii="Century Gothic" w:hAnsi="Century Gothic"/>
@@ -19810,6 +21366,7 @@
         <w:t xml:space="preserve"> esiste nel </w:t>
       </w:r>
       <w:proofErr w:type="spellStart"/>
+      <w:proofErr w:type="gramStart"/>
       <w:r>
         <w:rPr>
           <w:rFonts w:ascii="Century Gothic" w:hAnsi="Century Gothic"/>
@@ -19817,6 +21374,7 @@
         <w:t>RegistroClienti</w:t>
       </w:r>
       <w:proofErr w:type="spellEnd"/>
+      <w:proofErr w:type="gramEnd"/>
       <w:r>
         <w:rPr>
           <w:rFonts w:ascii="Century Gothic" w:hAnsi="Century Gothic"/>
@@ -20042,19 +21600,7 @@
         <w:rPr>
           <w:rFonts w:ascii="Century Gothic" w:hAnsi="Century Gothic"/>
         </w:rPr>
-        <w:t xml:space="preserve">Per garantire che l'architettura del sistema sia scalabile, </w:t>
-      </w:r>
-      <w:r>
-        <w:rPr>
-          <w:rFonts w:ascii="Century Gothic" w:hAnsi="Century Gothic"/>
-        </w:rPr>
-        <w:t>mantenibile</w:t>
-      </w:r>
-      <w:r>
-        <w:rPr>
-          <w:rFonts w:ascii="Century Gothic" w:hAnsi="Century Gothic"/>
-        </w:rPr>
-        <w:t xml:space="preserve"> e flessibile ai futuri cambiamenti dei requisiti, la progettazione orientata agli oggetti ha fatto largo uso dei Design Pattern consolidati (</w:t>
+        <w:t>Per garantire che l'architettura del sistema sia scalabile, mantenibile e flessibile ai futuri cambiamenti dei requisiti, la progettazione orientata agli oggetti ha fatto largo uso dei Design Pattern consolidati (</w:t>
       </w:r>
       <w:proofErr w:type="spellStart"/>
       <w:r>
@@ -20344,6 +21890,7 @@
         <w:t xml:space="preserve">. Tramite una classe astratta </w:t>
       </w:r>
       <w:proofErr w:type="spellStart"/>
+      <w:proofErr w:type="gramStart"/>
       <w:r>
         <w:rPr>
           <w:rFonts w:ascii="Century Gothic" w:hAnsi="Century Gothic"/>
@@ -20351,6 +21898,7 @@
         <w:t>TariffaDecorator</w:t>
       </w:r>
       <w:proofErr w:type="spellEnd"/>
+      <w:proofErr w:type="gramEnd"/>
       <w:r>
         <w:rPr>
           <w:rFonts w:ascii="Century Gothic" w:hAnsi="Century Gothic"/>
@@ -20609,7 +22157,14 @@
           <w:rFonts w:ascii="Century Gothic" w:hAnsi="Century Gothic"/>
         </w:rPr>
         <w:lastRenderedPageBreak/>
-        <w:t>di configurare il veicolo passo dopo passo (es. .</w:t>
+        <w:t>di configurare il veicolo passo dopo passo (</w:t>
+      </w:r>
+      <w:proofErr w:type="gramStart"/>
+      <w:r>
+        <w:rPr>
+          <w:rFonts w:ascii="Century Gothic" w:hAnsi="Century Gothic"/>
+        </w:rPr>
+        <w:t>es. .</w:t>
       </w:r>
       <w:proofErr w:type="spellStart"/>
       <w:r>
@@ -20619,11 +22174,40 @@
         <w:t>diMarca</w:t>
       </w:r>
       <w:proofErr w:type="spellEnd"/>
-      <w:r>
-        <w:rPr>
-          <w:rFonts w:ascii="Century Gothic" w:hAnsi="Century Gothic"/>
-        </w:rPr>
-        <w:t>("Fiat").modello("Panda")). Il pattern ritarda la creazione dell'oggetto finale fino alla chiamata del metodo build(), all'interno del quale vengono concentrate tutte le validazioni formali (es. obbligatorietà della marca o validità dell'anno di immatricolazione), impedendo la creazione di veicoli in uno stato inconsistente.</w:t>
+      <w:proofErr w:type="gramEnd"/>
+      <w:r>
+        <w:rPr>
+          <w:rFonts w:ascii="Century Gothic" w:hAnsi="Century Gothic"/>
+        </w:rPr>
+        <w:t>("Fiat"</w:t>
+      </w:r>
+      <w:proofErr w:type="gramStart"/>
+      <w:r>
+        <w:rPr>
+          <w:rFonts w:ascii="Century Gothic" w:hAnsi="Century Gothic"/>
+        </w:rPr>
+        <w:t>).modello</w:t>
+      </w:r>
+      <w:proofErr w:type="gramEnd"/>
+      <w:r>
+        <w:rPr>
+          <w:rFonts w:ascii="Century Gothic" w:hAnsi="Century Gothic"/>
+        </w:rPr>
+        <w:t xml:space="preserve">("Panda")). Il pattern ritarda la creazione dell'oggetto finale fino alla chiamata del metodo </w:t>
+      </w:r>
+      <w:proofErr w:type="gramStart"/>
+      <w:r>
+        <w:rPr>
+          <w:rFonts w:ascii="Century Gothic" w:hAnsi="Century Gothic"/>
+        </w:rPr>
+        <w:t>build(</w:t>
+      </w:r>
+      <w:proofErr w:type="gramEnd"/>
+      <w:r>
+        <w:rPr>
+          <w:rFonts w:ascii="Century Gothic" w:hAnsi="Century Gothic"/>
+        </w:rPr>
+        <w:t>), all'interno del quale vengono concentrate tutte le validazioni formali (es. obbligatorietà della marca o validità dell'anno di immatricolazione), impedendo la creazione di veicoli in uno stato inconsistente.</w:t>
       </w:r>
     </w:p>
     <w:p>
@@ -20788,9 +22372,38 @@
         <w:rPr>
           <w:rFonts w:ascii="Century Gothic" w:hAnsi="Century Gothic"/>
         </w:rPr>
-        <w:t xml:space="preserve"> definisce le azioni possibili (es. noleggia(), restituisci(), </w:t>
+        <w:t xml:space="preserve"> definisce le azioni possibili (es. </w:t>
+      </w:r>
+      <w:proofErr w:type="gramStart"/>
+      <w:r>
+        <w:rPr>
+          <w:rFonts w:ascii="Century Gothic" w:hAnsi="Century Gothic"/>
+        </w:rPr>
+        <w:t>noleggia(</w:t>
+      </w:r>
+      <w:proofErr w:type="gramEnd"/>
+      <w:r>
+        <w:rPr>
+          <w:rFonts w:ascii="Century Gothic" w:hAnsi="Century Gothic"/>
+        </w:rPr>
+        <w:t xml:space="preserve">), </w:t>
+      </w:r>
+      <w:proofErr w:type="gramStart"/>
+      <w:r>
+        <w:rPr>
+          <w:rFonts w:ascii="Century Gothic" w:hAnsi="Century Gothic"/>
+        </w:rPr>
+        <w:t>restituisci(</w:t>
+      </w:r>
+      <w:proofErr w:type="gramEnd"/>
+      <w:r>
+        <w:rPr>
+          <w:rFonts w:ascii="Century Gothic" w:hAnsi="Century Gothic"/>
+        </w:rPr>
+        <w:t xml:space="preserve">), </w:t>
       </w:r>
       <w:proofErr w:type="spellStart"/>
+      <w:proofErr w:type="gramStart"/>
       <w:r>
         <w:rPr>
           <w:rFonts w:ascii="Century Gothic" w:hAnsi="Century Gothic"/>
@@ -20802,7 +22415,14 @@
         <w:rPr>
           <w:rFonts w:ascii="Century Gothic" w:hAnsi="Century Gothic"/>
         </w:rPr>
-        <w:t xml:space="preserve">()). Gli stati concreti (es. </w:t>
+        <w:t>(</w:t>
+      </w:r>
+      <w:proofErr w:type="gramEnd"/>
+      <w:r>
+        <w:rPr>
+          <w:rFonts w:ascii="Century Gothic" w:hAnsi="Century Gothic"/>
+        </w:rPr>
+        <w:t xml:space="preserve">)). Gli stati concreti (es. </w:t>
       </w:r>
       <w:proofErr w:type="spellStart"/>
       <w:r>
@@ -22431,7 +24051,29 @@
           <w:lang w:eastAsia="it-IT"/>
           <w14:ligatures w14:val="none"/>
         </w:rPr>
-        <w:t xml:space="preserve"> Questi test garantiscono l'integrità del database degli utenti e il corretto funzionamento delle logiche di sicurezza (come la validazione dell'email o il blocco di utenti duplicati).</w:t>
+        <w:t xml:space="preserve"> Questi test garantiscono l'integrità del database degli utenti e il corretto funzionamento delle logiche di sicurezza (come la validazione </w:t>
+      </w:r>
+      <w:proofErr w:type="gramStart"/>
+      <w:r>
+        <w:rPr>
+          <w:rFonts w:ascii="Century Gothic" w:eastAsia="Times New Roman" w:hAnsi="Century Gothic" w:cs="Arial"/>
+          <w:color w:val="1F1F1F"/>
+          <w:kern w:val="0"/>
+          <w:lang w:eastAsia="it-IT"/>
+          <w14:ligatures w14:val="none"/>
+        </w:rPr>
+        <w:t>dell'email</w:t>
+      </w:r>
+      <w:proofErr w:type="gramEnd"/>
+      <w:r>
+        <w:rPr>
+          <w:rFonts w:ascii="Century Gothic" w:eastAsia="Times New Roman" w:hAnsi="Century Gothic" w:cs="Arial"/>
+          <w:color w:val="1F1F1F"/>
+          <w:kern w:val="0"/>
+          <w:lang w:eastAsia="it-IT"/>
+          <w14:ligatures w14:val="none"/>
+        </w:rPr>
+        <w:t xml:space="preserve"> o il blocco di utenti duplicati).</w:t>
       </w:r>
     </w:p>
     <w:p>
@@ -22622,7 +24264,29 @@
           <w:lang w:eastAsia="it-IT"/>
           <w14:ligatures w14:val="none"/>
         </w:rPr>
-        <w:t xml:space="preserve"> Il test garantisce che un tentativo di registrazione con un'email già presente nel sistema venga respinto (</w:t>
+        <w:t xml:space="preserve"> Il test garantisce che un tentativo di registrazione con </w:t>
+      </w:r>
+      <w:proofErr w:type="gramStart"/>
+      <w:r>
+        <w:rPr>
+          <w:rFonts w:ascii="Century Gothic" w:eastAsia="Times New Roman" w:hAnsi="Century Gothic" w:cs="Arial"/>
+          <w:color w:val="1F1F1F"/>
+          <w:kern w:val="0"/>
+          <w:lang w:eastAsia="it-IT"/>
+          <w14:ligatures w14:val="none"/>
+        </w:rPr>
+        <w:t>un'email</w:t>
+      </w:r>
+      <w:proofErr w:type="gramEnd"/>
+      <w:r>
+        <w:rPr>
+          <w:rFonts w:ascii="Century Gothic" w:eastAsia="Times New Roman" w:hAnsi="Century Gothic" w:cs="Arial"/>
+          <w:color w:val="1F1F1F"/>
+          <w:kern w:val="0"/>
+          <w:lang w:eastAsia="it-IT"/>
+          <w14:ligatures w14:val="none"/>
+        </w:rPr>
+        <w:t xml:space="preserve"> già presente nel sistema venga respinto (</w:t>
       </w:r>
       <w:proofErr w:type="spellStart"/>
       <w:r>
@@ -39063,6 +40727,7 @@
   <w:style w:type="character" w:default="1" w:styleId="Carpredefinitoparagrafo">
     <w:name w:val="Default Paragraph Font"/>
     <w:uiPriority w:val="1"/>
+    <w:semiHidden/>
     <w:unhideWhenUsed/>
   </w:style>
   <w:style w:type="table" w:default="1" w:styleId="Tabellanormale">
